--- a/docs/scout-documentation.docx
+++ b/docs/scout-documentation.docx
@@ -78,7 +78,7 @@
         </w:rPr>
         <w:t xml:space="preserve">Стенд: </w:t>
       </w:r>
-      <w:hyperlink w:history="1" r:id="rIdaimgb5hj6suitemrb38iu">
+      <w:hyperlink w:history="1" r:id="rIdxhh_pyumbjecjv1zmbohu">
         <w:r>
           <w:rPr>
             <w:color w:val="402FFF"/>
@@ -102,7 +102,7 @@
         </w:rPr>
         <w:t xml:space="preserve">Репозиторий: </w:t>
       </w:r>
-      <w:hyperlink w:history="1" r:id="rId-phyqq_0jyjb49i9jkjuz">
+      <w:hyperlink w:history="1" r:id="rIdwnbt299ofufrcrlta8nfc">
         <w:r>
           <w:rPr>
             <w:color w:val="402FFF"/>
@@ -902,7 +902,7 @@
         <w:t xml:space="preserve">,
 затем </w:t>
       </w:r>
-      <w:hyperlink w:history="1" r:id="rIdfg1opacphut7pyteqklgv">
+      <w:hyperlink w:history="1" r:id="rIds57jswgnoyc6qjgcj9eck">
         <w:r>
           <w:rPr>
             <w:color w:val="402FFF"/>
@@ -1082,7 +1082,7 @@
       <w:r>
         <w:t xml:space="preserve">API: </w:t>
       </w:r>
-      <w:hyperlink w:history="1" r:id="rIdq0glplbvo2b2rpzpzww89">
+      <w:hyperlink w:history="1" r:id="rIddzzfn-3be02tnbw6fjtez">
         <w:r>
           <w:rPr>
             <w:color w:val="402FFF"/>
@@ -1094,7 +1094,7 @@
       <w:r>
         <w:t xml:space="preserve">, Keycloak: </w:t>
       </w:r>
-      <w:hyperlink w:history="1" r:id="rIdhg1ass0sz8fdohxf4tncs">
+      <w:hyperlink w:history="1" r:id="rId4gzqqbzqdytwvoguru38d">
         <w:r>
           <w:rPr>
             <w:color w:val="402FFF"/>
@@ -1107,7 +1107,7 @@
         <w:t xml:space="preserve">,
 Mailpit: </w:t>
       </w:r>
-      <w:hyperlink w:history="1" r:id="rId4rngond1sr8yq44n46wnj">
+      <w:hyperlink w:history="1" r:id="rId_xrzw176frknz3fcbwtmv">
         <w:r>
           <w:rPr>
             <w:color w:val="402FFF"/>
@@ -1119,7 +1119,7 @@
       <w:r>
         <w:t xml:space="preserve">. Frontend включён в Compose на </w:t>
       </w:r>
-      <w:hyperlink w:history="1" r:id="rIdmibxuh_abplzkk49rtexr">
+      <w:hyperlink w:history="1" r:id="rIdswhlqk629porl4reonlr0">
         <w:r>
           <w:rPr>
             <w:color w:val="402FFF"/>
@@ -1280,7 +1280,7 @@
       <w:r>
         <w:t xml:space="preserve">Откройте </w:t>
       </w:r>
-      <w:hyperlink w:history="1" r:id="rId_byxwwlt942p0l4f3hhkg">
+      <w:hyperlink w:history="1" r:id="rId5w4dnp_xmwgiqvgauynry">
         <w:r>
           <w:rPr>
             <w:color w:val="402FFF"/>
@@ -1293,7 +1293,7 @@
         <w:t xml:space="preserve">. Команда dev:real работает на Windows и включает реальный API и OIDC.
 Регистрация создаёт кандидата; письмо подтверждения доступно в Mailpit на </w:t>
       </w:r>
-      <w:hyperlink w:history="1" r:id="rIdw8iolzrowqcbpju4sxbf2">
+      <w:hyperlink w:history="1" r:id="rId2kyia4wjbc9hvhd_e-tli">
         <w:r>
           <w:rPr>
             <w:color w:val="402FFF"/>
@@ -2024,6 +2024,658 @@
 Свободные поля опыта очищаются от известных контактов и типовых форматов.
 Это уменьшает риск утечки, но требует дополнительных интеграционных
 проверок, включая косвенные признаки личности в свободном тексте.</w:t>
+      </w:r>
+    </w:p>
+    <w:p>
+      <w:r>
+        <w:br w:type="page"/>
+      </w:r>
+    </w:p>
+    <w:p>
+      <w:pPr>
+        <w:pStyle w:val="Heading1"/>
+        <w:keepNext/>
+      </w:pPr>
+      <w:r>
+        <w:t xml:space="preserve">Интеграция с реестром ФСП</w:t>
+      </w:r>
+    </w:p>
+    <w:p>
+      <w:pPr>
+        <w:spacing w:after="120"/>
+      </w:pPr>
+      <w:r>
+        <w:t xml:space="preserve">Реальный API ФСП организаторы не предоставили. В прототипе работает локальный реестр участников
+с тем же контрактом, что предлагается для боевой интеграции: привязка ФСП ID к профилю, подписанные
+события о достижениях и их учёт в подборе. Демонстрационные достижения синтетические и так помечены.</w:t>
+      </w:r>
+    </w:p>
+    <w:p>
+      <w:pPr>
+        <w:pStyle w:val="Heading2"/>
+        <w:keepNext/>
+      </w:pPr>
+      <w:r>
+        <w:t xml:space="preserve">Схема</w:t>
+      </w:r>
+    </w:p>
+    <w:p>
+      <w:pPr>
+        <w:shd w:fill="F4F4F6" w:color="auto" w:val="clear"/>
+        <w:spacing w:after="0" w:before="60" w:line="240"/>
+        <w:ind w:left="120" w:right="120"/>
+      </w:pPr>
+      <w:r>
+        <w:rPr>
+          <w:rFonts w:ascii="Courier New" w:cs="Courier New" w:eastAsia="Courier New" w:hAnsi="Courier New"/>
+          <w:sz w:val="17"/>
+          <w:szCs w:val="17"/>
+        </w:rPr>
+        <w:t xml:space="preserve"> Реестр ФСП                         Скаут                                   Кандидат</w:t>
+      </w:r>
+    </w:p>
+    <w:p>
+      <w:pPr>
+        <w:shd w:fill="F4F4F6" w:color="auto" w:val="clear"/>
+        <w:spacing w:after="0" w:before="0" w:line="240"/>
+        <w:ind w:left="120" w:right="120"/>
+      </w:pPr>
+      <w:r>
+        <w:rPr>
+          <w:rFonts w:ascii="Courier New" w:cs="Courier New" w:eastAsia="Courier New" w:hAnsi="Courier New"/>
+          <w:sz w:val="17"/>
+          <w:szCs w:val="17"/>
+        </w:rPr>
+        <w:t xml:space="preserve"> ──────────                         ─────                                   ────────</w:t>
+      </w:r>
+    </w:p>
+    <w:p>
+      <w:pPr>
+        <w:shd w:fill="F4F4F6" w:color="auto" w:val="clear"/>
+        <w:spacing w:after="0" w:before="0" w:line="240"/>
+        <w:ind w:left="120" w:right="120"/>
+      </w:pPr>
+      <w:r>
+        <w:rPr>
+          <w:rFonts w:ascii="Courier New" w:cs="Courier New" w:eastAsia="Courier New" w:hAnsi="Courier New"/>
+          <w:sz w:val="17"/>
+          <w:szCs w:val="17"/>
+        </w:rPr>
+        <w:t xml:space="preserve">                                                                  согласие fsp_data</w:t>
+      </w:r>
+    </w:p>
+    <w:p>
+      <w:pPr>
+        <w:shd w:fill="F4F4F6" w:color="auto" w:val="clear"/>
+        <w:spacing w:after="0" w:before="0" w:line="240"/>
+        <w:ind w:left="120" w:right="120"/>
+      </w:pPr>
+      <w:r>
+        <w:rPr>
+          <w:rFonts w:ascii="Courier New" w:cs="Courier New" w:eastAsia="Courier New" w:hAnsi="Courier New"/>
+          <w:sz w:val="17"/>
+          <w:szCs w:val="17"/>
+        </w:rPr>
+        <w:t xml:space="preserve">                                                                  ФСП ID в разделе «ФСП»</w:t>
+      </w:r>
+    </w:p>
+    <w:p>
+      <w:pPr>
+        <w:shd w:fill="F4F4F6" w:color="auto" w:val="clear"/>
+        <w:spacing w:after="0" w:before="0" w:line="240"/>
+        <w:ind w:left="120" w:right="120"/>
+      </w:pPr>
+      <w:r>
+        <w:rPr>
+          <w:rFonts w:ascii="Courier New" w:cs="Courier New" w:eastAsia="Courier New" w:hAnsi="Courier New"/>
+          <w:sz w:val="17"/>
+          <w:szCs w:val="17"/>
+        </w:rPr>
+        <w:t xml:space="preserve">                                    POST /api/v1/me/fsp/link  ◄────────────┘</w:t>
+      </w:r>
+    </w:p>
+    <w:p>
+      <w:pPr>
+        <w:shd w:fill="F4F4F6" w:color="auto" w:val="clear"/>
+        <w:spacing w:after="0" w:before="0" w:line="240"/>
+        <w:ind w:left="120" w:right="120"/>
+      </w:pPr>
+      <w:r>
+        <w:rPr>
+          <w:rFonts w:ascii="Courier New" w:cs="Courier New" w:eastAsia="Courier New" w:hAnsi="Courier New"/>
+          <w:sz w:val="17"/>
+          <w:szCs w:val="17"/>
+        </w:rPr>
+        <w:t xml:space="preserve">                                    1. есть согласие fsp_data?</w:t>
+      </w:r>
+    </w:p>
+    <w:p>
+      <w:pPr>
+        <w:shd w:fill="F4F4F6" w:color="auto" w:val="clear"/>
+        <w:spacing w:after="0" w:before="0" w:line="240"/>
+        <w:ind w:left="120" w:right="120"/>
+      </w:pPr>
+      <w:r>
+        <w:rPr>
+          <w:rFonts w:ascii="Courier New" w:cs="Courier New" w:eastAsia="Courier New" w:hAnsi="Courier New"/>
+          <w:sz w:val="17"/>
+          <w:szCs w:val="17"/>
+        </w:rPr>
+        <w:t xml:space="preserve">                                    2. участник найден и ownerSubject = sub токена Keycloak?</w:t>
+      </w:r>
+    </w:p>
+    <w:p>
+      <w:pPr>
+        <w:shd w:fill="F4F4F6" w:color="auto" w:val="clear"/>
+        <w:spacing w:after="0" w:before="0" w:line="240"/>
+        <w:ind w:left="120" w:right="120"/>
+      </w:pPr>
+      <w:r>
+        <w:rPr>
+          <w:rFonts w:ascii="Courier New" w:cs="Courier New" w:eastAsia="Courier New" w:hAnsi="Courier New"/>
+          <w:sz w:val="17"/>
+          <w:szCs w:val="17"/>
+        </w:rPr>
+        <w:t xml:space="preserve">                                    3. ФСП ID ещё не привязан к другому профилю?</w:t>
+      </w:r>
+    </w:p>
+    <w:p>
+      <w:pPr>
+        <w:shd w:fill="F4F4F6" w:color="auto" w:val="clear"/>
+        <w:spacing w:after="0" w:before="0" w:line="240"/>
+        <w:ind w:left="120" w:right="120"/>
+      </w:pPr>
+      <w:r>
+        <w:rPr>
+          <w:rFonts w:ascii="Courier New" w:cs="Courier New" w:eastAsia="Courier New" w:hAnsi="Courier New"/>
+          <w:sz w:val="17"/>
+          <w:szCs w:val="17"/>
+        </w:rPr>
+        <w:t xml:space="preserve">                                    → FspLink: профиль ↔ участник реестра</w:t>
+      </w:r>
+    </w:p>
+    <w:p>
+      <w:pPr>
+        <w:shd w:fill="F4F4F6" w:color="auto" w:val="clear"/>
+        <w:spacing w:after="0" w:before="0" w:line="240"/>
+        <w:ind w:left="120" w:right="120"/>
+      </w:pPr>
+      <w:r>
+        <w:rPr>
+          <w:rFonts w:ascii="Courier New" w:cs="Courier New" w:eastAsia="Courier New" w:hAnsi="Courier New"/>
+          <w:sz w:val="17"/>
+          <w:szCs w:val="17"/>
+        </w:rPr>
+        <w:t xml:space="preserve"> </w:t>
+      </w:r>
+    </w:p>
+    <w:p>
+      <w:pPr>
+        <w:shd w:fill="F4F4F6" w:color="auto" w:val="clear"/>
+        <w:spacing w:after="0" w:before="0" w:line="240"/>
+        <w:ind w:left="120" w:right="120"/>
+      </w:pPr>
+      <w:r>
+        <w:rPr>
+          <w:rFonts w:ascii="Courier New" w:cs="Courier New" w:eastAsia="Courier New" w:hAnsi="Courier New"/>
+          <w:sz w:val="17"/>
+          <w:szCs w:val="17"/>
+        </w:rPr>
+        <w:t xml:space="preserve"> событие achievement.created</w:t>
+      </w:r>
+    </w:p>
+    <w:p>
+      <w:pPr>
+        <w:shd w:fill="F4F4F6" w:color="auto" w:val="clear"/>
+        <w:spacing w:after="0" w:before="0" w:line="240"/>
+        <w:ind w:left="120" w:right="120"/>
+      </w:pPr>
+      <w:r>
+        <w:rPr>
+          <w:rFonts w:ascii="Courier New" w:cs="Courier New" w:eastAsia="Courier New" w:hAnsi="Courier New"/>
+          <w:sz w:val="17"/>
+          <w:szCs w:val="17"/>
+        </w:rPr>
+        <w:t xml:space="preserve"> X-FSP-Signature: HMAC-SHA256 ────► POST /api/v1/webhooks/fsp</w:t>
+      </w:r>
+    </w:p>
+    <w:p>
+      <w:pPr>
+        <w:shd w:fill="F4F4F6" w:color="auto" w:val="clear"/>
+        <w:spacing w:after="0" w:before="0" w:line="240"/>
+        <w:ind w:left="120" w:right="120"/>
+      </w:pPr>
+      <w:r>
+        <w:rPr>
+          <w:rFonts w:ascii="Courier New" w:cs="Courier New" w:eastAsia="Courier New" w:hAnsi="Courier New"/>
+          <w:sz w:val="17"/>
+          <w:szCs w:val="17"/>
+        </w:rPr>
+        <w:t xml:space="preserve"> исходного тела                     4. подпись проверяется до записи данных</w:t>
+      </w:r>
+    </w:p>
+    <w:p>
+      <w:pPr>
+        <w:shd w:fill="F4F4F6" w:color="auto" w:val="clear"/>
+        <w:spacing w:after="0" w:before="0" w:line="240"/>
+        <w:ind w:left="120" w:right="120"/>
+      </w:pPr>
+      <w:r>
+        <w:rPr>
+          <w:rFonts w:ascii="Courier New" w:cs="Courier New" w:eastAsia="Courier New" w:hAnsi="Courier New"/>
+          <w:sz w:val="17"/>
+          <w:szCs w:val="17"/>
+        </w:rPr>
+        <w:t xml:space="preserve">                                    5. срок: не старше суток, не дальше 5 минут в будущем</w:t>
+      </w:r>
+    </w:p>
+    <w:p>
+      <w:pPr>
+        <w:shd w:fill="F4F4F6" w:color="auto" w:val="clear"/>
+        <w:spacing w:after="0" w:before="0" w:line="240"/>
+        <w:ind w:left="120" w:right="120"/>
+      </w:pPr>
+      <w:r>
+        <w:rPr>
+          <w:rFonts w:ascii="Courier New" w:cs="Courier New" w:eastAsia="Courier New" w:hAnsi="Courier New"/>
+          <w:sz w:val="17"/>
+          <w:szCs w:val="17"/>
+        </w:rPr>
+        <w:t xml:space="preserve">                                    6. хеш тела в WebhookReceipt: повтор не создаёт дубль,</w:t>
+      </w:r>
+    </w:p>
+    <w:p>
+      <w:pPr>
+        <w:shd w:fill="F4F4F6" w:color="auto" w:val="clear"/>
+        <w:spacing w:after="0" w:before="0" w:line="240"/>
+        <w:ind w:left="120" w:right="120"/>
+      </w:pPr>
+      <w:r>
+        <w:rPr>
+          <w:rFonts w:ascii="Courier New" w:cs="Courier New" w:eastAsia="Courier New" w:hAnsi="Courier New"/>
+          <w:sz w:val="17"/>
+          <w:szCs w:val="17"/>
+        </w:rPr>
+        <w:t xml:space="preserve">                                       тот же id с другим содержимым отклоняется</w:t>
+      </w:r>
+    </w:p>
+    <w:p>
+      <w:pPr>
+        <w:shd w:fill="F4F4F6" w:color="auto" w:val="clear"/>
+        <w:spacing w:after="0" w:before="0" w:line="240"/>
+        <w:ind w:left="120" w:right="120"/>
+      </w:pPr>
+      <w:r>
+        <w:rPr>
+          <w:rFonts w:ascii="Courier New" w:cs="Courier New" w:eastAsia="Courier New" w:hAnsi="Courier New"/>
+          <w:sz w:val="17"/>
+          <w:szCs w:val="17"/>
+        </w:rPr>
+        <w:t xml:space="preserve">                                    7. достижение и профиль меняются одной транзакцией</w:t>
+      </w:r>
+    </w:p>
+    <w:p>
+      <w:pPr>
+        <w:shd w:fill="F4F4F6" w:color="auto" w:val="clear"/>
+        <w:spacing w:after="0" w:before="0" w:line="240"/>
+        <w:ind w:left="120" w:right="120"/>
+      </w:pPr>
+      <w:r>
+        <w:rPr>
+          <w:rFonts w:ascii="Courier New" w:cs="Courier New" w:eastAsia="Courier New" w:hAnsi="Courier New"/>
+          <w:sz w:val="17"/>
+          <w:szCs w:val="17"/>
+        </w:rPr>
+        <w:t xml:space="preserve"> </w:t>
+      </w:r>
+    </w:p>
+    <w:p>
+      <w:pPr>
+        <w:shd w:fill="F4F4F6" w:color="auto" w:val="clear"/>
+        <w:spacing w:after="0" w:before="0" w:line="240"/>
+        <w:ind w:left="120" w:right="120"/>
+      </w:pPr>
+      <w:r>
+        <w:rPr>
+          <w:rFonts w:ascii="Courier New" w:cs="Courier New" w:eastAsia="Courier New" w:hAnsi="Courier New"/>
+          <w:sz w:val="17"/>
+          <w:szCs w:val="17"/>
+        </w:rPr>
+        <w:t xml:space="preserve">                                    Подбор: бонус ФСП 0–15 к силе профиля, только по</w:t>
+      </w:r>
+    </w:p>
+    <w:p>
+      <w:pPr>
+        <w:shd w:fill="F4F4F6" w:color="auto" w:val="clear"/>
+        <w:spacing w:after="0" w:before="0" w:line="240"/>
+        <w:ind w:left="120" w:right="120"/>
+      </w:pPr>
+      <w:r>
+        <w:rPr>
+          <w:rFonts w:ascii="Courier New" w:cs="Courier New" w:eastAsia="Courier New" w:hAnsi="Courier New"/>
+          <w:sz w:val="17"/>
+          <w:szCs w:val="17"/>
+        </w:rPr>
+        <w:t xml:space="preserve">                                    проверенным достижениям и при действующем согласии;</w:t>
+      </w:r>
+    </w:p>
+    <w:p>
+      <w:pPr>
+        <w:shd w:fill="F4F4F6" w:color="auto" w:val="clear"/>
+        <w:spacing w:after="0" w:before="0" w:line="240"/>
+        <w:ind w:left="120" w:right="120"/>
+      </w:pPr>
+      <w:r>
+        <w:rPr>
+          <w:rFonts w:ascii="Courier New" w:cs="Courier New" w:eastAsia="Courier New" w:hAnsi="Courier New"/>
+          <w:sz w:val="17"/>
+          <w:szCs w:val="17"/>
+        </w:rPr>
+        <w:t xml:space="preserve">                                    в объяснении выдачи отдельный фактор</w:t>
+      </w:r>
+    </w:p>
+    <w:p>
+      <w:pPr>
+        <w:shd w:fill="F4F4F6" w:color="auto" w:val="clear"/>
+        <w:spacing w:after="140" w:before="0" w:line="240"/>
+        <w:ind w:left="120" w:right="120"/>
+      </w:pPr>
+      <w:r>
+        <w:rPr>
+          <w:rFonts w:ascii="Courier New" w:cs="Courier New" w:eastAsia="Courier New" w:hAnsi="Courier New"/>
+          <w:sz w:val="17"/>
+          <w:szCs w:val="17"/>
+        </w:rPr>
+        <w:t xml:space="preserve">                                    «Подтверждённые достижения ФСП»</w:t>
+      </w:r>
+    </w:p>
+    <w:p>
+      <w:pPr>
+        <w:pStyle w:val="Heading2"/>
+        <w:keepNext/>
+      </w:pPr>
+      <w:r>
+        <w:t xml:space="preserve">Что учитывается</w:t>
+      </w:r>
+    </w:p>
+    <w:p>
+      <w:pPr>
+        <w:pStyle w:val="ListParagraph"/>
+        <w:numPr>
+          <w:ilvl w:val="0"/>
+          <w:numId w:val="3"/>
+        </w:numPr>
+        <w:spacing w:after="60"/>
+      </w:pPr>
+      <w:r>
+        <w:rPr>
+          <w:b/>
+          <w:bCs/>
+        </w:rPr>
+        <w:t xml:space="preserve">Без истории ФСП нет штрафа.</w:t>
+      </w:r>
+      <w:r>
+        <w:t xml:space="preserve"> Индекс и бонус равны 0, кандидат ранжируется по тесту и навыкам,
+в карточке пометка «Нет истории ФСП».</w:t>
+      </w:r>
+    </w:p>
+    <w:p>
+      <w:pPr>
+        <w:pStyle w:val="ListParagraph"/>
+        <w:numPr>
+          <w:ilvl w:val="0"/>
+          <w:numId w:val="3"/>
+        </w:numPr>
+        <w:spacing w:after="60"/>
+      </w:pPr>
+      <w:r>
+        <w:rPr>
+          <w:b/>
+          <w:bCs/>
+        </w:rPr>
+        <w:t xml:space="preserve">Грейд ФСП не меняет.</w:t>
+      </w:r>
+      <w:r>
+        <w:t xml:space="preserve"> Категорию подтверждает только тест; достижения поднимают кандидата
+внутри категории.</w:t>
+      </w:r>
+    </w:p>
+    <w:p>
+      <w:pPr>
+        <w:pStyle w:val="ListParagraph"/>
+        <w:numPr>
+          <w:ilvl w:val="0"/>
+          <w:numId w:val="3"/>
+        </w:numPr>
+        <w:spacing w:after="60"/>
+      </w:pPr>
+      <w:r>
+        <w:rPr>
+          <w:b/>
+          <w:bCs/>
+        </w:rPr>
+        <w:t xml:space="preserve">Согласие отзывается.</w:t>
+      </w:r>
+      <w:r>
+        <w:t xml:space="preserve"> Отзыв </w:t>
+      </w:r>
+      <w:r>
+        <w:rPr>
+          <w:shd w:fill="F1F1F4" w:color="auto" w:val="clear"/>
+        </w:rPr>
+        <w:t xml:space="preserve">fsp_data</w:t>
+      </w:r>
+      <w:r>
+        <w:t xml:space="preserve"> удаляет связь и копию достижений из профиля.</w:t>
+      </w:r>
+    </w:p>
+    <w:p>
+      <w:pPr>
+        <w:pStyle w:val="ListParagraph"/>
+        <w:numPr>
+          <w:ilvl w:val="0"/>
+          <w:numId w:val="3"/>
+        </w:numPr>
+        <w:spacing w:after="60"/>
+      </w:pPr>
+      <w:r>
+        <w:rPr>
+          <w:b/>
+          <w:bCs/>
+        </w:rPr>
+        <w:t xml:space="preserve">Владение доказывается, а не заявляется.</w:t>
+      </w:r>
+      <w:r>
+        <w:t xml:space="preserve"> Ввести чужой ФСП ID нельзя: привязка проходит только
+при совпадении владельца участника с проверенным </w:t>
+      </w:r>
+      <w:r>
+        <w:rPr>
+          <w:shd w:fill="F1F1F4" w:color="auto" w:val="clear"/>
+        </w:rPr>
+        <w:t xml:space="preserve">sub</w:t>
+      </w:r>
+      <w:r>
+        <w:t xml:space="preserve"> OIDC-токена.</w:t>
+      </w:r>
+    </w:p>
+    <w:p>
+      <w:pPr>
+        <w:pStyle w:val="Heading2"/>
+        <w:keepNext/>
+      </w:pPr>
+      <w:r>
+        <w:t xml:space="preserve">Сейчас в прототипе</w:t>
+      </w:r>
+    </w:p>
+    <w:p>
+      <w:pPr>
+        <w:spacing w:after="120"/>
+      </w:pPr>
+      <w:r>
+        <w:t xml:space="preserve">Владельца участника и его достижения задаёт оператор через CLI с доступом к БД
+(</w:t>
+      </w:r>
+      <w:r>
+        <w:rPr>
+          <w:shd w:fill="F1F1F4" w:color="auto" w:val="clear"/>
+        </w:rPr>
+        <w:t xml:space="preserve">achievements.json</w:t>
+      </w:r>
+      <w:r>
+        <w:t xml:space="preserve"> — массив достижений по схеме API; без файла создаётся участник без истории):</w:t>
+      </w:r>
+    </w:p>
+    <w:p>
+      <w:pPr>
+        <w:shd w:fill="F4F4F6" w:color="auto" w:val="clear"/>
+        <w:spacing w:after="140" w:before="60" w:line="240"/>
+        <w:ind w:left="120" w:right="120"/>
+      </w:pPr>
+      <w:r>
+        <w:rPr>
+          <w:rFonts w:ascii="Courier New" w:cs="Courier New" w:eastAsia="Courier New" w:hAnsi="Courier New"/>
+          <w:sz w:val="17"/>
+          <w:szCs w:val="17"/>
+        </w:rPr>
+        <w:t xml:space="preserve">node --env-file=.env --import tsx scripts/provision-fsp.ts --subject KEYCLOAK_USER_UUID --fsp-id FSP-77-000001 --achievements achievements.json</w:t>
+      </w:r>
+    </w:p>
+    <w:p>
+      <w:pPr>
+        <w:spacing w:after="120"/>
+      </w:pPr>
+      <w:r>
+        <w:t xml:space="preserve">Вебхук </w:t>
+      </w:r>
+      <w:r>
+        <w:rPr>
+          <w:shd w:fill="F1F1F4" w:color="auto" w:val="clear"/>
+        </w:rPr>
+        <w:t xml:space="preserve">POST /api/v1/webhooks/fsp</w:t>
+      </w:r>
+      <w:r>
+        <w:t xml:space="preserve"> принимает </w:t>
+      </w:r>
+      <w:r>
+        <w:rPr>
+          <w:shd w:fill="F1F1F4" w:color="auto" w:val="clear"/>
+        </w:rPr>
+        <w:t xml:space="preserve">achievement.created</w:t>
+      </w:r>
+      <w:r>
+        <w:t xml:space="preserve">. Подпись — hex HMAC-SHA256
+  исходных байтов тела с секретом </w:t>
+      </w:r>
+      <w:r>
+        <w:rPr>
+          <w:shd w:fill="F1F1F4" w:color="auto" w:val="clear"/>
+        </w:rPr>
+        <w:t xml:space="preserve">FSP_WEBHOOK_SECRET</w:t>
+      </w:r>
+      <w:r>
+        <w:t xml:space="preserve"> (не короче 32 символов), допускается префикс
+  </w:t>
+      </w:r>
+      <w:r>
+        <w:rPr>
+          <w:shd w:fill="F1F1F4" w:color="auto" w:val="clear"/>
+        </w:rPr>
+        <w:t xml:space="preserve">sha256=</w:t>
+      </w:r>
+      <w:r>
+        <w:t xml:space="preserve">. Секрет подписи не даёт права создавать владельцев участников.</w:t>
+      </w:r>
+    </w:p>
+    <w:p>
+      <w:pPr>
+        <w:pStyle w:val="Heading2"/>
+        <w:keepNext/>
+      </w:pPr>
+      <w:r>
+        <w:t xml:space="preserve">Что нужно от ФСП для боевой интеграции</w:t>
+      </w:r>
+    </w:p>
+    <w:p>
+      <w:pPr>
+        <w:pStyle w:val="ListParagraph"/>
+        <w:numPr>
+          <w:ilvl w:val="0"/>
+          <w:numId w:val="5"/>
+        </w:numPr>
+        <w:spacing w:after="60"/>
+      </w:pPr>
+      <w:r>
+        <w:rPr>
+          <w:b/>
+          <w:bCs/>
+        </w:rPr>
+        <w:t xml:space="preserve">ФСП ID как провайдер входа в Keycloak.</w:t>
+      </w:r>
+      <w:r>
+        <w:t xml:space="preserve"> Привязка по клиентскому account linking
+(</w:t>
+      </w:r>
+      <w:r>
+        <w:rPr>
+          <w:shd w:fill="F1F1F4" w:color="auto" w:val="clear"/>
+        </w:rPr>
+        <w:t xml:space="preserve">kc_action=idp_link</w:t>
+      </w:r>
+      <w:r>
+        <w:t xml:space="preserve">) уже заложена во фронтенде; операторский шаг CLI заменяется доказательством
+владения от доверенного IdP ФСП.</w:t>
+      </w:r>
+    </w:p>
+    <w:p>
+      <w:pPr>
+        <w:pStyle w:val="ListParagraph"/>
+        <w:numPr>
+          <w:ilvl w:val="0"/>
+          <w:numId w:val="5"/>
+        </w:numPr>
+        <w:spacing w:after="60"/>
+      </w:pPr>
+      <w:r>
+        <w:rPr>
+          <w:b/>
+          <w:bCs/>
+        </w:rPr>
+        <w:t xml:space="preserve">Поток событий реестра.</w:t>
+      </w:r>
+      <w:r>
+        <w:t xml:space="preserve"> Отправка </w:t>
+      </w:r>
+      <w:r>
+        <w:rPr>
+          <w:shd w:fill="F1F1F4" w:color="auto" w:val="clear"/>
+        </w:rPr>
+        <w:t xml:space="preserve">achievement.created</w:t>
+      </w:r>
+      <w:r>
+        <w:t xml:space="preserve"> на вебхук с общим секретом; при
+необходимости — одноразовая серверная сверка участника, привязанная к сессии пользователя.</w:t>
+      </w:r>
+    </w:p>
+    <w:p>
+      <w:pPr>
+        <w:pStyle w:val="ListParagraph"/>
+        <w:numPr>
+          <w:ilvl w:val="0"/>
+          <w:numId w:val="5"/>
+        </w:numPr>
+        <w:spacing w:after="60"/>
+      </w:pPr>
+      <w:r>
+        <w:rPr>
+          <w:b/>
+          <w:bCs/>
+        </w:rPr>
+        <w:t xml:space="preserve">Согласованный формат.</w:t>
+      </w:r>
+      <w:r>
+        <w:t xml:space="preserve"> Транспорт, ключи, схема достижения и правила исправления протоколов
+задним числом согласуются с Федерацией после хакатона.</w:t>
       </w:r>
     </w:p>
     <w:p>
@@ -10318,6 +10970,5599 @@
         <w:t xml:space="preserve">Зарплата, отрасль и формат в разметку не входят. Их вклад в формулу этот отчёт не оценивает и
 скорее штрафует как шум.</w:t>
       </w:r>
+    </w:p>
+    <w:p>
+      <w:r>
+        <w:br w:type="page"/>
+      </w:r>
+    </w:p>
+    <w:p>
+      <w:pPr>
+        <w:pStyle w:val="Heading1"/>
+        <w:keepNext/>
+      </w:pPr>
+      <w:r>
+        <w:t xml:space="preserve">Библиотеки и компоненты</w:t>
+      </w:r>
+    </w:p>
+    <w:p>
+      <w:pPr>
+        <w:spacing w:after="120"/>
+      </w:pPr>
+      <w:r>
+        <w:t xml:space="preserve">Версии ниже совпадают с </w:t>
+      </w:r>
+      <w:r>
+        <w:rPr>
+          <w:shd w:fill="F1F1F4" w:color="auto" w:val="clear"/>
+        </w:rPr>
+        <w:t xml:space="preserve">backend/package.json</w:t>
+      </w:r>
+      <w:r>
+        <w:t xml:space="preserve">, </w:t>
+      </w:r>
+      <w:r>
+        <w:rPr>
+          <w:shd w:fill="F1F1F4" w:color="auto" w:val="clear"/>
+        </w:rPr>
+        <w:t xml:space="preserve">frontend/package-lock.json</w:t>
+      </w:r>
+      <w:r>
+        <w:t xml:space="preserve">, </w:t>
+      </w:r>
+      <w:r>
+        <w:rPr>
+          <w:shd w:fill="F1F1F4" w:color="auto" w:val="clear"/>
+        </w:rPr>
+        <w:t xml:space="preserve">backend/requirements.txt</w:t>
+      </w:r>
+      <w:r>
+        <w:t xml:space="preserve">,
+Dockerfile и </w:t>
+      </w:r>
+      <w:r>
+        <w:rPr>
+          <w:shd w:fill="F1F1F4" w:color="auto" w:val="clear"/>
+        </w:rPr>
+        <w:t xml:space="preserve">infra/compose.yaml</w:t>
+      </w:r>
+      <w:r>
+        <w:t xml:space="preserve">. Зависимости ставятся через </w:t>
+      </w:r>
+      <w:r>
+        <w:rPr>
+          <w:shd w:fill="F1F1F4" w:color="auto" w:val="clear"/>
+        </w:rPr>
+        <w:t xml:space="preserve">npm ci</w:t>
+      </w:r>
+      <w:r>
+        <w:t xml:space="preserve"> по lock-файлам, поэтому сборка
+воспроизводима.</w:t>
+      </w:r>
+    </w:p>
+    <w:p>
+      <w:pPr>
+        <w:pStyle w:val="Heading2"/>
+        <w:keepNext/>
+      </w:pPr>
+      <w:r>
+        <w:t xml:space="preserve">Инфраструктура</w:t>
+      </w:r>
+    </w:p>
+    <w:tbl>
+      <w:tblPr>
+        <w:tblW w:type="dxa" w:w="9638"/>
+        <w:tblBorders>
+          <w:top w:val="single" w:color="auto" w:sz="4"/>
+          <w:left w:val="single" w:color="auto" w:sz="4"/>
+          <w:bottom w:val="single" w:color="auto" w:sz="4"/>
+          <w:right w:val="single" w:color="auto" w:sz="4"/>
+          <w:insideH w:val="single" w:color="auto" w:sz="4"/>
+          <w:insideV w:val="single" w:color="auto" w:sz="4"/>
+        </w:tblBorders>
+      </w:tblPr>
+      <w:tblGrid>
+        <w:gridCol w:w="1133"/>
+        <w:gridCol w:w="2186"/>
+        <w:gridCol w:w="4859"/>
+        <w:gridCol w:w="1460"/>
+      </w:tblGrid>
+      <w:tr>
+        <w:trPr>
+          <w:tblHeader/>
+        </w:trPr>
+        <w:tc>
+          <w:tcPr>
+            <w:tcW w:type="dxa" w:w="1133"/>
+            <w:tcBorders>
+              <w:top w:val="single" w:color="C8C9CA" w:sz="4"/>
+              <w:left w:val="single" w:color="C8C9CA" w:sz="4"/>
+              <w:bottom w:val="single" w:color="C8C9CA" w:sz="4"/>
+              <w:right w:val="single" w:color="C8C9CA" w:sz="4"/>
+            </w:tcBorders>
+            <w:shd w:fill="F0EEFF" w:color="auto" w:val="clear"/>
+            <w:tcMar>
+              <w:top w:type="dxa" w:w="50"/>
+              <w:left w:type="dxa" w:w="90"/>
+              <w:bottom w:type="dxa" w:w="50"/>
+              <w:right w:type="dxa" w:w="90"/>
+            </w:tcMar>
+          </w:tcPr>
+          <w:p>
+            <w:r>
+              <w:rPr>
+                <w:b/>
+                <w:bCs/>
+                <w:sz w:val="18"/>
+                <w:szCs w:val="18"/>
+              </w:rPr>
+              <w:t xml:space="preserve">Компонент</w:t>
+            </w:r>
+          </w:p>
+        </w:tc>
+        <w:tc>
+          <w:tcPr>
+            <w:tcW w:type="dxa" w:w="2186"/>
+            <w:tcBorders>
+              <w:top w:val="single" w:color="C8C9CA" w:sz="4"/>
+              <w:left w:val="single" w:color="C8C9CA" w:sz="4"/>
+              <w:bottom w:val="single" w:color="C8C9CA" w:sz="4"/>
+              <w:right w:val="single" w:color="C8C9CA" w:sz="4"/>
+            </w:tcBorders>
+            <w:shd w:fill="F0EEFF" w:color="auto" w:val="clear"/>
+            <w:tcMar>
+              <w:top w:type="dxa" w:w="50"/>
+              <w:left w:type="dxa" w:w="90"/>
+              <w:bottom w:type="dxa" w:w="50"/>
+              <w:right w:type="dxa" w:w="90"/>
+            </w:tcMar>
+          </w:tcPr>
+          <w:p>
+            <w:r>
+              <w:rPr>
+                <w:b/>
+                <w:bCs/>
+                <w:sz w:val="18"/>
+                <w:szCs w:val="18"/>
+              </w:rPr>
+              <w:t xml:space="preserve">Версия</w:t>
+            </w:r>
+          </w:p>
+        </w:tc>
+        <w:tc>
+          <w:tcPr>
+            <w:tcW w:type="dxa" w:w="4859"/>
+            <w:tcBorders>
+              <w:top w:val="single" w:color="C8C9CA" w:sz="4"/>
+              <w:left w:val="single" w:color="C8C9CA" w:sz="4"/>
+              <w:bottom w:val="single" w:color="C8C9CA" w:sz="4"/>
+              <w:right w:val="single" w:color="C8C9CA" w:sz="4"/>
+            </w:tcBorders>
+            <w:shd w:fill="F0EEFF" w:color="auto" w:val="clear"/>
+            <w:tcMar>
+              <w:top w:type="dxa" w:w="50"/>
+              <w:left w:type="dxa" w:w="90"/>
+              <w:bottom w:type="dxa" w:w="50"/>
+              <w:right w:type="dxa" w:w="90"/>
+            </w:tcMar>
+          </w:tcPr>
+          <w:p>
+            <w:r>
+              <w:rPr>
+                <w:b/>
+                <w:bCs/>
+                <w:sz w:val="18"/>
+                <w:szCs w:val="18"/>
+              </w:rPr>
+              <w:t xml:space="preserve">Роль</w:t>
+            </w:r>
+          </w:p>
+        </w:tc>
+        <w:tc>
+          <w:tcPr>
+            <w:tcW w:type="dxa" w:w="1460"/>
+            <w:tcBorders>
+              <w:top w:val="single" w:color="C8C9CA" w:sz="4"/>
+              <w:left w:val="single" w:color="C8C9CA" w:sz="4"/>
+              <w:bottom w:val="single" w:color="C8C9CA" w:sz="4"/>
+              <w:right w:val="single" w:color="C8C9CA" w:sz="4"/>
+            </w:tcBorders>
+            <w:shd w:fill="F0EEFF" w:color="auto" w:val="clear"/>
+            <w:tcMar>
+              <w:top w:type="dxa" w:w="50"/>
+              <w:left w:type="dxa" w:w="90"/>
+              <w:bottom w:type="dxa" w:w="50"/>
+              <w:right w:type="dxa" w:w="90"/>
+            </w:tcMar>
+          </w:tcPr>
+          <w:p>
+            <w:r>
+              <w:rPr>
+                <w:b/>
+                <w:bCs/>
+                <w:sz w:val="18"/>
+                <w:szCs w:val="18"/>
+              </w:rPr>
+              <w:t xml:space="preserve">Лицензия</w:t>
+            </w:r>
+          </w:p>
+        </w:tc>
+      </w:tr>
+      <w:tr>
+        <w:tc>
+          <w:tcPr>
+            <w:tcW w:type="dxa" w:w="1133"/>
+            <w:tcBorders>
+              <w:top w:val="single" w:color="C8C9CA" w:sz="4"/>
+              <w:left w:val="single" w:color="C8C9CA" w:sz="4"/>
+              <w:bottom w:val="single" w:color="C8C9CA" w:sz="4"/>
+              <w:right w:val="single" w:color="C8C9CA" w:sz="4"/>
+            </w:tcBorders>
+            <w:tcMar>
+              <w:top w:type="dxa" w:w="50"/>
+              <w:left w:type="dxa" w:w="90"/>
+              <w:bottom w:type="dxa" w:w="50"/>
+              <w:right w:type="dxa" w:w="90"/>
+            </w:tcMar>
+          </w:tcPr>
+          <w:p>
+            <w:r>
+              <w:rPr>
+                <w:sz w:val="18"/>
+                <w:szCs w:val="18"/>
+              </w:rPr>
+              <w:t xml:space="preserve">Node.js</w:t>
+            </w:r>
+          </w:p>
+        </w:tc>
+        <w:tc>
+          <w:tcPr>
+            <w:tcW w:type="dxa" w:w="2186"/>
+            <w:tcBorders>
+              <w:top w:val="single" w:color="C8C9CA" w:sz="4"/>
+              <w:left w:val="single" w:color="C8C9CA" w:sz="4"/>
+              <w:bottom w:val="single" w:color="C8C9CA" w:sz="4"/>
+              <w:right w:val="single" w:color="C8C9CA" w:sz="4"/>
+            </w:tcBorders>
+            <w:tcMar>
+              <w:top w:type="dxa" w:w="50"/>
+              <w:left w:type="dxa" w:w="90"/>
+              <w:bottom w:type="dxa" w:w="50"/>
+              <w:right w:type="dxa" w:w="90"/>
+            </w:tcMar>
+          </w:tcPr>
+          <w:p>
+            <w:r>
+              <w:rPr>
+                <w:sz w:val="18"/>
+                <w:szCs w:val="18"/>
+              </w:rPr>
+              <w:t xml:space="preserve">24 (</w:t>
+            </w:r>
+            <w:r>
+              <w:rPr>
+                <w:sz w:val="18"/>
+                <w:szCs w:val="18"/>
+                <w:shd w:fill="F1F1F4" w:color="auto" w:val="clear"/>
+              </w:rPr>
+              <w:t xml:space="preserve">node:24-bookworm-slim</w:t>
+            </w:r>
+            <w:r>
+              <w:rPr>
+                <w:sz w:val="18"/>
+                <w:szCs w:val="18"/>
+              </w:rPr>
+              <w:t xml:space="preserve">)</w:t>
+            </w:r>
+          </w:p>
+        </w:tc>
+        <w:tc>
+          <w:tcPr>
+            <w:tcW w:type="dxa" w:w="4859"/>
+            <w:tcBorders>
+              <w:top w:val="single" w:color="C8C9CA" w:sz="4"/>
+              <w:left w:val="single" w:color="C8C9CA" w:sz="4"/>
+              <w:bottom w:val="single" w:color="C8C9CA" w:sz="4"/>
+              <w:right w:val="single" w:color="C8C9CA" w:sz="4"/>
+            </w:tcBorders>
+            <w:tcMar>
+              <w:top w:type="dxa" w:w="50"/>
+              <w:left w:type="dxa" w:w="90"/>
+              <w:bottom w:type="dxa" w:w="50"/>
+              <w:right w:type="dxa" w:w="90"/>
+            </w:tcMar>
+          </w:tcPr>
+          <w:p>
+            <w:r>
+              <w:rPr>
+                <w:sz w:val="18"/>
+                <w:szCs w:val="18"/>
+              </w:rPr>
+              <w:t xml:space="preserve">среда выполнения API, worker и сборки фронтенда</w:t>
+            </w:r>
+          </w:p>
+        </w:tc>
+        <w:tc>
+          <w:tcPr>
+            <w:tcW w:type="dxa" w:w="1460"/>
+            <w:tcBorders>
+              <w:top w:val="single" w:color="C8C9CA" w:sz="4"/>
+              <w:left w:val="single" w:color="C8C9CA" w:sz="4"/>
+              <w:bottom w:val="single" w:color="C8C9CA" w:sz="4"/>
+              <w:right w:val="single" w:color="C8C9CA" w:sz="4"/>
+            </w:tcBorders>
+            <w:tcMar>
+              <w:top w:type="dxa" w:w="50"/>
+              <w:left w:type="dxa" w:w="90"/>
+              <w:bottom w:type="dxa" w:w="50"/>
+              <w:right w:type="dxa" w:w="90"/>
+            </w:tcMar>
+          </w:tcPr>
+          <w:p>
+            <w:r>
+              <w:rPr>
+                <w:sz w:val="18"/>
+                <w:szCs w:val="18"/>
+              </w:rPr>
+              <w:t xml:space="preserve">MIT</w:t>
+            </w:r>
+          </w:p>
+        </w:tc>
+      </w:tr>
+      <w:tr>
+        <w:tc>
+          <w:tcPr>
+            <w:tcW w:type="dxa" w:w="1133"/>
+            <w:tcBorders>
+              <w:top w:val="single" w:color="C8C9CA" w:sz="4"/>
+              <w:left w:val="single" w:color="C8C9CA" w:sz="4"/>
+              <w:bottom w:val="single" w:color="C8C9CA" w:sz="4"/>
+              <w:right w:val="single" w:color="C8C9CA" w:sz="4"/>
+            </w:tcBorders>
+            <w:tcMar>
+              <w:top w:type="dxa" w:w="50"/>
+              <w:left w:type="dxa" w:w="90"/>
+              <w:bottom w:type="dxa" w:w="50"/>
+              <w:right w:type="dxa" w:w="90"/>
+            </w:tcMar>
+          </w:tcPr>
+          <w:p>
+            <w:r>
+              <w:rPr>
+                <w:sz w:val="18"/>
+                <w:szCs w:val="18"/>
+              </w:rPr>
+              <w:t xml:space="preserve">PostgreSQL</w:t>
+            </w:r>
+          </w:p>
+        </w:tc>
+        <w:tc>
+          <w:tcPr>
+            <w:tcW w:type="dxa" w:w="2186"/>
+            <w:tcBorders>
+              <w:top w:val="single" w:color="C8C9CA" w:sz="4"/>
+              <w:left w:val="single" w:color="C8C9CA" w:sz="4"/>
+              <w:bottom w:val="single" w:color="C8C9CA" w:sz="4"/>
+              <w:right w:val="single" w:color="C8C9CA" w:sz="4"/>
+            </w:tcBorders>
+            <w:tcMar>
+              <w:top w:type="dxa" w:w="50"/>
+              <w:left w:type="dxa" w:w="90"/>
+              <w:bottom w:type="dxa" w:w="50"/>
+              <w:right w:type="dxa" w:w="90"/>
+            </w:tcMar>
+          </w:tcPr>
+          <w:p>
+            <w:r>
+              <w:rPr>
+                <w:sz w:val="18"/>
+                <w:szCs w:val="18"/>
+              </w:rPr>
+              <w:t xml:space="preserve">17.6</w:t>
+            </w:r>
+          </w:p>
+        </w:tc>
+        <w:tc>
+          <w:tcPr>
+            <w:tcW w:type="dxa" w:w="4859"/>
+            <w:tcBorders>
+              <w:top w:val="single" w:color="C8C9CA" w:sz="4"/>
+              <w:left w:val="single" w:color="C8C9CA" w:sz="4"/>
+              <w:bottom w:val="single" w:color="C8C9CA" w:sz="4"/>
+              <w:right w:val="single" w:color="C8C9CA" w:sz="4"/>
+            </w:tcBorders>
+            <w:tcMar>
+              <w:top w:type="dxa" w:w="50"/>
+              <w:left w:type="dxa" w:w="90"/>
+              <w:bottom w:type="dxa" w:w="50"/>
+              <w:right w:type="dxa" w:w="90"/>
+            </w:tcMar>
+          </w:tcPr>
+          <w:p>
+            <w:r>
+              <w:rPr>
+                <w:sz w:val="18"/>
+                <w:szCs w:val="18"/>
+              </w:rPr>
+              <w:t xml:space="preserve">основное хранилище</w:t>
+            </w:r>
+          </w:p>
+        </w:tc>
+        <w:tc>
+          <w:tcPr>
+            <w:tcW w:type="dxa" w:w="1460"/>
+            <w:tcBorders>
+              <w:top w:val="single" w:color="C8C9CA" w:sz="4"/>
+              <w:left w:val="single" w:color="C8C9CA" w:sz="4"/>
+              <w:bottom w:val="single" w:color="C8C9CA" w:sz="4"/>
+              <w:right w:val="single" w:color="C8C9CA" w:sz="4"/>
+            </w:tcBorders>
+            <w:tcMar>
+              <w:top w:type="dxa" w:w="50"/>
+              <w:left w:type="dxa" w:w="90"/>
+              <w:bottom w:type="dxa" w:w="50"/>
+              <w:right w:type="dxa" w:w="90"/>
+            </w:tcMar>
+          </w:tcPr>
+          <w:p>
+            <w:r>
+              <w:rPr>
+                <w:sz w:val="18"/>
+                <w:szCs w:val="18"/>
+              </w:rPr>
+              <w:t xml:space="preserve">PostgreSQL License</w:t>
+            </w:r>
+          </w:p>
+        </w:tc>
+      </w:tr>
+      <w:tr>
+        <w:tc>
+          <w:tcPr>
+            <w:tcW w:type="dxa" w:w="1133"/>
+            <w:tcBorders>
+              <w:top w:val="single" w:color="C8C9CA" w:sz="4"/>
+              <w:left w:val="single" w:color="C8C9CA" w:sz="4"/>
+              <w:bottom w:val="single" w:color="C8C9CA" w:sz="4"/>
+              <w:right w:val="single" w:color="C8C9CA" w:sz="4"/>
+            </w:tcBorders>
+            <w:tcMar>
+              <w:top w:type="dxa" w:w="50"/>
+              <w:left w:type="dxa" w:w="90"/>
+              <w:bottom w:type="dxa" w:w="50"/>
+              <w:right w:type="dxa" w:w="90"/>
+            </w:tcMar>
+          </w:tcPr>
+          <w:p>
+            <w:r>
+              <w:rPr>
+                <w:sz w:val="18"/>
+                <w:szCs w:val="18"/>
+              </w:rPr>
+              <w:t xml:space="preserve">Redis</w:t>
+            </w:r>
+          </w:p>
+        </w:tc>
+        <w:tc>
+          <w:tcPr>
+            <w:tcW w:type="dxa" w:w="2186"/>
+            <w:tcBorders>
+              <w:top w:val="single" w:color="C8C9CA" w:sz="4"/>
+              <w:left w:val="single" w:color="C8C9CA" w:sz="4"/>
+              <w:bottom w:val="single" w:color="C8C9CA" w:sz="4"/>
+              <w:right w:val="single" w:color="C8C9CA" w:sz="4"/>
+            </w:tcBorders>
+            <w:tcMar>
+              <w:top w:type="dxa" w:w="50"/>
+              <w:left w:type="dxa" w:w="90"/>
+              <w:bottom w:type="dxa" w:w="50"/>
+              <w:right w:type="dxa" w:w="90"/>
+            </w:tcMar>
+          </w:tcPr>
+          <w:p>
+            <w:r>
+              <w:rPr>
+                <w:sz w:val="18"/>
+                <w:szCs w:val="18"/>
+              </w:rPr>
+              <w:t xml:space="preserve">7.4.5</w:t>
+            </w:r>
+          </w:p>
+        </w:tc>
+        <w:tc>
+          <w:tcPr>
+            <w:tcW w:type="dxa" w:w="4859"/>
+            <w:tcBorders>
+              <w:top w:val="single" w:color="C8C9CA" w:sz="4"/>
+              <w:left w:val="single" w:color="C8C9CA" w:sz="4"/>
+              <w:bottom w:val="single" w:color="C8C9CA" w:sz="4"/>
+              <w:right w:val="single" w:color="C8C9CA" w:sz="4"/>
+            </w:tcBorders>
+            <w:tcMar>
+              <w:top w:type="dxa" w:w="50"/>
+              <w:left w:type="dxa" w:w="90"/>
+              <w:bottom w:type="dxa" w:w="50"/>
+              <w:right w:type="dxa" w:w="90"/>
+            </w:tcMar>
+          </w:tcPr>
+          <w:p>
+            <w:r>
+              <w:rPr>
+                <w:sz w:val="18"/>
+                <w:szCs w:val="18"/>
+              </w:rPr>
+              <w:t xml:space="preserve">очередь BullMQ для скрытой оценки кода и фоновых задач</w:t>
+            </w:r>
+          </w:p>
+        </w:tc>
+        <w:tc>
+          <w:tcPr>
+            <w:tcW w:type="dxa" w:w="1460"/>
+            <w:tcBorders>
+              <w:top w:val="single" w:color="C8C9CA" w:sz="4"/>
+              <w:left w:val="single" w:color="C8C9CA" w:sz="4"/>
+              <w:bottom w:val="single" w:color="C8C9CA" w:sz="4"/>
+              <w:right w:val="single" w:color="C8C9CA" w:sz="4"/>
+            </w:tcBorders>
+            <w:tcMar>
+              <w:top w:type="dxa" w:w="50"/>
+              <w:left w:type="dxa" w:w="90"/>
+              <w:bottom w:type="dxa" w:w="50"/>
+              <w:right w:type="dxa" w:w="90"/>
+            </w:tcMar>
+          </w:tcPr>
+          <w:p>
+            <w:r>
+              <w:rPr>
+                <w:sz w:val="18"/>
+                <w:szCs w:val="18"/>
+              </w:rPr>
+              <w:t xml:space="preserve">RSALv2 / SSPLv1</w:t>
+            </w:r>
+          </w:p>
+        </w:tc>
+      </w:tr>
+      <w:tr>
+        <w:tc>
+          <w:tcPr>
+            <w:tcW w:type="dxa" w:w="1133"/>
+            <w:tcBorders>
+              <w:top w:val="single" w:color="C8C9CA" w:sz="4"/>
+              <w:left w:val="single" w:color="C8C9CA" w:sz="4"/>
+              <w:bottom w:val="single" w:color="C8C9CA" w:sz="4"/>
+              <w:right w:val="single" w:color="C8C9CA" w:sz="4"/>
+            </w:tcBorders>
+            <w:tcMar>
+              <w:top w:type="dxa" w:w="50"/>
+              <w:left w:type="dxa" w:w="90"/>
+              <w:bottom w:type="dxa" w:w="50"/>
+              <w:right w:type="dxa" w:w="90"/>
+            </w:tcMar>
+          </w:tcPr>
+          <w:p>
+            <w:r>
+              <w:rPr>
+                <w:sz w:val="18"/>
+                <w:szCs w:val="18"/>
+              </w:rPr>
+              <w:t xml:space="preserve">Keycloak</w:t>
+            </w:r>
+          </w:p>
+        </w:tc>
+        <w:tc>
+          <w:tcPr>
+            <w:tcW w:type="dxa" w:w="2186"/>
+            <w:tcBorders>
+              <w:top w:val="single" w:color="C8C9CA" w:sz="4"/>
+              <w:left w:val="single" w:color="C8C9CA" w:sz="4"/>
+              <w:bottom w:val="single" w:color="C8C9CA" w:sz="4"/>
+              <w:right w:val="single" w:color="C8C9CA" w:sz="4"/>
+            </w:tcBorders>
+            <w:tcMar>
+              <w:top w:type="dxa" w:w="50"/>
+              <w:left w:type="dxa" w:w="90"/>
+              <w:bottom w:type="dxa" w:w="50"/>
+              <w:right w:type="dxa" w:w="90"/>
+            </w:tcMar>
+          </w:tcPr>
+          <w:p>
+            <w:r>
+              <w:rPr>
+                <w:sz w:val="18"/>
+                <w:szCs w:val="18"/>
+              </w:rPr>
+              <w:t xml:space="preserve">26.3.4</w:t>
+            </w:r>
+          </w:p>
+        </w:tc>
+        <w:tc>
+          <w:tcPr>
+            <w:tcW w:type="dxa" w:w="4859"/>
+            <w:tcBorders>
+              <w:top w:val="single" w:color="C8C9CA" w:sz="4"/>
+              <w:left w:val="single" w:color="C8C9CA" w:sz="4"/>
+              <w:bottom w:val="single" w:color="C8C9CA" w:sz="4"/>
+              <w:right w:val="single" w:color="C8C9CA" w:sz="4"/>
+            </w:tcBorders>
+            <w:tcMar>
+              <w:top w:type="dxa" w:w="50"/>
+              <w:left w:type="dxa" w:w="90"/>
+              <w:bottom w:type="dxa" w:w="50"/>
+              <w:right w:type="dxa" w:w="90"/>
+            </w:tcMar>
+          </w:tcPr>
+          <w:p>
+            <w:r>
+              <w:rPr>
+                <w:sz w:val="18"/>
+                <w:szCs w:val="18"/>
+              </w:rPr>
+              <w:t xml:space="preserve">вход OIDC (Authorization Code + PKCE), роли, подтверждение почты; совместим с будущим ФСП ID</w:t>
+            </w:r>
+          </w:p>
+        </w:tc>
+        <w:tc>
+          <w:tcPr>
+            <w:tcW w:type="dxa" w:w="1460"/>
+            <w:tcBorders>
+              <w:top w:val="single" w:color="C8C9CA" w:sz="4"/>
+              <w:left w:val="single" w:color="C8C9CA" w:sz="4"/>
+              <w:bottom w:val="single" w:color="C8C9CA" w:sz="4"/>
+              <w:right w:val="single" w:color="C8C9CA" w:sz="4"/>
+            </w:tcBorders>
+            <w:tcMar>
+              <w:top w:type="dxa" w:w="50"/>
+              <w:left w:type="dxa" w:w="90"/>
+              <w:bottom w:type="dxa" w:w="50"/>
+              <w:right w:type="dxa" w:w="90"/>
+            </w:tcMar>
+          </w:tcPr>
+          <w:p>
+            <w:r>
+              <w:rPr>
+                <w:sz w:val="18"/>
+                <w:szCs w:val="18"/>
+              </w:rPr>
+              <w:t xml:space="preserve">Apache-2.0</w:t>
+            </w:r>
+          </w:p>
+        </w:tc>
+      </w:tr>
+      <w:tr>
+        <w:tc>
+          <w:tcPr>
+            <w:tcW w:type="dxa" w:w="1133"/>
+            <w:tcBorders>
+              <w:top w:val="single" w:color="C8C9CA" w:sz="4"/>
+              <w:left w:val="single" w:color="C8C9CA" w:sz="4"/>
+              <w:bottom w:val="single" w:color="C8C9CA" w:sz="4"/>
+              <w:right w:val="single" w:color="C8C9CA" w:sz="4"/>
+            </w:tcBorders>
+            <w:tcMar>
+              <w:top w:type="dxa" w:w="50"/>
+              <w:left w:type="dxa" w:w="90"/>
+              <w:bottom w:type="dxa" w:w="50"/>
+              <w:right w:type="dxa" w:w="90"/>
+            </w:tcMar>
+          </w:tcPr>
+          <w:p>
+            <w:r>
+              <w:rPr>
+                <w:sz w:val="18"/>
+                <w:szCs w:val="18"/>
+              </w:rPr>
+              <w:t xml:space="preserve">Piston</w:t>
+            </w:r>
+          </w:p>
+        </w:tc>
+        <w:tc>
+          <w:tcPr>
+            <w:tcW w:type="dxa" w:w="2186"/>
+            <w:tcBorders>
+              <w:top w:val="single" w:color="C8C9CA" w:sz="4"/>
+              <w:left w:val="single" w:color="C8C9CA" w:sz="4"/>
+              <w:bottom w:val="single" w:color="C8C9CA" w:sz="4"/>
+              <w:right w:val="single" w:color="C8C9CA" w:sz="4"/>
+            </w:tcBorders>
+            <w:tcMar>
+              <w:top w:type="dxa" w:w="50"/>
+              <w:left w:type="dxa" w:w="90"/>
+              <w:bottom w:type="dxa" w:w="50"/>
+              <w:right w:type="dxa" w:w="90"/>
+            </w:tcMar>
+          </w:tcPr>
+          <w:p>
+            <w:r>
+              <w:rPr>
+                <w:sz w:val="18"/>
+                <w:szCs w:val="18"/>
+                <w:shd w:fill="F1F1F4" w:color="auto" w:val="clear"/>
+              </w:rPr>
+              <w:t xml:space="preserve">ghcr.io/engineer-man/piston</w:t>
+            </w:r>
+          </w:p>
+        </w:tc>
+        <w:tc>
+          <w:tcPr>
+            <w:tcW w:type="dxa" w:w="4859"/>
+            <w:tcBorders>
+              <w:top w:val="single" w:color="C8C9CA" w:sz="4"/>
+              <w:left w:val="single" w:color="C8C9CA" w:sz="4"/>
+              <w:bottom w:val="single" w:color="C8C9CA" w:sz="4"/>
+              <w:right w:val="single" w:color="C8C9CA" w:sz="4"/>
+            </w:tcBorders>
+            <w:tcMar>
+              <w:top w:type="dxa" w:w="50"/>
+              <w:left w:type="dxa" w:w="90"/>
+              <w:bottom w:type="dxa" w:w="50"/>
+              <w:right w:type="dxa" w:w="90"/>
+            </w:tcMar>
+          </w:tcPr>
+          <w:p>
+            <w:r>
+              <w:rPr>
+                <w:sz w:val="18"/>
+                <w:szCs w:val="18"/>
+              </w:rPr>
+              <w:t xml:space="preserve">изолированный запуск кода кандидата: Python 3.10.0, JavaScript (Node) 18.15.0</w:t>
+            </w:r>
+          </w:p>
+        </w:tc>
+        <w:tc>
+          <w:tcPr>
+            <w:tcW w:type="dxa" w:w="1460"/>
+            <w:tcBorders>
+              <w:top w:val="single" w:color="C8C9CA" w:sz="4"/>
+              <w:left w:val="single" w:color="C8C9CA" w:sz="4"/>
+              <w:bottom w:val="single" w:color="C8C9CA" w:sz="4"/>
+              <w:right w:val="single" w:color="C8C9CA" w:sz="4"/>
+            </w:tcBorders>
+            <w:tcMar>
+              <w:top w:type="dxa" w:w="50"/>
+              <w:left w:type="dxa" w:w="90"/>
+              <w:bottom w:type="dxa" w:w="50"/>
+              <w:right w:type="dxa" w:w="90"/>
+            </w:tcMar>
+          </w:tcPr>
+          <w:p>
+            <w:r>
+              <w:rPr>
+                <w:sz w:val="18"/>
+                <w:szCs w:val="18"/>
+              </w:rPr>
+              <w:t xml:space="preserve">MIT</w:t>
+            </w:r>
+          </w:p>
+        </w:tc>
+      </w:tr>
+      <w:tr>
+        <w:tc>
+          <w:tcPr>
+            <w:tcW w:type="dxa" w:w="1133"/>
+            <w:tcBorders>
+              <w:top w:val="single" w:color="C8C9CA" w:sz="4"/>
+              <w:left w:val="single" w:color="C8C9CA" w:sz="4"/>
+              <w:bottom w:val="single" w:color="C8C9CA" w:sz="4"/>
+              <w:right w:val="single" w:color="C8C9CA" w:sz="4"/>
+            </w:tcBorders>
+            <w:tcMar>
+              <w:top w:type="dxa" w:w="50"/>
+              <w:left w:type="dxa" w:w="90"/>
+              <w:bottom w:type="dxa" w:w="50"/>
+              <w:right w:type="dxa" w:w="90"/>
+            </w:tcMar>
+          </w:tcPr>
+          <w:p>
+            <w:r>
+              <w:rPr>
+                <w:sz w:val="18"/>
+                <w:szCs w:val="18"/>
+              </w:rPr>
+              <w:t xml:space="preserve">nginx</w:t>
+            </w:r>
+          </w:p>
+        </w:tc>
+        <w:tc>
+          <w:tcPr>
+            <w:tcW w:type="dxa" w:w="2186"/>
+            <w:tcBorders>
+              <w:top w:val="single" w:color="C8C9CA" w:sz="4"/>
+              <w:left w:val="single" w:color="C8C9CA" w:sz="4"/>
+              <w:bottom w:val="single" w:color="C8C9CA" w:sz="4"/>
+              <w:right w:val="single" w:color="C8C9CA" w:sz="4"/>
+            </w:tcBorders>
+            <w:tcMar>
+              <w:top w:type="dxa" w:w="50"/>
+              <w:left w:type="dxa" w:w="90"/>
+              <w:bottom w:type="dxa" w:w="50"/>
+              <w:right w:type="dxa" w:w="90"/>
+            </w:tcMar>
+          </w:tcPr>
+          <w:p>
+            <w:r>
+              <w:rPr>
+                <w:sz w:val="18"/>
+                <w:szCs w:val="18"/>
+              </w:rPr>
+              <w:t xml:space="preserve">1.27.5</w:t>
+            </w:r>
+          </w:p>
+        </w:tc>
+        <w:tc>
+          <w:tcPr>
+            <w:tcW w:type="dxa" w:w="4859"/>
+            <w:tcBorders>
+              <w:top w:val="single" w:color="C8C9CA" w:sz="4"/>
+              <w:left w:val="single" w:color="C8C9CA" w:sz="4"/>
+              <w:bottom w:val="single" w:color="C8C9CA" w:sz="4"/>
+              <w:right w:val="single" w:color="C8C9CA" w:sz="4"/>
+            </w:tcBorders>
+            <w:tcMar>
+              <w:top w:type="dxa" w:w="50"/>
+              <w:left w:type="dxa" w:w="90"/>
+              <w:bottom w:type="dxa" w:w="50"/>
+              <w:right w:type="dxa" w:w="90"/>
+            </w:tcMar>
+          </w:tcPr>
+          <w:p>
+            <w:r>
+              <w:rPr>
+                <w:sz w:val="18"/>
+                <w:szCs w:val="18"/>
+              </w:rPr>
+              <w:t xml:space="preserve">раздача фронтенда и прокси </w:t>
+            </w:r>
+            <w:r>
+              <w:rPr>
+                <w:sz w:val="18"/>
+                <w:szCs w:val="18"/>
+                <w:shd w:fill="F1F1F4" w:color="auto" w:val="clear"/>
+              </w:rPr>
+              <w:t xml:space="preserve">/api</w:t>
+            </w:r>
+          </w:p>
+        </w:tc>
+        <w:tc>
+          <w:tcPr>
+            <w:tcW w:type="dxa" w:w="1460"/>
+            <w:tcBorders>
+              <w:top w:val="single" w:color="C8C9CA" w:sz="4"/>
+              <w:left w:val="single" w:color="C8C9CA" w:sz="4"/>
+              <w:bottom w:val="single" w:color="C8C9CA" w:sz="4"/>
+              <w:right w:val="single" w:color="C8C9CA" w:sz="4"/>
+            </w:tcBorders>
+            <w:tcMar>
+              <w:top w:type="dxa" w:w="50"/>
+              <w:left w:type="dxa" w:w="90"/>
+              <w:bottom w:type="dxa" w:w="50"/>
+              <w:right w:type="dxa" w:w="90"/>
+            </w:tcMar>
+          </w:tcPr>
+          <w:p>
+            <w:r>
+              <w:rPr>
+                <w:sz w:val="18"/>
+                <w:szCs w:val="18"/>
+              </w:rPr>
+              <w:t xml:space="preserve">BSD-2-Clause</w:t>
+            </w:r>
+          </w:p>
+        </w:tc>
+      </w:tr>
+      <w:tr>
+        <w:tc>
+          <w:tcPr>
+            <w:tcW w:type="dxa" w:w="1133"/>
+            <w:tcBorders>
+              <w:top w:val="single" w:color="C8C9CA" w:sz="4"/>
+              <w:left w:val="single" w:color="C8C9CA" w:sz="4"/>
+              <w:bottom w:val="single" w:color="C8C9CA" w:sz="4"/>
+              <w:right w:val="single" w:color="C8C9CA" w:sz="4"/>
+            </w:tcBorders>
+            <w:tcMar>
+              <w:top w:type="dxa" w:w="50"/>
+              <w:left w:type="dxa" w:w="90"/>
+              <w:bottom w:type="dxa" w:w="50"/>
+              <w:right w:type="dxa" w:w="90"/>
+            </w:tcMar>
+          </w:tcPr>
+          <w:p>
+            <w:r>
+              <w:rPr>
+                <w:sz w:val="18"/>
+                <w:szCs w:val="18"/>
+              </w:rPr>
+              <w:t xml:space="preserve">Caddy</w:t>
+            </w:r>
+          </w:p>
+        </w:tc>
+        <w:tc>
+          <w:tcPr>
+            <w:tcW w:type="dxa" w:w="2186"/>
+            <w:tcBorders>
+              <w:top w:val="single" w:color="C8C9CA" w:sz="4"/>
+              <w:left w:val="single" w:color="C8C9CA" w:sz="4"/>
+              <w:bottom w:val="single" w:color="C8C9CA" w:sz="4"/>
+              <w:right w:val="single" w:color="C8C9CA" w:sz="4"/>
+            </w:tcBorders>
+            <w:tcMar>
+              <w:top w:type="dxa" w:w="50"/>
+              <w:left w:type="dxa" w:w="90"/>
+              <w:bottom w:type="dxa" w:w="50"/>
+              <w:right w:type="dxa" w:w="90"/>
+            </w:tcMar>
+          </w:tcPr>
+          <w:p>
+            <w:r>
+              <w:rPr>
+                <w:sz w:val="18"/>
+                <w:szCs w:val="18"/>
+              </w:rPr>
+              <w:t xml:space="preserve">2</w:t>
+            </w:r>
+          </w:p>
+        </w:tc>
+        <w:tc>
+          <w:tcPr>
+            <w:tcW w:type="dxa" w:w="4859"/>
+            <w:tcBorders>
+              <w:top w:val="single" w:color="C8C9CA" w:sz="4"/>
+              <w:left w:val="single" w:color="C8C9CA" w:sz="4"/>
+              <w:bottom w:val="single" w:color="C8C9CA" w:sz="4"/>
+              <w:right w:val="single" w:color="C8C9CA" w:sz="4"/>
+            </w:tcBorders>
+            <w:tcMar>
+              <w:top w:type="dxa" w:w="50"/>
+              <w:left w:type="dxa" w:w="90"/>
+              <w:bottom w:type="dxa" w:w="50"/>
+              <w:right w:type="dxa" w:w="90"/>
+            </w:tcMar>
+          </w:tcPr>
+          <w:p>
+            <w:r>
+              <w:rPr>
+                <w:sz w:val="18"/>
+                <w:szCs w:val="18"/>
+              </w:rPr>
+              <w:t xml:space="preserve">HTTPS и сертификаты Let's Encrypt на публичном стенде</w:t>
+            </w:r>
+          </w:p>
+        </w:tc>
+        <w:tc>
+          <w:tcPr>
+            <w:tcW w:type="dxa" w:w="1460"/>
+            <w:tcBorders>
+              <w:top w:val="single" w:color="C8C9CA" w:sz="4"/>
+              <w:left w:val="single" w:color="C8C9CA" w:sz="4"/>
+              <w:bottom w:val="single" w:color="C8C9CA" w:sz="4"/>
+              <w:right w:val="single" w:color="C8C9CA" w:sz="4"/>
+            </w:tcBorders>
+            <w:tcMar>
+              <w:top w:type="dxa" w:w="50"/>
+              <w:left w:type="dxa" w:w="90"/>
+              <w:bottom w:type="dxa" w:w="50"/>
+              <w:right w:type="dxa" w:w="90"/>
+            </w:tcMar>
+          </w:tcPr>
+          <w:p>
+            <w:r>
+              <w:rPr>
+                <w:sz w:val="18"/>
+                <w:szCs w:val="18"/>
+              </w:rPr>
+              <w:t xml:space="preserve">Apache-2.0</w:t>
+            </w:r>
+          </w:p>
+        </w:tc>
+      </w:tr>
+      <w:tr>
+        <w:tc>
+          <w:tcPr>
+            <w:tcW w:type="dxa" w:w="1133"/>
+            <w:tcBorders>
+              <w:top w:val="single" w:color="C8C9CA" w:sz="4"/>
+              <w:left w:val="single" w:color="C8C9CA" w:sz="4"/>
+              <w:bottom w:val="single" w:color="C8C9CA" w:sz="4"/>
+              <w:right w:val="single" w:color="C8C9CA" w:sz="4"/>
+            </w:tcBorders>
+            <w:tcMar>
+              <w:top w:type="dxa" w:w="50"/>
+              <w:left w:type="dxa" w:w="90"/>
+              <w:bottom w:type="dxa" w:w="50"/>
+              <w:right w:type="dxa" w:w="90"/>
+            </w:tcMar>
+          </w:tcPr>
+          <w:p>
+            <w:r>
+              <w:rPr>
+                <w:sz w:val="18"/>
+                <w:szCs w:val="18"/>
+              </w:rPr>
+              <w:t xml:space="preserve">Mailpit</w:t>
+            </w:r>
+          </w:p>
+        </w:tc>
+        <w:tc>
+          <w:tcPr>
+            <w:tcW w:type="dxa" w:w="2186"/>
+            <w:tcBorders>
+              <w:top w:val="single" w:color="C8C9CA" w:sz="4"/>
+              <w:left w:val="single" w:color="C8C9CA" w:sz="4"/>
+              <w:bottom w:val="single" w:color="C8C9CA" w:sz="4"/>
+              <w:right w:val="single" w:color="C8C9CA" w:sz="4"/>
+            </w:tcBorders>
+            <w:tcMar>
+              <w:top w:type="dxa" w:w="50"/>
+              <w:left w:type="dxa" w:w="90"/>
+              <w:bottom w:type="dxa" w:w="50"/>
+              <w:right w:type="dxa" w:w="90"/>
+            </w:tcMar>
+          </w:tcPr>
+          <w:p>
+            <w:r>
+              <w:rPr>
+                <w:sz w:val="18"/>
+                <w:szCs w:val="18"/>
+              </w:rPr>
+              <w:t xml:space="preserve">1.27.8</w:t>
+            </w:r>
+          </w:p>
+        </w:tc>
+        <w:tc>
+          <w:tcPr>
+            <w:tcW w:type="dxa" w:w="4859"/>
+            <w:tcBorders>
+              <w:top w:val="single" w:color="C8C9CA" w:sz="4"/>
+              <w:left w:val="single" w:color="C8C9CA" w:sz="4"/>
+              <w:bottom w:val="single" w:color="C8C9CA" w:sz="4"/>
+              <w:right w:val="single" w:color="C8C9CA" w:sz="4"/>
+            </w:tcBorders>
+            <w:tcMar>
+              <w:top w:type="dxa" w:w="50"/>
+              <w:left w:type="dxa" w:w="90"/>
+              <w:bottom w:type="dxa" w:w="50"/>
+              <w:right w:type="dxa" w:w="90"/>
+            </w:tcMar>
+          </w:tcPr>
+          <w:p>
+            <w:r>
+              <w:rPr>
+                <w:sz w:val="18"/>
+                <w:szCs w:val="18"/>
+              </w:rPr>
+              <w:t xml:space="preserve">почта подтверждения регистрации на стенде</w:t>
+            </w:r>
+          </w:p>
+        </w:tc>
+        <w:tc>
+          <w:tcPr>
+            <w:tcW w:type="dxa" w:w="1460"/>
+            <w:tcBorders>
+              <w:top w:val="single" w:color="C8C9CA" w:sz="4"/>
+              <w:left w:val="single" w:color="C8C9CA" w:sz="4"/>
+              <w:bottom w:val="single" w:color="C8C9CA" w:sz="4"/>
+              <w:right w:val="single" w:color="C8C9CA" w:sz="4"/>
+            </w:tcBorders>
+            <w:tcMar>
+              <w:top w:type="dxa" w:w="50"/>
+              <w:left w:type="dxa" w:w="90"/>
+              <w:bottom w:type="dxa" w:w="50"/>
+              <w:right w:type="dxa" w:w="90"/>
+            </w:tcMar>
+          </w:tcPr>
+          <w:p>
+            <w:r>
+              <w:rPr>
+                <w:sz w:val="18"/>
+                <w:szCs w:val="18"/>
+              </w:rPr>
+              <w:t xml:space="preserve">MIT</w:t>
+            </w:r>
+          </w:p>
+        </w:tc>
+      </w:tr>
+      <w:tr>
+        <w:tc>
+          <w:tcPr>
+            <w:tcW w:type="dxa" w:w="1133"/>
+            <w:tcBorders>
+              <w:top w:val="single" w:color="C8C9CA" w:sz="4"/>
+              <w:left w:val="single" w:color="C8C9CA" w:sz="4"/>
+              <w:bottom w:val="single" w:color="C8C9CA" w:sz="4"/>
+              <w:right w:val="single" w:color="C8C9CA" w:sz="4"/>
+            </w:tcBorders>
+            <w:tcMar>
+              <w:top w:type="dxa" w:w="50"/>
+              <w:left w:type="dxa" w:w="90"/>
+              <w:bottom w:type="dxa" w:w="50"/>
+              <w:right w:type="dxa" w:w="90"/>
+            </w:tcMar>
+          </w:tcPr>
+          <w:p>
+            <w:r>
+              <w:rPr>
+                <w:sz w:val="18"/>
+                <w:szCs w:val="18"/>
+              </w:rPr>
+              <w:t xml:space="preserve">Docker Compose</w:t>
+            </w:r>
+          </w:p>
+        </w:tc>
+        <w:tc>
+          <w:tcPr>
+            <w:tcW w:type="dxa" w:w="2186"/>
+            <w:tcBorders>
+              <w:top w:val="single" w:color="C8C9CA" w:sz="4"/>
+              <w:left w:val="single" w:color="C8C9CA" w:sz="4"/>
+              <w:bottom w:val="single" w:color="C8C9CA" w:sz="4"/>
+              <w:right w:val="single" w:color="C8C9CA" w:sz="4"/>
+            </w:tcBorders>
+            <w:tcMar>
+              <w:top w:type="dxa" w:w="50"/>
+              <w:left w:type="dxa" w:w="90"/>
+              <w:bottom w:type="dxa" w:w="50"/>
+              <w:right w:type="dxa" w:w="90"/>
+            </w:tcMar>
+          </w:tcPr>
+          <w:p>
+            <w:r>
+              <w:rPr>
+                <w:sz w:val="18"/>
+                <w:szCs w:val="18"/>
+              </w:rPr>
+              <w:t xml:space="preserve">v2</w:t>
+            </w:r>
+          </w:p>
+        </w:tc>
+        <w:tc>
+          <w:tcPr>
+            <w:tcW w:type="dxa" w:w="4859"/>
+            <w:tcBorders>
+              <w:top w:val="single" w:color="C8C9CA" w:sz="4"/>
+              <w:left w:val="single" w:color="C8C9CA" w:sz="4"/>
+              <w:bottom w:val="single" w:color="C8C9CA" w:sz="4"/>
+              <w:right w:val="single" w:color="C8C9CA" w:sz="4"/>
+            </w:tcBorders>
+            <w:tcMar>
+              <w:top w:type="dxa" w:w="50"/>
+              <w:left w:type="dxa" w:w="90"/>
+              <w:bottom w:type="dxa" w:w="50"/>
+              <w:right w:type="dxa" w:w="90"/>
+            </w:tcMar>
+          </w:tcPr>
+          <w:p>
+            <w:r>
+              <w:rPr>
+                <w:sz w:val="18"/>
+                <w:szCs w:val="18"/>
+              </w:rPr>
+              <w:t xml:space="preserve">запуск всего стека одной командой</w:t>
+            </w:r>
+          </w:p>
+        </w:tc>
+        <w:tc>
+          <w:tcPr>
+            <w:tcW w:type="dxa" w:w="1460"/>
+            <w:tcBorders>
+              <w:top w:val="single" w:color="C8C9CA" w:sz="4"/>
+              <w:left w:val="single" w:color="C8C9CA" w:sz="4"/>
+              <w:bottom w:val="single" w:color="C8C9CA" w:sz="4"/>
+              <w:right w:val="single" w:color="C8C9CA" w:sz="4"/>
+            </w:tcBorders>
+            <w:tcMar>
+              <w:top w:type="dxa" w:w="50"/>
+              <w:left w:type="dxa" w:w="90"/>
+              <w:bottom w:type="dxa" w:w="50"/>
+              <w:right w:type="dxa" w:w="90"/>
+            </w:tcMar>
+          </w:tcPr>
+          <w:p>
+            <w:r>
+              <w:rPr>
+                <w:sz w:val="18"/>
+                <w:szCs w:val="18"/>
+              </w:rPr>
+              <w:t xml:space="preserve">Apache-2.0</w:t>
+            </w:r>
+          </w:p>
+        </w:tc>
+      </w:tr>
+    </w:tbl>
+    <w:p>
+      <w:pPr>
+        <w:spacing w:after="60"/>
+      </w:pPr>
+    </w:p>
+    <w:p>
+      <w:pPr>
+        <w:spacing w:after="120"/>
+      </w:pPr>
+      <w:r>
+        <w:t xml:space="preserve">Redis начиная с 7.4 распространяется под RSALv2/SSPLv1. Протокол и команды совместимы с Valkey 8
+(BSD-3-Clause); замена образа не требует изменений кода.</w:t>
+      </w:r>
+    </w:p>
+    <w:p>
+      <w:pPr>
+        <w:pStyle w:val="Heading2"/>
+        <w:keepNext/>
+      </w:pPr>
+      <w:r>
+        <w:t xml:space="preserve">Бэкенд</w:t>
+      </w:r>
+    </w:p>
+    <w:tbl>
+      <w:tblPr>
+        <w:tblW w:type="dxa" w:w="9638"/>
+        <w:tblBorders>
+          <w:top w:val="single" w:color="auto" w:sz="4"/>
+          <w:left w:val="single" w:color="auto" w:sz="4"/>
+          <w:bottom w:val="single" w:color="auto" w:sz="4"/>
+          <w:right w:val="single" w:color="auto" w:sz="4"/>
+          <w:insideH w:val="single" w:color="auto" w:sz="4"/>
+          <w:insideV w:val="single" w:color="auto" w:sz="4"/>
+        </w:tblBorders>
+      </w:tblPr>
+      <w:tblGrid>
+        <w:gridCol w:w="3871"/>
+        <w:gridCol w:w="494"/>
+        <w:gridCol w:w="4283"/>
+        <w:gridCol w:w="990"/>
+      </w:tblGrid>
+      <w:tr>
+        <w:trPr>
+          <w:tblHeader/>
+        </w:trPr>
+        <w:tc>
+          <w:tcPr>
+            <w:tcW w:type="dxa" w:w="3871"/>
+            <w:tcBorders>
+              <w:top w:val="single" w:color="C8C9CA" w:sz="4"/>
+              <w:left w:val="single" w:color="C8C9CA" w:sz="4"/>
+              <w:bottom w:val="single" w:color="C8C9CA" w:sz="4"/>
+              <w:right w:val="single" w:color="C8C9CA" w:sz="4"/>
+            </w:tcBorders>
+            <w:shd w:fill="F0EEFF" w:color="auto" w:val="clear"/>
+            <w:tcMar>
+              <w:top w:type="dxa" w:w="50"/>
+              <w:left w:type="dxa" w:w="90"/>
+              <w:bottom w:type="dxa" w:w="50"/>
+              <w:right w:type="dxa" w:w="90"/>
+            </w:tcMar>
+          </w:tcPr>
+          <w:p>
+            <w:r>
+              <w:rPr>
+                <w:b/>
+                <w:bCs/>
+                <w:sz w:val="18"/>
+                <w:szCs w:val="18"/>
+              </w:rPr>
+              <w:t xml:space="preserve">Библиотека</w:t>
+            </w:r>
+          </w:p>
+        </w:tc>
+        <w:tc>
+          <w:tcPr>
+            <w:tcW w:type="dxa" w:w="494"/>
+            <w:tcBorders>
+              <w:top w:val="single" w:color="C8C9CA" w:sz="4"/>
+              <w:left w:val="single" w:color="C8C9CA" w:sz="4"/>
+              <w:bottom w:val="single" w:color="C8C9CA" w:sz="4"/>
+              <w:right w:val="single" w:color="C8C9CA" w:sz="4"/>
+            </w:tcBorders>
+            <w:shd w:fill="F0EEFF" w:color="auto" w:val="clear"/>
+            <w:tcMar>
+              <w:top w:type="dxa" w:w="50"/>
+              <w:left w:type="dxa" w:w="90"/>
+              <w:bottom w:type="dxa" w:w="50"/>
+              <w:right w:type="dxa" w:w="90"/>
+            </w:tcMar>
+          </w:tcPr>
+          <w:p>
+            <w:r>
+              <w:rPr>
+                <w:b/>
+                <w:bCs/>
+                <w:sz w:val="18"/>
+                <w:szCs w:val="18"/>
+              </w:rPr>
+              <w:t xml:space="preserve">Версия</w:t>
+            </w:r>
+          </w:p>
+        </w:tc>
+        <w:tc>
+          <w:tcPr>
+            <w:tcW w:type="dxa" w:w="4283"/>
+            <w:tcBorders>
+              <w:top w:val="single" w:color="C8C9CA" w:sz="4"/>
+              <w:left w:val="single" w:color="C8C9CA" w:sz="4"/>
+              <w:bottom w:val="single" w:color="C8C9CA" w:sz="4"/>
+              <w:right w:val="single" w:color="C8C9CA" w:sz="4"/>
+            </w:tcBorders>
+            <w:shd w:fill="F0EEFF" w:color="auto" w:val="clear"/>
+            <w:tcMar>
+              <w:top w:type="dxa" w:w="50"/>
+              <w:left w:type="dxa" w:w="90"/>
+              <w:bottom w:type="dxa" w:w="50"/>
+              <w:right w:type="dxa" w:w="90"/>
+            </w:tcMar>
+          </w:tcPr>
+          <w:p>
+            <w:r>
+              <w:rPr>
+                <w:b/>
+                <w:bCs/>
+                <w:sz w:val="18"/>
+                <w:szCs w:val="18"/>
+              </w:rPr>
+              <w:t xml:space="preserve">Назначение</w:t>
+            </w:r>
+          </w:p>
+        </w:tc>
+        <w:tc>
+          <w:tcPr>
+            <w:tcW w:type="dxa" w:w="990"/>
+            <w:tcBorders>
+              <w:top w:val="single" w:color="C8C9CA" w:sz="4"/>
+              <w:left w:val="single" w:color="C8C9CA" w:sz="4"/>
+              <w:bottom w:val="single" w:color="C8C9CA" w:sz="4"/>
+              <w:right w:val="single" w:color="C8C9CA" w:sz="4"/>
+            </w:tcBorders>
+            <w:shd w:fill="F0EEFF" w:color="auto" w:val="clear"/>
+            <w:tcMar>
+              <w:top w:type="dxa" w:w="50"/>
+              <w:left w:type="dxa" w:w="90"/>
+              <w:bottom w:type="dxa" w:w="50"/>
+              <w:right w:type="dxa" w:w="90"/>
+            </w:tcMar>
+          </w:tcPr>
+          <w:p>
+            <w:r>
+              <w:rPr>
+                <w:b/>
+                <w:bCs/>
+                <w:sz w:val="18"/>
+                <w:szCs w:val="18"/>
+              </w:rPr>
+              <w:t xml:space="preserve">Лицензия</w:t>
+            </w:r>
+          </w:p>
+        </w:tc>
+      </w:tr>
+      <w:tr>
+        <w:tc>
+          <w:tcPr>
+            <w:tcW w:type="dxa" w:w="3871"/>
+            <w:tcBorders>
+              <w:top w:val="single" w:color="C8C9CA" w:sz="4"/>
+              <w:left w:val="single" w:color="C8C9CA" w:sz="4"/>
+              <w:bottom w:val="single" w:color="C8C9CA" w:sz="4"/>
+              <w:right w:val="single" w:color="C8C9CA" w:sz="4"/>
+            </w:tcBorders>
+            <w:tcMar>
+              <w:top w:type="dxa" w:w="50"/>
+              <w:left w:type="dxa" w:w="90"/>
+              <w:bottom w:type="dxa" w:w="50"/>
+              <w:right w:type="dxa" w:w="90"/>
+            </w:tcMar>
+          </w:tcPr>
+          <w:p>
+            <w:r>
+              <w:rPr>
+                <w:sz w:val="18"/>
+                <w:szCs w:val="18"/>
+              </w:rPr>
+              <w:t xml:space="preserve">NestJS (</w:t>
+            </w:r>
+            <w:r>
+              <w:rPr>
+                <w:sz w:val="18"/>
+                <w:szCs w:val="18"/>
+                <w:shd w:fill="F1F1F4" w:color="auto" w:val="clear"/>
+              </w:rPr>
+              <w:t xml:space="preserve">@nestjs/common</w:t>
+            </w:r>
+            <w:r>
+              <w:rPr>
+                <w:sz w:val="18"/>
+                <w:szCs w:val="18"/>
+              </w:rPr>
+              <w:t xml:space="preserve">, </w:t>
+            </w:r>
+            <w:r>
+              <w:rPr>
+                <w:sz w:val="18"/>
+                <w:szCs w:val="18"/>
+                <w:shd w:fill="F1F1F4" w:color="auto" w:val="clear"/>
+              </w:rPr>
+              <w:t xml:space="preserve">core</w:t>
+            </w:r>
+            <w:r>
+              <w:rPr>
+                <w:sz w:val="18"/>
+                <w:szCs w:val="18"/>
+              </w:rPr>
+              <w:t xml:space="preserve">, </w:t>
+            </w:r>
+            <w:r>
+              <w:rPr>
+                <w:sz w:val="18"/>
+                <w:szCs w:val="18"/>
+                <w:shd w:fill="F1F1F4" w:color="auto" w:val="clear"/>
+              </w:rPr>
+              <w:t xml:space="preserve">platform-express</w:t>
+            </w:r>
+            <w:r>
+              <w:rPr>
+                <w:sz w:val="18"/>
+                <w:szCs w:val="18"/>
+              </w:rPr>
+              <w:t xml:space="preserve">)</w:t>
+            </w:r>
+          </w:p>
+        </w:tc>
+        <w:tc>
+          <w:tcPr>
+            <w:tcW w:type="dxa" w:w="494"/>
+            <w:tcBorders>
+              <w:top w:val="single" w:color="C8C9CA" w:sz="4"/>
+              <w:left w:val="single" w:color="C8C9CA" w:sz="4"/>
+              <w:bottom w:val="single" w:color="C8C9CA" w:sz="4"/>
+              <w:right w:val="single" w:color="C8C9CA" w:sz="4"/>
+            </w:tcBorders>
+            <w:tcMar>
+              <w:top w:type="dxa" w:w="50"/>
+              <w:left w:type="dxa" w:w="90"/>
+              <w:bottom w:type="dxa" w:w="50"/>
+              <w:right w:type="dxa" w:w="90"/>
+            </w:tcMar>
+          </w:tcPr>
+          <w:p>
+            <w:r>
+              <w:rPr>
+                <w:sz w:val="18"/>
+                <w:szCs w:val="18"/>
+              </w:rPr>
+              <w:t xml:space="preserve">11.1.6</w:t>
+            </w:r>
+          </w:p>
+        </w:tc>
+        <w:tc>
+          <w:tcPr>
+            <w:tcW w:type="dxa" w:w="4283"/>
+            <w:tcBorders>
+              <w:top w:val="single" w:color="C8C9CA" w:sz="4"/>
+              <w:left w:val="single" w:color="C8C9CA" w:sz="4"/>
+              <w:bottom w:val="single" w:color="C8C9CA" w:sz="4"/>
+              <w:right w:val="single" w:color="C8C9CA" w:sz="4"/>
+            </w:tcBorders>
+            <w:tcMar>
+              <w:top w:type="dxa" w:w="50"/>
+              <w:left w:type="dxa" w:w="90"/>
+              <w:bottom w:type="dxa" w:w="50"/>
+              <w:right w:type="dxa" w:w="90"/>
+            </w:tcMar>
+          </w:tcPr>
+          <w:p>
+            <w:r>
+              <w:rPr>
+                <w:sz w:val="18"/>
+                <w:szCs w:val="18"/>
+              </w:rPr>
+              <w:t xml:space="preserve">HTTP API, модули, guards</w:t>
+            </w:r>
+          </w:p>
+        </w:tc>
+        <w:tc>
+          <w:tcPr>
+            <w:tcW w:type="dxa" w:w="990"/>
+            <w:tcBorders>
+              <w:top w:val="single" w:color="C8C9CA" w:sz="4"/>
+              <w:left w:val="single" w:color="C8C9CA" w:sz="4"/>
+              <w:bottom w:val="single" w:color="C8C9CA" w:sz="4"/>
+              <w:right w:val="single" w:color="C8C9CA" w:sz="4"/>
+            </w:tcBorders>
+            <w:tcMar>
+              <w:top w:type="dxa" w:w="50"/>
+              <w:left w:type="dxa" w:w="90"/>
+              <w:bottom w:type="dxa" w:w="50"/>
+              <w:right w:type="dxa" w:w="90"/>
+            </w:tcMar>
+          </w:tcPr>
+          <w:p>
+            <w:r>
+              <w:rPr>
+                <w:sz w:val="18"/>
+                <w:szCs w:val="18"/>
+              </w:rPr>
+              <w:t xml:space="preserve">MIT</w:t>
+            </w:r>
+          </w:p>
+        </w:tc>
+      </w:tr>
+      <w:tr>
+        <w:tc>
+          <w:tcPr>
+            <w:tcW w:type="dxa" w:w="3871"/>
+            <w:tcBorders>
+              <w:top w:val="single" w:color="C8C9CA" w:sz="4"/>
+              <w:left w:val="single" w:color="C8C9CA" w:sz="4"/>
+              <w:bottom w:val="single" w:color="C8C9CA" w:sz="4"/>
+              <w:right w:val="single" w:color="C8C9CA" w:sz="4"/>
+            </w:tcBorders>
+            <w:tcMar>
+              <w:top w:type="dxa" w:w="50"/>
+              <w:left w:type="dxa" w:w="90"/>
+              <w:bottom w:type="dxa" w:w="50"/>
+              <w:right w:type="dxa" w:w="90"/>
+            </w:tcMar>
+          </w:tcPr>
+          <w:p>
+            <w:r>
+              <w:rPr>
+                <w:sz w:val="18"/>
+                <w:szCs w:val="18"/>
+              </w:rPr>
+              <w:t xml:space="preserve">Prisma (</w:t>
+            </w:r>
+            <w:r>
+              <w:rPr>
+                <w:sz w:val="18"/>
+                <w:szCs w:val="18"/>
+                <w:shd w:fill="F1F1F4" w:color="auto" w:val="clear"/>
+              </w:rPr>
+              <w:t xml:space="preserve">prisma</w:t>
+            </w:r>
+            <w:r>
+              <w:rPr>
+                <w:sz w:val="18"/>
+                <w:szCs w:val="18"/>
+              </w:rPr>
+              <w:t xml:space="preserve">, </w:t>
+            </w:r>
+            <w:r>
+              <w:rPr>
+                <w:sz w:val="18"/>
+                <w:szCs w:val="18"/>
+                <w:shd w:fill="F1F1F4" w:color="auto" w:val="clear"/>
+              </w:rPr>
+              <w:t xml:space="preserve">@prisma/client</w:t>
+            </w:r>
+            <w:r>
+              <w:rPr>
+                <w:sz w:val="18"/>
+                <w:szCs w:val="18"/>
+              </w:rPr>
+              <w:t xml:space="preserve">)</w:t>
+            </w:r>
+          </w:p>
+        </w:tc>
+        <w:tc>
+          <w:tcPr>
+            <w:tcW w:type="dxa" w:w="494"/>
+            <w:tcBorders>
+              <w:top w:val="single" w:color="C8C9CA" w:sz="4"/>
+              <w:left w:val="single" w:color="C8C9CA" w:sz="4"/>
+              <w:bottom w:val="single" w:color="C8C9CA" w:sz="4"/>
+              <w:right w:val="single" w:color="C8C9CA" w:sz="4"/>
+            </w:tcBorders>
+            <w:tcMar>
+              <w:top w:type="dxa" w:w="50"/>
+              <w:left w:type="dxa" w:w="90"/>
+              <w:bottom w:type="dxa" w:w="50"/>
+              <w:right w:type="dxa" w:w="90"/>
+            </w:tcMar>
+          </w:tcPr>
+          <w:p>
+            <w:r>
+              <w:rPr>
+                <w:sz w:val="18"/>
+                <w:szCs w:val="18"/>
+              </w:rPr>
+              <w:t xml:space="preserve">6.16.2</w:t>
+            </w:r>
+          </w:p>
+        </w:tc>
+        <w:tc>
+          <w:tcPr>
+            <w:tcW w:type="dxa" w:w="4283"/>
+            <w:tcBorders>
+              <w:top w:val="single" w:color="C8C9CA" w:sz="4"/>
+              <w:left w:val="single" w:color="C8C9CA" w:sz="4"/>
+              <w:bottom w:val="single" w:color="C8C9CA" w:sz="4"/>
+              <w:right w:val="single" w:color="C8C9CA" w:sz="4"/>
+            </w:tcBorders>
+            <w:tcMar>
+              <w:top w:type="dxa" w:w="50"/>
+              <w:left w:type="dxa" w:w="90"/>
+              <w:bottom w:type="dxa" w:w="50"/>
+              <w:right w:type="dxa" w:w="90"/>
+            </w:tcMar>
+          </w:tcPr>
+          <w:p>
+            <w:r>
+              <w:rPr>
+                <w:sz w:val="18"/>
+                <w:szCs w:val="18"/>
+              </w:rPr>
+              <w:t xml:space="preserve">схема БД, миграции, доступ к PostgreSQL</w:t>
+            </w:r>
+          </w:p>
+        </w:tc>
+        <w:tc>
+          <w:tcPr>
+            <w:tcW w:type="dxa" w:w="990"/>
+            <w:tcBorders>
+              <w:top w:val="single" w:color="C8C9CA" w:sz="4"/>
+              <w:left w:val="single" w:color="C8C9CA" w:sz="4"/>
+              <w:bottom w:val="single" w:color="C8C9CA" w:sz="4"/>
+              <w:right w:val="single" w:color="C8C9CA" w:sz="4"/>
+            </w:tcBorders>
+            <w:tcMar>
+              <w:top w:type="dxa" w:w="50"/>
+              <w:left w:type="dxa" w:w="90"/>
+              <w:bottom w:type="dxa" w:w="50"/>
+              <w:right w:type="dxa" w:w="90"/>
+            </w:tcMar>
+          </w:tcPr>
+          <w:p>
+            <w:r>
+              <w:rPr>
+                <w:sz w:val="18"/>
+                <w:szCs w:val="18"/>
+              </w:rPr>
+              <w:t xml:space="preserve">Apache-2.0</w:t>
+            </w:r>
+          </w:p>
+        </w:tc>
+      </w:tr>
+      <w:tr>
+        <w:tc>
+          <w:tcPr>
+            <w:tcW w:type="dxa" w:w="3871"/>
+            <w:tcBorders>
+              <w:top w:val="single" w:color="C8C9CA" w:sz="4"/>
+              <w:left w:val="single" w:color="C8C9CA" w:sz="4"/>
+              <w:bottom w:val="single" w:color="C8C9CA" w:sz="4"/>
+              <w:right w:val="single" w:color="C8C9CA" w:sz="4"/>
+            </w:tcBorders>
+            <w:tcMar>
+              <w:top w:type="dxa" w:w="50"/>
+              <w:left w:type="dxa" w:w="90"/>
+              <w:bottom w:type="dxa" w:w="50"/>
+              <w:right w:type="dxa" w:w="90"/>
+            </w:tcMar>
+          </w:tcPr>
+          <w:p>
+            <w:r>
+              <w:rPr>
+                <w:sz w:val="18"/>
+                <w:szCs w:val="18"/>
+              </w:rPr>
+              <w:t xml:space="preserve">BullMQ</w:t>
+            </w:r>
+          </w:p>
+        </w:tc>
+        <w:tc>
+          <w:tcPr>
+            <w:tcW w:type="dxa" w:w="494"/>
+            <w:tcBorders>
+              <w:top w:val="single" w:color="C8C9CA" w:sz="4"/>
+              <w:left w:val="single" w:color="C8C9CA" w:sz="4"/>
+              <w:bottom w:val="single" w:color="C8C9CA" w:sz="4"/>
+              <w:right w:val="single" w:color="C8C9CA" w:sz="4"/>
+            </w:tcBorders>
+            <w:tcMar>
+              <w:top w:type="dxa" w:w="50"/>
+              <w:left w:type="dxa" w:w="90"/>
+              <w:bottom w:type="dxa" w:w="50"/>
+              <w:right w:type="dxa" w:w="90"/>
+            </w:tcMar>
+          </w:tcPr>
+          <w:p>
+            <w:r>
+              <w:rPr>
+                <w:sz w:val="18"/>
+                <w:szCs w:val="18"/>
+              </w:rPr>
+              <w:t xml:space="preserve">5.58.5</w:t>
+            </w:r>
+          </w:p>
+        </w:tc>
+        <w:tc>
+          <w:tcPr>
+            <w:tcW w:type="dxa" w:w="4283"/>
+            <w:tcBorders>
+              <w:top w:val="single" w:color="C8C9CA" w:sz="4"/>
+              <w:left w:val="single" w:color="C8C9CA" w:sz="4"/>
+              <w:bottom w:val="single" w:color="C8C9CA" w:sz="4"/>
+              <w:right w:val="single" w:color="C8C9CA" w:sz="4"/>
+            </w:tcBorders>
+            <w:tcMar>
+              <w:top w:type="dxa" w:w="50"/>
+              <w:left w:type="dxa" w:w="90"/>
+              <w:bottom w:type="dxa" w:w="50"/>
+              <w:right w:type="dxa" w:w="90"/>
+            </w:tcMar>
+          </w:tcPr>
+          <w:p>
+            <w:r>
+              <w:rPr>
+                <w:sz w:val="18"/>
+                <w:szCs w:val="18"/>
+              </w:rPr>
+              <w:t xml:space="preserve">очередь оценки кода, повторы, аренды задач</w:t>
+            </w:r>
+          </w:p>
+        </w:tc>
+        <w:tc>
+          <w:tcPr>
+            <w:tcW w:type="dxa" w:w="990"/>
+            <w:tcBorders>
+              <w:top w:val="single" w:color="C8C9CA" w:sz="4"/>
+              <w:left w:val="single" w:color="C8C9CA" w:sz="4"/>
+              <w:bottom w:val="single" w:color="C8C9CA" w:sz="4"/>
+              <w:right w:val="single" w:color="C8C9CA" w:sz="4"/>
+            </w:tcBorders>
+            <w:tcMar>
+              <w:top w:type="dxa" w:w="50"/>
+              <w:left w:type="dxa" w:w="90"/>
+              <w:bottom w:type="dxa" w:w="50"/>
+              <w:right w:type="dxa" w:w="90"/>
+            </w:tcMar>
+          </w:tcPr>
+          <w:p>
+            <w:r>
+              <w:rPr>
+                <w:sz w:val="18"/>
+                <w:szCs w:val="18"/>
+              </w:rPr>
+              <w:t xml:space="preserve">MIT</w:t>
+            </w:r>
+          </w:p>
+        </w:tc>
+      </w:tr>
+      <w:tr>
+        <w:tc>
+          <w:tcPr>
+            <w:tcW w:type="dxa" w:w="3871"/>
+            <w:tcBorders>
+              <w:top w:val="single" w:color="C8C9CA" w:sz="4"/>
+              <w:left w:val="single" w:color="C8C9CA" w:sz="4"/>
+              <w:bottom w:val="single" w:color="C8C9CA" w:sz="4"/>
+              <w:right w:val="single" w:color="C8C9CA" w:sz="4"/>
+            </w:tcBorders>
+            <w:tcMar>
+              <w:top w:type="dxa" w:w="50"/>
+              <w:left w:type="dxa" w:w="90"/>
+              <w:bottom w:type="dxa" w:w="50"/>
+              <w:right w:type="dxa" w:w="90"/>
+            </w:tcMar>
+          </w:tcPr>
+          <w:p>
+            <w:r>
+              <w:rPr>
+                <w:sz w:val="18"/>
+                <w:szCs w:val="18"/>
+              </w:rPr>
+              <w:t xml:space="preserve">jose</w:t>
+            </w:r>
+          </w:p>
+        </w:tc>
+        <w:tc>
+          <w:tcPr>
+            <w:tcW w:type="dxa" w:w="494"/>
+            <w:tcBorders>
+              <w:top w:val="single" w:color="C8C9CA" w:sz="4"/>
+              <w:left w:val="single" w:color="C8C9CA" w:sz="4"/>
+              <w:bottom w:val="single" w:color="C8C9CA" w:sz="4"/>
+              <w:right w:val="single" w:color="C8C9CA" w:sz="4"/>
+            </w:tcBorders>
+            <w:tcMar>
+              <w:top w:type="dxa" w:w="50"/>
+              <w:left w:type="dxa" w:w="90"/>
+              <w:bottom w:type="dxa" w:w="50"/>
+              <w:right w:type="dxa" w:w="90"/>
+            </w:tcMar>
+          </w:tcPr>
+          <w:p>
+            <w:r>
+              <w:rPr>
+                <w:sz w:val="18"/>
+                <w:szCs w:val="18"/>
+              </w:rPr>
+              <w:t xml:space="preserve">6.1.0</w:t>
+            </w:r>
+          </w:p>
+        </w:tc>
+        <w:tc>
+          <w:tcPr>
+            <w:tcW w:type="dxa" w:w="4283"/>
+            <w:tcBorders>
+              <w:top w:val="single" w:color="C8C9CA" w:sz="4"/>
+              <w:left w:val="single" w:color="C8C9CA" w:sz="4"/>
+              <w:bottom w:val="single" w:color="C8C9CA" w:sz="4"/>
+              <w:right w:val="single" w:color="C8C9CA" w:sz="4"/>
+            </w:tcBorders>
+            <w:tcMar>
+              <w:top w:type="dxa" w:w="50"/>
+              <w:left w:type="dxa" w:w="90"/>
+              <w:bottom w:type="dxa" w:w="50"/>
+              <w:right w:type="dxa" w:w="90"/>
+            </w:tcMar>
+          </w:tcPr>
+          <w:p>
+            <w:r>
+              <w:rPr>
+                <w:sz w:val="18"/>
+                <w:szCs w:val="18"/>
+              </w:rPr>
+              <w:t xml:space="preserve">проверка JWT Keycloak по JWKS</w:t>
+            </w:r>
+          </w:p>
+        </w:tc>
+        <w:tc>
+          <w:tcPr>
+            <w:tcW w:type="dxa" w:w="990"/>
+            <w:tcBorders>
+              <w:top w:val="single" w:color="C8C9CA" w:sz="4"/>
+              <w:left w:val="single" w:color="C8C9CA" w:sz="4"/>
+              <w:bottom w:val="single" w:color="C8C9CA" w:sz="4"/>
+              <w:right w:val="single" w:color="C8C9CA" w:sz="4"/>
+            </w:tcBorders>
+            <w:tcMar>
+              <w:top w:type="dxa" w:w="50"/>
+              <w:left w:type="dxa" w:w="90"/>
+              <w:bottom w:type="dxa" w:w="50"/>
+              <w:right w:type="dxa" w:w="90"/>
+            </w:tcMar>
+          </w:tcPr>
+          <w:p>
+            <w:r>
+              <w:rPr>
+                <w:sz w:val="18"/>
+                <w:szCs w:val="18"/>
+              </w:rPr>
+              <w:t xml:space="preserve">MIT</w:t>
+            </w:r>
+          </w:p>
+        </w:tc>
+      </w:tr>
+      <w:tr>
+        <w:tc>
+          <w:tcPr>
+            <w:tcW w:type="dxa" w:w="3871"/>
+            <w:tcBorders>
+              <w:top w:val="single" w:color="C8C9CA" w:sz="4"/>
+              <w:left w:val="single" w:color="C8C9CA" w:sz="4"/>
+              <w:bottom w:val="single" w:color="C8C9CA" w:sz="4"/>
+              <w:right w:val="single" w:color="C8C9CA" w:sz="4"/>
+            </w:tcBorders>
+            <w:tcMar>
+              <w:top w:type="dxa" w:w="50"/>
+              <w:left w:type="dxa" w:w="90"/>
+              <w:bottom w:type="dxa" w:w="50"/>
+              <w:right w:type="dxa" w:w="90"/>
+            </w:tcMar>
+          </w:tcPr>
+          <w:p>
+            <w:r>
+              <w:rPr>
+                <w:sz w:val="18"/>
+                <w:szCs w:val="18"/>
+              </w:rPr>
+              <w:t xml:space="preserve">Zod</w:t>
+            </w:r>
+          </w:p>
+        </w:tc>
+        <w:tc>
+          <w:tcPr>
+            <w:tcW w:type="dxa" w:w="494"/>
+            <w:tcBorders>
+              <w:top w:val="single" w:color="C8C9CA" w:sz="4"/>
+              <w:left w:val="single" w:color="C8C9CA" w:sz="4"/>
+              <w:bottom w:val="single" w:color="C8C9CA" w:sz="4"/>
+              <w:right w:val="single" w:color="C8C9CA" w:sz="4"/>
+            </w:tcBorders>
+            <w:tcMar>
+              <w:top w:type="dxa" w:w="50"/>
+              <w:left w:type="dxa" w:w="90"/>
+              <w:bottom w:type="dxa" w:w="50"/>
+              <w:right w:type="dxa" w:w="90"/>
+            </w:tcMar>
+          </w:tcPr>
+          <w:p>
+            <w:r>
+              <w:rPr>
+                <w:sz w:val="18"/>
+                <w:szCs w:val="18"/>
+              </w:rPr>
+              <w:t xml:space="preserve">4.1.11</w:t>
+            </w:r>
+          </w:p>
+        </w:tc>
+        <w:tc>
+          <w:tcPr>
+            <w:tcW w:type="dxa" w:w="4283"/>
+            <w:tcBorders>
+              <w:top w:val="single" w:color="C8C9CA" w:sz="4"/>
+              <w:left w:val="single" w:color="C8C9CA" w:sz="4"/>
+              <w:bottom w:val="single" w:color="C8C9CA" w:sz="4"/>
+              <w:right w:val="single" w:color="C8C9CA" w:sz="4"/>
+            </w:tcBorders>
+            <w:tcMar>
+              <w:top w:type="dxa" w:w="50"/>
+              <w:left w:type="dxa" w:w="90"/>
+              <w:bottom w:type="dxa" w:w="50"/>
+              <w:right w:type="dxa" w:w="90"/>
+            </w:tcMar>
+          </w:tcPr>
+          <w:p>
+            <w:r>
+              <w:rPr>
+                <w:sz w:val="18"/>
+                <w:szCs w:val="18"/>
+              </w:rPr>
+              <w:t xml:space="preserve">проверка тел запросов и ответов по контракту OpenAPI</w:t>
+            </w:r>
+          </w:p>
+        </w:tc>
+        <w:tc>
+          <w:tcPr>
+            <w:tcW w:type="dxa" w:w="990"/>
+            <w:tcBorders>
+              <w:top w:val="single" w:color="C8C9CA" w:sz="4"/>
+              <w:left w:val="single" w:color="C8C9CA" w:sz="4"/>
+              <w:bottom w:val="single" w:color="C8C9CA" w:sz="4"/>
+              <w:right w:val="single" w:color="C8C9CA" w:sz="4"/>
+            </w:tcBorders>
+            <w:tcMar>
+              <w:top w:type="dxa" w:w="50"/>
+              <w:left w:type="dxa" w:w="90"/>
+              <w:bottom w:type="dxa" w:w="50"/>
+              <w:right w:type="dxa" w:w="90"/>
+            </w:tcMar>
+          </w:tcPr>
+          <w:p>
+            <w:r>
+              <w:rPr>
+                <w:sz w:val="18"/>
+                <w:szCs w:val="18"/>
+              </w:rPr>
+              <w:t xml:space="preserve">MIT</w:t>
+            </w:r>
+          </w:p>
+        </w:tc>
+      </w:tr>
+      <w:tr>
+        <w:tc>
+          <w:tcPr>
+            <w:tcW w:type="dxa" w:w="3871"/>
+            <w:tcBorders>
+              <w:top w:val="single" w:color="C8C9CA" w:sz="4"/>
+              <w:left w:val="single" w:color="C8C9CA" w:sz="4"/>
+              <w:bottom w:val="single" w:color="C8C9CA" w:sz="4"/>
+              <w:right w:val="single" w:color="C8C9CA" w:sz="4"/>
+            </w:tcBorders>
+            <w:tcMar>
+              <w:top w:type="dxa" w:w="50"/>
+              <w:left w:type="dxa" w:w="90"/>
+              <w:bottom w:type="dxa" w:w="50"/>
+              <w:right w:type="dxa" w:w="90"/>
+            </w:tcMar>
+          </w:tcPr>
+          <w:p>
+            <w:r>
+              <w:rPr>
+                <w:sz w:val="18"/>
+                <w:szCs w:val="18"/>
+              </w:rPr>
+              <w:t xml:space="preserve">RxJS</w:t>
+            </w:r>
+          </w:p>
+        </w:tc>
+        <w:tc>
+          <w:tcPr>
+            <w:tcW w:type="dxa" w:w="494"/>
+            <w:tcBorders>
+              <w:top w:val="single" w:color="C8C9CA" w:sz="4"/>
+              <w:left w:val="single" w:color="C8C9CA" w:sz="4"/>
+              <w:bottom w:val="single" w:color="C8C9CA" w:sz="4"/>
+              <w:right w:val="single" w:color="C8C9CA" w:sz="4"/>
+            </w:tcBorders>
+            <w:tcMar>
+              <w:top w:type="dxa" w:w="50"/>
+              <w:left w:type="dxa" w:w="90"/>
+              <w:bottom w:type="dxa" w:w="50"/>
+              <w:right w:type="dxa" w:w="90"/>
+            </w:tcMar>
+          </w:tcPr>
+          <w:p>
+            <w:r>
+              <w:rPr>
+                <w:sz w:val="18"/>
+                <w:szCs w:val="18"/>
+              </w:rPr>
+              <w:t xml:space="preserve">7.8.2</w:t>
+            </w:r>
+          </w:p>
+        </w:tc>
+        <w:tc>
+          <w:tcPr>
+            <w:tcW w:type="dxa" w:w="4283"/>
+            <w:tcBorders>
+              <w:top w:val="single" w:color="C8C9CA" w:sz="4"/>
+              <w:left w:val="single" w:color="C8C9CA" w:sz="4"/>
+              <w:bottom w:val="single" w:color="C8C9CA" w:sz="4"/>
+              <w:right w:val="single" w:color="C8C9CA" w:sz="4"/>
+            </w:tcBorders>
+            <w:tcMar>
+              <w:top w:type="dxa" w:w="50"/>
+              <w:left w:type="dxa" w:w="90"/>
+              <w:bottom w:type="dxa" w:w="50"/>
+              <w:right w:type="dxa" w:w="90"/>
+            </w:tcMar>
+          </w:tcPr>
+          <w:p>
+            <w:r>
+              <w:rPr>
+                <w:sz w:val="18"/>
+                <w:szCs w:val="18"/>
+              </w:rPr>
+              <w:t xml:space="preserve">зависимость NestJS</w:t>
+            </w:r>
+          </w:p>
+        </w:tc>
+        <w:tc>
+          <w:tcPr>
+            <w:tcW w:type="dxa" w:w="990"/>
+            <w:tcBorders>
+              <w:top w:val="single" w:color="C8C9CA" w:sz="4"/>
+              <w:left w:val="single" w:color="C8C9CA" w:sz="4"/>
+              <w:bottom w:val="single" w:color="C8C9CA" w:sz="4"/>
+              <w:right w:val="single" w:color="C8C9CA" w:sz="4"/>
+            </w:tcBorders>
+            <w:tcMar>
+              <w:top w:type="dxa" w:w="50"/>
+              <w:left w:type="dxa" w:w="90"/>
+              <w:bottom w:type="dxa" w:w="50"/>
+              <w:right w:type="dxa" w:w="90"/>
+            </w:tcMar>
+          </w:tcPr>
+          <w:p>
+            <w:r>
+              <w:rPr>
+                <w:sz w:val="18"/>
+                <w:szCs w:val="18"/>
+              </w:rPr>
+              <w:t xml:space="preserve">Apache-2.0</w:t>
+            </w:r>
+          </w:p>
+        </w:tc>
+      </w:tr>
+      <w:tr>
+        <w:tc>
+          <w:tcPr>
+            <w:tcW w:type="dxa" w:w="3871"/>
+            <w:tcBorders>
+              <w:top w:val="single" w:color="C8C9CA" w:sz="4"/>
+              <w:left w:val="single" w:color="C8C9CA" w:sz="4"/>
+              <w:bottom w:val="single" w:color="C8C9CA" w:sz="4"/>
+              <w:right w:val="single" w:color="C8C9CA" w:sz="4"/>
+            </w:tcBorders>
+            <w:tcMar>
+              <w:top w:type="dxa" w:w="50"/>
+              <w:left w:type="dxa" w:w="90"/>
+              <w:bottom w:type="dxa" w:w="50"/>
+              <w:right w:type="dxa" w:w="90"/>
+            </w:tcMar>
+          </w:tcPr>
+          <w:p>
+            <w:r>
+              <w:rPr>
+                <w:sz w:val="18"/>
+                <w:szCs w:val="18"/>
+              </w:rPr>
+              <w:t xml:space="preserve">reflect-metadata</w:t>
+            </w:r>
+          </w:p>
+        </w:tc>
+        <w:tc>
+          <w:tcPr>
+            <w:tcW w:type="dxa" w:w="494"/>
+            <w:tcBorders>
+              <w:top w:val="single" w:color="C8C9CA" w:sz="4"/>
+              <w:left w:val="single" w:color="C8C9CA" w:sz="4"/>
+              <w:bottom w:val="single" w:color="C8C9CA" w:sz="4"/>
+              <w:right w:val="single" w:color="C8C9CA" w:sz="4"/>
+            </w:tcBorders>
+            <w:tcMar>
+              <w:top w:type="dxa" w:w="50"/>
+              <w:left w:type="dxa" w:w="90"/>
+              <w:bottom w:type="dxa" w:w="50"/>
+              <w:right w:type="dxa" w:w="90"/>
+            </w:tcMar>
+          </w:tcPr>
+          <w:p>
+            <w:r>
+              <w:rPr>
+                <w:sz w:val="18"/>
+                <w:szCs w:val="18"/>
+              </w:rPr>
+              <w:t xml:space="preserve">0.2.2</w:t>
+            </w:r>
+          </w:p>
+        </w:tc>
+        <w:tc>
+          <w:tcPr>
+            <w:tcW w:type="dxa" w:w="4283"/>
+            <w:tcBorders>
+              <w:top w:val="single" w:color="C8C9CA" w:sz="4"/>
+              <w:left w:val="single" w:color="C8C9CA" w:sz="4"/>
+              <w:bottom w:val="single" w:color="C8C9CA" w:sz="4"/>
+              <w:right w:val="single" w:color="C8C9CA" w:sz="4"/>
+            </w:tcBorders>
+            <w:tcMar>
+              <w:top w:type="dxa" w:w="50"/>
+              <w:left w:type="dxa" w:w="90"/>
+              <w:bottom w:type="dxa" w:w="50"/>
+              <w:right w:type="dxa" w:w="90"/>
+            </w:tcMar>
+          </w:tcPr>
+          <w:p>
+            <w:r>
+              <w:rPr>
+                <w:sz w:val="18"/>
+                <w:szCs w:val="18"/>
+              </w:rPr>
+              <w:t xml:space="preserve">декораторы NestJS</w:t>
+            </w:r>
+          </w:p>
+        </w:tc>
+        <w:tc>
+          <w:tcPr>
+            <w:tcW w:type="dxa" w:w="990"/>
+            <w:tcBorders>
+              <w:top w:val="single" w:color="C8C9CA" w:sz="4"/>
+              <w:left w:val="single" w:color="C8C9CA" w:sz="4"/>
+              <w:bottom w:val="single" w:color="C8C9CA" w:sz="4"/>
+              <w:right w:val="single" w:color="C8C9CA" w:sz="4"/>
+            </w:tcBorders>
+            <w:tcMar>
+              <w:top w:type="dxa" w:w="50"/>
+              <w:left w:type="dxa" w:w="90"/>
+              <w:bottom w:type="dxa" w:w="50"/>
+              <w:right w:type="dxa" w:w="90"/>
+            </w:tcMar>
+          </w:tcPr>
+          <w:p>
+            <w:r>
+              <w:rPr>
+                <w:sz w:val="18"/>
+                <w:szCs w:val="18"/>
+              </w:rPr>
+              <w:t xml:space="preserve">Apache-2.0</w:t>
+            </w:r>
+          </w:p>
+        </w:tc>
+      </w:tr>
+      <w:tr>
+        <w:tc>
+          <w:tcPr>
+            <w:tcW w:type="dxa" w:w="3871"/>
+            <w:tcBorders>
+              <w:top w:val="single" w:color="C8C9CA" w:sz="4"/>
+              <w:left w:val="single" w:color="C8C9CA" w:sz="4"/>
+              <w:bottom w:val="single" w:color="C8C9CA" w:sz="4"/>
+              <w:right w:val="single" w:color="C8C9CA" w:sz="4"/>
+            </w:tcBorders>
+            <w:tcMar>
+              <w:top w:type="dxa" w:w="50"/>
+              <w:left w:type="dxa" w:w="90"/>
+              <w:bottom w:type="dxa" w:w="50"/>
+              <w:right w:type="dxa" w:w="90"/>
+            </w:tcMar>
+          </w:tcPr>
+          <w:p>
+            <w:r>
+              <w:rPr>
+                <w:sz w:val="18"/>
+                <w:szCs w:val="18"/>
+              </w:rPr>
+              <w:t xml:space="preserve">TypeScript</w:t>
+            </w:r>
+          </w:p>
+        </w:tc>
+        <w:tc>
+          <w:tcPr>
+            <w:tcW w:type="dxa" w:w="494"/>
+            <w:tcBorders>
+              <w:top w:val="single" w:color="C8C9CA" w:sz="4"/>
+              <w:left w:val="single" w:color="C8C9CA" w:sz="4"/>
+              <w:bottom w:val="single" w:color="C8C9CA" w:sz="4"/>
+              <w:right w:val="single" w:color="C8C9CA" w:sz="4"/>
+            </w:tcBorders>
+            <w:tcMar>
+              <w:top w:type="dxa" w:w="50"/>
+              <w:left w:type="dxa" w:w="90"/>
+              <w:bottom w:type="dxa" w:w="50"/>
+              <w:right w:type="dxa" w:w="90"/>
+            </w:tcMar>
+          </w:tcPr>
+          <w:p>
+            <w:r>
+              <w:rPr>
+                <w:sz w:val="18"/>
+                <w:szCs w:val="18"/>
+              </w:rPr>
+              <w:t xml:space="preserve">5.9.2</w:t>
+            </w:r>
+          </w:p>
+        </w:tc>
+        <w:tc>
+          <w:tcPr>
+            <w:tcW w:type="dxa" w:w="4283"/>
+            <w:tcBorders>
+              <w:top w:val="single" w:color="C8C9CA" w:sz="4"/>
+              <w:left w:val="single" w:color="C8C9CA" w:sz="4"/>
+              <w:bottom w:val="single" w:color="C8C9CA" w:sz="4"/>
+              <w:right w:val="single" w:color="C8C9CA" w:sz="4"/>
+            </w:tcBorders>
+            <w:tcMar>
+              <w:top w:type="dxa" w:w="50"/>
+              <w:left w:type="dxa" w:w="90"/>
+              <w:bottom w:type="dxa" w:w="50"/>
+              <w:right w:type="dxa" w:w="90"/>
+            </w:tcMar>
+          </w:tcPr>
+          <w:p>
+            <w:r>
+              <w:rPr>
+                <w:sz w:val="18"/>
+                <w:szCs w:val="18"/>
+              </w:rPr>
+              <w:t xml:space="preserve">язык бэкенда</w:t>
+            </w:r>
+          </w:p>
+        </w:tc>
+        <w:tc>
+          <w:tcPr>
+            <w:tcW w:type="dxa" w:w="990"/>
+            <w:tcBorders>
+              <w:top w:val="single" w:color="C8C9CA" w:sz="4"/>
+              <w:left w:val="single" w:color="C8C9CA" w:sz="4"/>
+              <w:bottom w:val="single" w:color="C8C9CA" w:sz="4"/>
+              <w:right w:val="single" w:color="C8C9CA" w:sz="4"/>
+            </w:tcBorders>
+            <w:tcMar>
+              <w:top w:type="dxa" w:w="50"/>
+              <w:left w:type="dxa" w:w="90"/>
+              <w:bottom w:type="dxa" w:w="50"/>
+              <w:right w:type="dxa" w:w="90"/>
+            </w:tcMar>
+          </w:tcPr>
+          <w:p>
+            <w:r>
+              <w:rPr>
+                <w:sz w:val="18"/>
+                <w:szCs w:val="18"/>
+              </w:rPr>
+              <w:t xml:space="preserve">Apache-2.0</w:t>
+            </w:r>
+          </w:p>
+        </w:tc>
+      </w:tr>
+      <w:tr>
+        <w:tc>
+          <w:tcPr>
+            <w:tcW w:type="dxa" w:w="3871"/>
+            <w:tcBorders>
+              <w:top w:val="single" w:color="C8C9CA" w:sz="4"/>
+              <w:left w:val="single" w:color="C8C9CA" w:sz="4"/>
+              <w:bottom w:val="single" w:color="C8C9CA" w:sz="4"/>
+              <w:right w:val="single" w:color="C8C9CA" w:sz="4"/>
+            </w:tcBorders>
+            <w:tcMar>
+              <w:top w:type="dxa" w:w="50"/>
+              <w:left w:type="dxa" w:w="90"/>
+              <w:bottom w:type="dxa" w:w="50"/>
+              <w:right w:type="dxa" w:w="90"/>
+            </w:tcMar>
+          </w:tcPr>
+          <w:p>
+            <w:r>
+              <w:rPr>
+                <w:sz w:val="18"/>
+                <w:szCs w:val="18"/>
+              </w:rPr>
+              <w:t xml:space="preserve">tsx</w:t>
+            </w:r>
+          </w:p>
+        </w:tc>
+        <w:tc>
+          <w:tcPr>
+            <w:tcW w:type="dxa" w:w="494"/>
+            <w:tcBorders>
+              <w:top w:val="single" w:color="C8C9CA" w:sz="4"/>
+              <w:left w:val="single" w:color="C8C9CA" w:sz="4"/>
+              <w:bottom w:val="single" w:color="C8C9CA" w:sz="4"/>
+              <w:right w:val="single" w:color="C8C9CA" w:sz="4"/>
+            </w:tcBorders>
+            <w:tcMar>
+              <w:top w:type="dxa" w:w="50"/>
+              <w:left w:type="dxa" w:w="90"/>
+              <w:bottom w:type="dxa" w:w="50"/>
+              <w:right w:type="dxa" w:w="90"/>
+            </w:tcMar>
+          </w:tcPr>
+          <w:p>
+            <w:r>
+              <w:rPr>
+                <w:sz w:val="18"/>
+                <w:szCs w:val="18"/>
+              </w:rPr>
+              <w:t xml:space="preserve">4.20.5</w:t>
+            </w:r>
+          </w:p>
+        </w:tc>
+        <w:tc>
+          <w:tcPr>
+            <w:tcW w:type="dxa" w:w="4283"/>
+            <w:tcBorders>
+              <w:top w:val="single" w:color="C8C9CA" w:sz="4"/>
+              <w:left w:val="single" w:color="C8C9CA" w:sz="4"/>
+              <w:bottom w:val="single" w:color="C8C9CA" w:sz="4"/>
+              <w:right w:val="single" w:color="C8C9CA" w:sz="4"/>
+            </w:tcBorders>
+            <w:tcMar>
+              <w:top w:type="dxa" w:w="50"/>
+              <w:left w:type="dxa" w:w="90"/>
+              <w:bottom w:type="dxa" w:w="50"/>
+              <w:right w:type="dxa" w:w="90"/>
+            </w:tcMar>
+          </w:tcPr>
+          <w:p>
+            <w:r>
+              <w:rPr>
+                <w:sz w:val="18"/>
+                <w:szCs w:val="18"/>
+              </w:rPr>
+              <w:t xml:space="preserve">запуск TypeScript-скриптов (сид, утилиты)</w:t>
+            </w:r>
+          </w:p>
+        </w:tc>
+        <w:tc>
+          <w:tcPr>
+            <w:tcW w:type="dxa" w:w="990"/>
+            <w:tcBorders>
+              <w:top w:val="single" w:color="C8C9CA" w:sz="4"/>
+              <w:left w:val="single" w:color="C8C9CA" w:sz="4"/>
+              <w:bottom w:val="single" w:color="C8C9CA" w:sz="4"/>
+              <w:right w:val="single" w:color="C8C9CA" w:sz="4"/>
+            </w:tcBorders>
+            <w:tcMar>
+              <w:top w:type="dxa" w:w="50"/>
+              <w:left w:type="dxa" w:w="90"/>
+              <w:bottom w:type="dxa" w:w="50"/>
+              <w:right w:type="dxa" w:w="90"/>
+            </w:tcMar>
+          </w:tcPr>
+          <w:p>
+            <w:r>
+              <w:rPr>
+                <w:sz w:val="18"/>
+                <w:szCs w:val="18"/>
+              </w:rPr>
+              <w:t xml:space="preserve">MIT</w:t>
+            </w:r>
+          </w:p>
+        </w:tc>
+      </w:tr>
+      <w:tr>
+        <w:tc>
+          <w:tcPr>
+            <w:tcW w:type="dxa" w:w="3871"/>
+            <w:tcBorders>
+              <w:top w:val="single" w:color="C8C9CA" w:sz="4"/>
+              <w:left w:val="single" w:color="C8C9CA" w:sz="4"/>
+              <w:bottom w:val="single" w:color="C8C9CA" w:sz="4"/>
+              <w:right w:val="single" w:color="C8C9CA" w:sz="4"/>
+            </w:tcBorders>
+            <w:tcMar>
+              <w:top w:type="dxa" w:w="50"/>
+              <w:left w:type="dxa" w:w="90"/>
+              <w:bottom w:type="dxa" w:w="50"/>
+              <w:right w:type="dxa" w:w="90"/>
+            </w:tcMar>
+          </w:tcPr>
+          <w:p>
+            <w:r>
+              <w:rPr>
+                <w:sz w:val="18"/>
+                <w:szCs w:val="18"/>
+              </w:rPr>
+              <w:t xml:space="preserve">ReportLab (Python)</w:t>
+            </w:r>
+          </w:p>
+        </w:tc>
+        <w:tc>
+          <w:tcPr>
+            <w:tcW w:type="dxa" w:w="494"/>
+            <w:tcBorders>
+              <w:top w:val="single" w:color="C8C9CA" w:sz="4"/>
+              <w:left w:val="single" w:color="C8C9CA" w:sz="4"/>
+              <w:bottom w:val="single" w:color="C8C9CA" w:sz="4"/>
+              <w:right w:val="single" w:color="C8C9CA" w:sz="4"/>
+            </w:tcBorders>
+            <w:tcMar>
+              <w:top w:type="dxa" w:w="50"/>
+              <w:left w:type="dxa" w:w="90"/>
+              <w:bottom w:type="dxa" w:w="50"/>
+              <w:right w:type="dxa" w:w="90"/>
+            </w:tcMar>
+          </w:tcPr>
+          <w:p>
+            <w:r>
+              <w:rPr>
+                <w:sz w:val="18"/>
+                <w:szCs w:val="18"/>
+              </w:rPr>
+              <w:t xml:space="preserve">5.0.1</w:t>
+            </w:r>
+          </w:p>
+        </w:tc>
+        <w:tc>
+          <w:tcPr>
+            <w:tcW w:type="dxa" w:w="4283"/>
+            <w:tcBorders>
+              <w:top w:val="single" w:color="C8C9CA" w:sz="4"/>
+              <w:left w:val="single" w:color="C8C9CA" w:sz="4"/>
+              <w:bottom w:val="single" w:color="C8C9CA" w:sz="4"/>
+              <w:right w:val="single" w:color="C8C9CA" w:sz="4"/>
+            </w:tcBorders>
+            <w:tcMar>
+              <w:top w:type="dxa" w:w="50"/>
+              <w:left w:type="dxa" w:w="90"/>
+              <w:bottom w:type="dxa" w:w="50"/>
+              <w:right w:type="dxa" w:w="90"/>
+            </w:tcMar>
+          </w:tcPr>
+          <w:p>
+            <w:r>
+              <w:rPr>
+                <w:sz w:val="18"/>
+                <w:szCs w:val="18"/>
+              </w:rPr>
+              <w:t xml:space="preserve">PDF-профиль кандидата с QR-ссылкой проверки</w:t>
+            </w:r>
+          </w:p>
+        </w:tc>
+        <w:tc>
+          <w:tcPr>
+            <w:tcW w:type="dxa" w:w="990"/>
+            <w:tcBorders>
+              <w:top w:val="single" w:color="C8C9CA" w:sz="4"/>
+              <w:left w:val="single" w:color="C8C9CA" w:sz="4"/>
+              <w:bottom w:val="single" w:color="C8C9CA" w:sz="4"/>
+              <w:right w:val="single" w:color="C8C9CA" w:sz="4"/>
+            </w:tcBorders>
+            <w:tcMar>
+              <w:top w:type="dxa" w:w="50"/>
+              <w:left w:type="dxa" w:w="90"/>
+              <w:bottom w:type="dxa" w:w="50"/>
+              <w:right w:type="dxa" w:w="90"/>
+            </w:tcMar>
+          </w:tcPr>
+          <w:p>
+            <w:r>
+              <w:rPr>
+                <w:sz w:val="18"/>
+                <w:szCs w:val="18"/>
+              </w:rPr>
+              <w:t xml:space="preserve">BSD</w:t>
+            </w:r>
+          </w:p>
+        </w:tc>
+      </w:tr>
+      <w:tr>
+        <w:tc>
+          <w:tcPr>
+            <w:tcW w:type="dxa" w:w="3871"/>
+            <w:tcBorders>
+              <w:top w:val="single" w:color="C8C9CA" w:sz="4"/>
+              <w:left w:val="single" w:color="C8C9CA" w:sz="4"/>
+              <w:bottom w:val="single" w:color="C8C9CA" w:sz="4"/>
+              <w:right w:val="single" w:color="C8C9CA" w:sz="4"/>
+            </w:tcBorders>
+            <w:tcMar>
+              <w:top w:type="dxa" w:w="50"/>
+              <w:left w:type="dxa" w:w="90"/>
+              <w:bottom w:type="dxa" w:w="50"/>
+              <w:right w:type="dxa" w:w="90"/>
+            </w:tcMar>
+          </w:tcPr>
+          <w:p>
+            <w:r>
+              <w:rPr>
+                <w:sz w:val="18"/>
+                <w:szCs w:val="18"/>
+              </w:rPr>
+              <w:t xml:space="preserve">pypdf (Python)</w:t>
+            </w:r>
+          </w:p>
+        </w:tc>
+        <w:tc>
+          <w:tcPr>
+            <w:tcW w:type="dxa" w:w="494"/>
+            <w:tcBorders>
+              <w:top w:val="single" w:color="C8C9CA" w:sz="4"/>
+              <w:left w:val="single" w:color="C8C9CA" w:sz="4"/>
+              <w:bottom w:val="single" w:color="C8C9CA" w:sz="4"/>
+              <w:right w:val="single" w:color="C8C9CA" w:sz="4"/>
+            </w:tcBorders>
+            <w:tcMar>
+              <w:top w:type="dxa" w:w="50"/>
+              <w:left w:type="dxa" w:w="90"/>
+              <w:bottom w:type="dxa" w:w="50"/>
+              <w:right w:type="dxa" w:w="90"/>
+            </w:tcMar>
+          </w:tcPr>
+          <w:p>
+            <w:r>
+              <w:rPr>
+                <w:sz w:val="18"/>
+                <w:szCs w:val="18"/>
+              </w:rPr>
+              <w:t xml:space="preserve">6.19.0</w:t>
+            </w:r>
+          </w:p>
+        </w:tc>
+        <w:tc>
+          <w:tcPr>
+            <w:tcW w:type="dxa" w:w="4283"/>
+            <w:tcBorders>
+              <w:top w:val="single" w:color="C8C9CA" w:sz="4"/>
+              <w:left w:val="single" w:color="C8C9CA" w:sz="4"/>
+              <w:bottom w:val="single" w:color="C8C9CA" w:sz="4"/>
+              <w:right w:val="single" w:color="C8C9CA" w:sz="4"/>
+            </w:tcBorders>
+            <w:tcMar>
+              <w:top w:type="dxa" w:w="50"/>
+              <w:left w:type="dxa" w:w="90"/>
+              <w:bottom w:type="dxa" w:w="50"/>
+              <w:right w:type="dxa" w:w="90"/>
+            </w:tcMar>
+          </w:tcPr>
+          <w:p>
+            <w:r>
+              <w:rPr>
+                <w:sz w:val="18"/>
+                <w:szCs w:val="18"/>
+              </w:rPr>
+              <w:t xml:space="preserve">извлечение текста из PDF-резюме</w:t>
+            </w:r>
+          </w:p>
+        </w:tc>
+        <w:tc>
+          <w:tcPr>
+            <w:tcW w:type="dxa" w:w="990"/>
+            <w:tcBorders>
+              <w:top w:val="single" w:color="C8C9CA" w:sz="4"/>
+              <w:left w:val="single" w:color="C8C9CA" w:sz="4"/>
+              <w:bottom w:val="single" w:color="C8C9CA" w:sz="4"/>
+              <w:right w:val="single" w:color="C8C9CA" w:sz="4"/>
+            </w:tcBorders>
+            <w:tcMar>
+              <w:top w:type="dxa" w:w="50"/>
+              <w:left w:type="dxa" w:w="90"/>
+              <w:bottom w:type="dxa" w:w="50"/>
+              <w:right w:type="dxa" w:w="90"/>
+            </w:tcMar>
+          </w:tcPr>
+          <w:p>
+            <w:r>
+              <w:rPr>
+                <w:sz w:val="18"/>
+                <w:szCs w:val="18"/>
+              </w:rPr>
+              <w:t xml:space="preserve">BSD-3-Clause</w:t>
+            </w:r>
+          </w:p>
+        </w:tc>
+      </w:tr>
+    </w:tbl>
+    <w:p>
+      <w:pPr>
+        <w:spacing w:after="60"/>
+      </w:pPr>
+    </w:p>
+    <w:p>
+      <w:pPr>
+        <w:pStyle w:val="Heading2"/>
+        <w:keepNext/>
+      </w:pPr>
+      <w:r>
+        <w:t xml:space="preserve">Фронтенд</w:t>
+      </w:r>
+    </w:p>
+    <w:tbl>
+      <w:tblPr>
+        <w:tblW w:type="dxa" w:w="9638"/>
+        <w:tblBorders>
+          <w:top w:val="single" w:color="auto" w:sz="4"/>
+          <w:left w:val="single" w:color="auto" w:sz="4"/>
+          <w:bottom w:val="single" w:color="auto" w:sz="4"/>
+          <w:right w:val="single" w:color="auto" w:sz="4"/>
+          <w:insideH w:val="single" w:color="auto" w:sz="4"/>
+          <w:insideV w:val="single" w:color="auto" w:sz="4"/>
+        </w:tblBorders>
+      </w:tblPr>
+      <w:tblGrid>
+        <w:gridCol w:w="4043"/>
+        <w:gridCol w:w="1954"/>
+        <w:gridCol w:w="2965"/>
+        <w:gridCol w:w="676"/>
+      </w:tblGrid>
+      <w:tr>
+        <w:trPr>
+          <w:tblHeader/>
+        </w:trPr>
+        <w:tc>
+          <w:tcPr>
+            <w:tcW w:type="dxa" w:w="4043"/>
+            <w:tcBorders>
+              <w:top w:val="single" w:color="C8C9CA" w:sz="4"/>
+              <w:left w:val="single" w:color="C8C9CA" w:sz="4"/>
+              <w:bottom w:val="single" w:color="C8C9CA" w:sz="4"/>
+              <w:right w:val="single" w:color="C8C9CA" w:sz="4"/>
+            </w:tcBorders>
+            <w:shd w:fill="F0EEFF" w:color="auto" w:val="clear"/>
+            <w:tcMar>
+              <w:top w:type="dxa" w:w="50"/>
+              <w:left w:type="dxa" w:w="90"/>
+              <w:bottom w:type="dxa" w:w="50"/>
+              <w:right w:type="dxa" w:w="90"/>
+            </w:tcMar>
+          </w:tcPr>
+          <w:p>
+            <w:r>
+              <w:rPr>
+                <w:b/>
+                <w:bCs/>
+                <w:sz w:val="18"/>
+                <w:szCs w:val="18"/>
+              </w:rPr>
+              <w:t xml:space="preserve">Библиотека</w:t>
+            </w:r>
+          </w:p>
+        </w:tc>
+        <w:tc>
+          <w:tcPr>
+            <w:tcW w:type="dxa" w:w="1954"/>
+            <w:tcBorders>
+              <w:top w:val="single" w:color="C8C9CA" w:sz="4"/>
+              <w:left w:val="single" w:color="C8C9CA" w:sz="4"/>
+              <w:bottom w:val="single" w:color="C8C9CA" w:sz="4"/>
+              <w:right w:val="single" w:color="C8C9CA" w:sz="4"/>
+            </w:tcBorders>
+            <w:shd w:fill="F0EEFF" w:color="auto" w:val="clear"/>
+            <w:tcMar>
+              <w:top w:type="dxa" w:w="50"/>
+              <w:left w:type="dxa" w:w="90"/>
+              <w:bottom w:type="dxa" w:w="50"/>
+              <w:right w:type="dxa" w:w="90"/>
+            </w:tcMar>
+          </w:tcPr>
+          <w:p>
+            <w:r>
+              <w:rPr>
+                <w:b/>
+                <w:bCs/>
+                <w:sz w:val="18"/>
+                <w:szCs w:val="18"/>
+              </w:rPr>
+              <w:t xml:space="preserve">Версия</w:t>
+            </w:r>
+          </w:p>
+        </w:tc>
+        <w:tc>
+          <w:tcPr>
+            <w:tcW w:type="dxa" w:w="2965"/>
+            <w:tcBorders>
+              <w:top w:val="single" w:color="C8C9CA" w:sz="4"/>
+              <w:left w:val="single" w:color="C8C9CA" w:sz="4"/>
+              <w:bottom w:val="single" w:color="C8C9CA" w:sz="4"/>
+              <w:right w:val="single" w:color="C8C9CA" w:sz="4"/>
+            </w:tcBorders>
+            <w:shd w:fill="F0EEFF" w:color="auto" w:val="clear"/>
+            <w:tcMar>
+              <w:top w:type="dxa" w:w="50"/>
+              <w:left w:type="dxa" w:w="90"/>
+              <w:bottom w:type="dxa" w:w="50"/>
+              <w:right w:type="dxa" w:w="90"/>
+            </w:tcMar>
+          </w:tcPr>
+          <w:p>
+            <w:r>
+              <w:rPr>
+                <w:b/>
+                <w:bCs/>
+                <w:sz w:val="18"/>
+                <w:szCs w:val="18"/>
+              </w:rPr>
+              <w:t xml:space="preserve">Назначение</w:t>
+            </w:r>
+          </w:p>
+        </w:tc>
+        <w:tc>
+          <w:tcPr>
+            <w:tcW w:type="dxa" w:w="676"/>
+            <w:tcBorders>
+              <w:top w:val="single" w:color="C8C9CA" w:sz="4"/>
+              <w:left w:val="single" w:color="C8C9CA" w:sz="4"/>
+              <w:bottom w:val="single" w:color="C8C9CA" w:sz="4"/>
+              <w:right w:val="single" w:color="C8C9CA" w:sz="4"/>
+            </w:tcBorders>
+            <w:shd w:fill="F0EEFF" w:color="auto" w:val="clear"/>
+            <w:tcMar>
+              <w:top w:type="dxa" w:w="50"/>
+              <w:left w:type="dxa" w:w="90"/>
+              <w:bottom w:type="dxa" w:w="50"/>
+              <w:right w:type="dxa" w:w="90"/>
+            </w:tcMar>
+          </w:tcPr>
+          <w:p>
+            <w:r>
+              <w:rPr>
+                <w:b/>
+                <w:bCs/>
+                <w:sz w:val="18"/>
+                <w:szCs w:val="18"/>
+              </w:rPr>
+              <w:t xml:space="preserve">Лицензия</w:t>
+            </w:r>
+          </w:p>
+        </w:tc>
+      </w:tr>
+      <w:tr>
+        <w:tc>
+          <w:tcPr>
+            <w:tcW w:type="dxa" w:w="4043"/>
+            <w:tcBorders>
+              <w:top w:val="single" w:color="C8C9CA" w:sz="4"/>
+              <w:left w:val="single" w:color="C8C9CA" w:sz="4"/>
+              <w:bottom w:val="single" w:color="C8C9CA" w:sz="4"/>
+              <w:right w:val="single" w:color="C8C9CA" w:sz="4"/>
+            </w:tcBorders>
+            <w:tcMar>
+              <w:top w:type="dxa" w:w="50"/>
+              <w:left w:type="dxa" w:w="90"/>
+              <w:bottom w:type="dxa" w:w="50"/>
+              <w:right w:type="dxa" w:w="90"/>
+            </w:tcMar>
+          </w:tcPr>
+          <w:p>
+            <w:r>
+              <w:rPr>
+                <w:sz w:val="18"/>
+                <w:szCs w:val="18"/>
+              </w:rPr>
+              <w:t xml:space="preserve">React, React DOM</w:t>
+            </w:r>
+          </w:p>
+        </w:tc>
+        <w:tc>
+          <w:tcPr>
+            <w:tcW w:type="dxa" w:w="1954"/>
+            <w:tcBorders>
+              <w:top w:val="single" w:color="C8C9CA" w:sz="4"/>
+              <w:left w:val="single" w:color="C8C9CA" w:sz="4"/>
+              <w:bottom w:val="single" w:color="C8C9CA" w:sz="4"/>
+              <w:right w:val="single" w:color="C8C9CA" w:sz="4"/>
+            </w:tcBorders>
+            <w:tcMar>
+              <w:top w:type="dxa" w:w="50"/>
+              <w:left w:type="dxa" w:w="90"/>
+              <w:bottom w:type="dxa" w:w="50"/>
+              <w:right w:type="dxa" w:w="90"/>
+            </w:tcMar>
+          </w:tcPr>
+          <w:p>
+            <w:r>
+              <w:rPr>
+                <w:sz w:val="18"/>
+                <w:szCs w:val="18"/>
+              </w:rPr>
+              <w:t xml:space="preserve">19.3.0</w:t>
+            </w:r>
+          </w:p>
+        </w:tc>
+        <w:tc>
+          <w:tcPr>
+            <w:tcW w:type="dxa" w:w="2965"/>
+            <w:tcBorders>
+              <w:top w:val="single" w:color="C8C9CA" w:sz="4"/>
+              <w:left w:val="single" w:color="C8C9CA" w:sz="4"/>
+              <w:bottom w:val="single" w:color="C8C9CA" w:sz="4"/>
+              <w:right w:val="single" w:color="C8C9CA" w:sz="4"/>
+            </w:tcBorders>
+            <w:tcMar>
+              <w:top w:type="dxa" w:w="50"/>
+              <w:left w:type="dxa" w:w="90"/>
+              <w:bottom w:type="dxa" w:w="50"/>
+              <w:right w:type="dxa" w:w="90"/>
+            </w:tcMar>
+          </w:tcPr>
+          <w:p>
+            <w:r>
+              <w:rPr>
+                <w:sz w:val="18"/>
+                <w:szCs w:val="18"/>
+              </w:rPr>
+              <w:t xml:space="preserve">интерфейс обоих кабинетов</w:t>
+            </w:r>
+          </w:p>
+        </w:tc>
+        <w:tc>
+          <w:tcPr>
+            <w:tcW w:type="dxa" w:w="676"/>
+            <w:tcBorders>
+              <w:top w:val="single" w:color="C8C9CA" w:sz="4"/>
+              <w:left w:val="single" w:color="C8C9CA" w:sz="4"/>
+              <w:bottom w:val="single" w:color="C8C9CA" w:sz="4"/>
+              <w:right w:val="single" w:color="C8C9CA" w:sz="4"/>
+            </w:tcBorders>
+            <w:tcMar>
+              <w:top w:type="dxa" w:w="50"/>
+              <w:left w:type="dxa" w:w="90"/>
+              <w:bottom w:type="dxa" w:w="50"/>
+              <w:right w:type="dxa" w:w="90"/>
+            </w:tcMar>
+          </w:tcPr>
+          <w:p>
+            <w:r>
+              <w:rPr>
+                <w:sz w:val="18"/>
+                <w:szCs w:val="18"/>
+              </w:rPr>
+              <w:t xml:space="preserve">MIT</w:t>
+            </w:r>
+          </w:p>
+        </w:tc>
+      </w:tr>
+      <w:tr>
+        <w:tc>
+          <w:tcPr>
+            <w:tcW w:type="dxa" w:w="4043"/>
+            <w:tcBorders>
+              <w:top w:val="single" w:color="C8C9CA" w:sz="4"/>
+              <w:left w:val="single" w:color="C8C9CA" w:sz="4"/>
+              <w:bottom w:val="single" w:color="C8C9CA" w:sz="4"/>
+              <w:right w:val="single" w:color="C8C9CA" w:sz="4"/>
+            </w:tcBorders>
+            <w:tcMar>
+              <w:top w:type="dxa" w:w="50"/>
+              <w:left w:type="dxa" w:w="90"/>
+              <w:bottom w:type="dxa" w:w="50"/>
+              <w:right w:type="dxa" w:w="90"/>
+            </w:tcMar>
+          </w:tcPr>
+          <w:p>
+            <w:r>
+              <w:rPr>
+                <w:sz w:val="18"/>
+                <w:szCs w:val="18"/>
+              </w:rPr>
+              <w:t xml:space="preserve">React Router</w:t>
+            </w:r>
+          </w:p>
+        </w:tc>
+        <w:tc>
+          <w:tcPr>
+            <w:tcW w:type="dxa" w:w="1954"/>
+            <w:tcBorders>
+              <w:top w:val="single" w:color="C8C9CA" w:sz="4"/>
+              <w:left w:val="single" w:color="C8C9CA" w:sz="4"/>
+              <w:bottom w:val="single" w:color="C8C9CA" w:sz="4"/>
+              <w:right w:val="single" w:color="C8C9CA" w:sz="4"/>
+            </w:tcBorders>
+            <w:tcMar>
+              <w:top w:type="dxa" w:w="50"/>
+              <w:left w:type="dxa" w:w="90"/>
+              <w:bottom w:type="dxa" w:w="50"/>
+              <w:right w:type="dxa" w:w="90"/>
+            </w:tcMar>
+          </w:tcPr>
+          <w:p>
+            <w:r>
+              <w:rPr>
+                <w:sz w:val="18"/>
+                <w:szCs w:val="18"/>
+              </w:rPr>
+              <w:t xml:space="preserve">8.4.0</w:t>
+            </w:r>
+          </w:p>
+        </w:tc>
+        <w:tc>
+          <w:tcPr>
+            <w:tcW w:type="dxa" w:w="2965"/>
+            <w:tcBorders>
+              <w:top w:val="single" w:color="C8C9CA" w:sz="4"/>
+              <w:left w:val="single" w:color="C8C9CA" w:sz="4"/>
+              <w:bottom w:val="single" w:color="C8C9CA" w:sz="4"/>
+              <w:right w:val="single" w:color="C8C9CA" w:sz="4"/>
+            </w:tcBorders>
+            <w:tcMar>
+              <w:top w:type="dxa" w:w="50"/>
+              <w:left w:type="dxa" w:w="90"/>
+              <w:bottom w:type="dxa" w:w="50"/>
+              <w:right w:type="dxa" w:w="90"/>
+            </w:tcMar>
+          </w:tcPr>
+          <w:p>
+            <w:r>
+              <w:rPr>
+                <w:sz w:val="18"/>
+                <w:szCs w:val="18"/>
+              </w:rPr>
+              <w:t xml:space="preserve">маршрутизация</w:t>
+            </w:r>
+          </w:p>
+        </w:tc>
+        <w:tc>
+          <w:tcPr>
+            <w:tcW w:type="dxa" w:w="676"/>
+            <w:tcBorders>
+              <w:top w:val="single" w:color="C8C9CA" w:sz="4"/>
+              <w:left w:val="single" w:color="C8C9CA" w:sz="4"/>
+              <w:bottom w:val="single" w:color="C8C9CA" w:sz="4"/>
+              <w:right w:val="single" w:color="C8C9CA" w:sz="4"/>
+            </w:tcBorders>
+            <w:tcMar>
+              <w:top w:type="dxa" w:w="50"/>
+              <w:left w:type="dxa" w:w="90"/>
+              <w:bottom w:type="dxa" w:w="50"/>
+              <w:right w:type="dxa" w:w="90"/>
+            </w:tcMar>
+          </w:tcPr>
+          <w:p>
+            <w:r>
+              <w:rPr>
+                <w:sz w:val="18"/>
+                <w:szCs w:val="18"/>
+              </w:rPr>
+              <w:t xml:space="preserve">MIT</w:t>
+            </w:r>
+          </w:p>
+        </w:tc>
+      </w:tr>
+      <w:tr>
+        <w:tc>
+          <w:tcPr>
+            <w:tcW w:type="dxa" w:w="4043"/>
+            <w:tcBorders>
+              <w:top w:val="single" w:color="C8C9CA" w:sz="4"/>
+              <w:left w:val="single" w:color="C8C9CA" w:sz="4"/>
+              <w:bottom w:val="single" w:color="C8C9CA" w:sz="4"/>
+              <w:right w:val="single" w:color="C8C9CA" w:sz="4"/>
+            </w:tcBorders>
+            <w:tcMar>
+              <w:top w:type="dxa" w:w="50"/>
+              <w:left w:type="dxa" w:w="90"/>
+              <w:bottom w:type="dxa" w:w="50"/>
+              <w:right w:type="dxa" w:w="90"/>
+            </w:tcMar>
+          </w:tcPr>
+          <w:p>
+            <w:r>
+              <w:rPr>
+                <w:sz w:val="18"/>
+                <w:szCs w:val="18"/>
+              </w:rPr>
+              <w:t xml:space="preserve">TanStack Query</w:t>
+            </w:r>
+          </w:p>
+        </w:tc>
+        <w:tc>
+          <w:tcPr>
+            <w:tcW w:type="dxa" w:w="1954"/>
+            <w:tcBorders>
+              <w:top w:val="single" w:color="C8C9CA" w:sz="4"/>
+              <w:left w:val="single" w:color="C8C9CA" w:sz="4"/>
+              <w:bottom w:val="single" w:color="C8C9CA" w:sz="4"/>
+              <w:right w:val="single" w:color="C8C9CA" w:sz="4"/>
+            </w:tcBorders>
+            <w:tcMar>
+              <w:top w:type="dxa" w:w="50"/>
+              <w:left w:type="dxa" w:w="90"/>
+              <w:bottom w:type="dxa" w:w="50"/>
+              <w:right w:type="dxa" w:w="90"/>
+            </w:tcMar>
+          </w:tcPr>
+          <w:p>
+            <w:r>
+              <w:rPr>
+                <w:sz w:val="18"/>
+                <w:szCs w:val="18"/>
+              </w:rPr>
+              <w:t xml:space="preserve">5.104.1</w:t>
+            </w:r>
+          </w:p>
+        </w:tc>
+        <w:tc>
+          <w:tcPr>
+            <w:tcW w:type="dxa" w:w="2965"/>
+            <w:tcBorders>
+              <w:top w:val="single" w:color="C8C9CA" w:sz="4"/>
+              <w:left w:val="single" w:color="C8C9CA" w:sz="4"/>
+              <w:bottom w:val="single" w:color="C8C9CA" w:sz="4"/>
+              <w:right w:val="single" w:color="C8C9CA" w:sz="4"/>
+            </w:tcBorders>
+            <w:tcMar>
+              <w:top w:type="dxa" w:w="50"/>
+              <w:left w:type="dxa" w:w="90"/>
+              <w:bottom w:type="dxa" w:w="50"/>
+              <w:right w:type="dxa" w:w="90"/>
+            </w:tcMar>
+          </w:tcPr>
+          <w:p>
+            <w:r>
+              <w:rPr>
+                <w:sz w:val="18"/>
+                <w:szCs w:val="18"/>
+              </w:rPr>
+              <w:t xml:space="preserve">запросы к API и кеш</w:t>
+            </w:r>
+          </w:p>
+        </w:tc>
+        <w:tc>
+          <w:tcPr>
+            <w:tcW w:type="dxa" w:w="676"/>
+            <w:tcBorders>
+              <w:top w:val="single" w:color="C8C9CA" w:sz="4"/>
+              <w:left w:val="single" w:color="C8C9CA" w:sz="4"/>
+              <w:bottom w:val="single" w:color="C8C9CA" w:sz="4"/>
+              <w:right w:val="single" w:color="C8C9CA" w:sz="4"/>
+            </w:tcBorders>
+            <w:tcMar>
+              <w:top w:type="dxa" w:w="50"/>
+              <w:left w:type="dxa" w:w="90"/>
+              <w:bottom w:type="dxa" w:w="50"/>
+              <w:right w:type="dxa" w:w="90"/>
+            </w:tcMar>
+          </w:tcPr>
+          <w:p>
+            <w:r>
+              <w:rPr>
+                <w:sz w:val="18"/>
+                <w:szCs w:val="18"/>
+              </w:rPr>
+              <w:t xml:space="preserve">MIT</w:t>
+            </w:r>
+          </w:p>
+        </w:tc>
+      </w:tr>
+      <w:tr>
+        <w:tc>
+          <w:tcPr>
+            <w:tcW w:type="dxa" w:w="4043"/>
+            <w:tcBorders>
+              <w:top w:val="single" w:color="C8C9CA" w:sz="4"/>
+              <w:left w:val="single" w:color="C8C9CA" w:sz="4"/>
+              <w:bottom w:val="single" w:color="C8C9CA" w:sz="4"/>
+              <w:right w:val="single" w:color="C8C9CA" w:sz="4"/>
+            </w:tcBorders>
+            <w:tcMar>
+              <w:top w:type="dxa" w:w="50"/>
+              <w:left w:type="dxa" w:w="90"/>
+              <w:bottom w:type="dxa" w:w="50"/>
+              <w:right w:type="dxa" w:w="90"/>
+            </w:tcMar>
+          </w:tcPr>
+          <w:p>
+            <w:r>
+              <w:rPr>
+                <w:sz w:val="18"/>
+                <w:szCs w:val="18"/>
+              </w:rPr>
+              <w:t xml:space="preserve">oidc-client-ts</w:t>
+            </w:r>
+          </w:p>
+        </w:tc>
+        <w:tc>
+          <w:tcPr>
+            <w:tcW w:type="dxa" w:w="1954"/>
+            <w:tcBorders>
+              <w:top w:val="single" w:color="C8C9CA" w:sz="4"/>
+              <w:left w:val="single" w:color="C8C9CA" w:sz="4"/>
+              <w:bottom w:val="single" w:color="C8C9CA" w:sz="4"/>
+              <w:right w:val="single" w:color="C8C9CA" w:sz="4"/>
+            </w:tcBorders>
+            <w:tcMar>
+              <w:top w:type="dxa" w:w="50"/>
+              <w:left w:type="dxa" w:w="90"/>
+              <w:bottom w:type="dxa" w:w="50"/>
+              <w:right w:type="dxa" w:w="90"/>
+            </w:tcMar>
+          </w:tcPr>
+          <w:p>
+            <w:r>
+              <w:rPr>
+                <w:sz w:val="18"/>
+                <w:szCs w:val="18"/>
+              </w:rPr>
+              <w:t xml:space="preserve">3.5.0</w:t>
+            </w:r>
+          </w:p>
+        </w:tc>
+        <w:tc>
+          <w:tcPr>
+            <w:tcW w:type="dxa" w:w="2965"/>
+            <w:tcBorders>
+              <w:top w:val="single" w:color="C8C9CA" w:sz="4"/>
+              <w:left w:val="single" w:color="C8C9CA" w:sz="4"/>
+              <w:bottom w:val="single" w:color="C8C9CA" w:sz="4"/>
+              <w:right w:val="single" w:color="C8C9CA" w:sz="4"/>
+            </w:tcBorders>
+            <w:tcMar>
+              <w:top w:type="dxa" w:w="50"/>
+              <w:left w:type="dxa" w:w="90"/>
+              <w:bottom w:type="dxa" w:w="50"/>
+              <w:right w:type="dxa" w:w="90"/>
+            </w:tcMar>
+          </w:tcPr>
+          <w:p>
+            <w:r>
+              <w:rPr>
+                <w:sz w:val="18"/>
+                <w:szCs w:val="18"/>
+              </w:rPr>
+              <w:t xml:space="preserve">вход через Keycloak (PKCE)</w:t>
+            </w:r>
+          </w:p>
+        </w:tc>
+        <w:tc>
+          <w:tcPr>
+            <w:tcW w:type="dxa" w:w="676"/>
+            <w:tcBorders>
+              <w:top w:val="single" w:color="C8C9CA" w:sz="4"/>
+              <w:left w:val="single" w:color="C8C9CA" w:sz="4"/>
+              <w:bottom w:val="single" w:color="C8C9CA" w:sz="4"/>
+              <w:right w:val="single" w:color="C8C9CA" w:sz="4"/>
+            </w:tcBorders>
+            <w:tcMar>
+              <w:top w:type="dxa" w:w="50"/>
+              <w:left w:type="dxa" w:w="90"/>
+              <w:bottom w:type="dxa" w:w="50"/>
+              <w:right w:type="dxa" w:w="90"/>
+            </w:tcMar>
+          </w:tcPr>
+          <w:p>
+            <w:r>
+              <w:rPr>
+                <w:sz w:val="18"/>
+                <w:szCs w:val="18"/>
+              </w:rPr>
+              <w:t xml:space="preserve">Apache-2.0</w:t>
+            </w:r>
+          </w:p>
+        </w:tc>
+      </w:tr>
+      <w:tr>
+        <w:tc>
+          <w:tcPr>
+            <w:tcW w:type="dxa" w:w="4043"/>
+            <w:tcBorders>
+              <w:top w:val="single" w:color="C8C9CA" w:sz="4"/>
+              <w:left w:val="single" w:color="C8C9CA" w:sz="4"/>
+              <w:bottom w:val="single" w:color="C8C9CA" w:sz="4"/>
+              <w:right w:val="single" w:color="C8C9CA" w:sz="4"/>
+            </w:tcBorders>
+            <w:tcMar>
+              <w:top w:type="dxa" w:w="50"/>
+              <w:left w:type="dxa" w:w="90"/>
+              <w:bottom w:type="dxa" w:w="50"/>
+              <w:right w:type="dxa" w:w="90"/>
+            </w:tcMar>
+          </w:tcPr>
+          <w:p>
+            <w:r>
+              <w:rPr>
+                <w:sz w:val="18"/>
+                <w:szCs w:val="18"/>
+              </w:rPr>
+              <w:t xml:space="preserve">Zod</w:t>
+            </w:r>
+          </w:p>
+        </w:tc>
+        <w:tc>
+          <w:tcPr>
+            <w:tcW w:type="dxa" w:w="1954"/>
+            <w:tcBorders>
+              <w:top w:val="single" w:color="C8C9CA" w:sz="4"/>
+              <w:left w:val="single" w:color="C8C9CA" w:sz="4"/>
+              <w:bottom w:val="single" w:color="C8C9CA" w:sz="4"/>
+              <w:right w:val="single" w:color="C8C9CA" w:sz="4"/>
+            </w:tcBorders>
+            <w:tcMar>
+              <w:top w:type="dxa" w:w="50"/>
+              <w:left w:type="dxa" w:w="90"/>
+              <w:bottom w:type="dxa" w:w="50"/>
+              <w:right w:type="dxa" w:w="90"/>
+            </w:tcMar>
+          </w:tcPr>
+          <w:p>
+            <w:r>
+              <w:rPr>
+                <w:sz w:val="18"/>
+                <w:szCs w:val="18"/>
+              </w:rPr>
+              <w:t xml:space="preserve">4.6.5</w:t>
+            </w:r>
+          </w:p>
+        </w:tc>
+        <w:tc>
+          <w:tcPr>
+            <w:tcW w:type="dxa" w:w="2965"/>
+            <w:tcBorders>
+              <w:top w:val="single" w:color="C8C9CA" w:sz="4"/>
+              <w:left w:val="single" w:color="C8C9CA" w:sz="4"/>
+              <w:bottom w:val="single" w:color="C8C9CA" w:sz="4"/>
+              <w:right w:val="single" w:color="C8C9CA" w:sz="4"/>
+            </w:tcBorders>
+            <w:tcMar>
+              <w:top w:type="dxa" w:w="50"/>
+              <w:left w:type="dxa" w:w="90"/>
+              <w:bottom w:type="dxa" w:w="50"/>
+              <w:right w:type="dxa" w:w="90"/>
+            </w:tcMar>
+          </w:tcPr>
+          <w:p>
+            <w:r>
+              <w:rPr>
+                <w:sz w:val="18"/>
+                <w:szCs w:val="18"/>
+              </w:rPr>
+              <w:t xml:space="preserve">проверка форм и ответов</w:t>
+            </w:r>
+          </w:p>
+        </w:tc>
+        <w:tc>
+          <w:tcPr>
+            <w:tcW w:type="dxa" w:w="676"/>
+            <w:tcBorders>
+              <w:top w:val="single" w:color="C8C9CA" w:sz="4"/>
+              <w:left w:val="single" w:color="C8C9CA" w:sz="4"/>
+              <w:bottom w:val="single" w:color="C8C9CA" w:sz="4"/>
+              <w:right w:val="single" w:color="C8C9CA" w:sz="4"/>
+            </w:tcBorders>
+            <w:tcMar>
+              <w:top w:type="dxa" w:w="50"/>
+              <w:left w:type="dxa" w:w="90"/>
+              <w:bottom w:type="dxa" w:w="50"/>
+              <w:right w:type="dxa" w:w="90"/>
+            </w:tcMar>
+          </w:tcPr>
+          <w:p>
+            <w:r>
+              <w:rPr>
+                <w:sz w:val="18"/>
+                <w:szCs w:val="18"/>
+              </w:rPr>
+              <w:t xml:space="preserve">MIT</w:t>
+            </w:r>
+          </w:p>
+        </w:tc>
+      </w:tr>
+      <w:tr>
+        <w:tc>
+          <w:tcPr>
+            <w:tcW w:type="dxa" w:w="4043"/>
+            <w:tcBorders>
+              <w:top w:val="single" w:color="C8C9CA" w:sz="4"/>
+              <w:left w:val="single" w:color="C8C9CA" w:sz="4"/>
+              <w:bottom w:val="single" w:color="C8C9CA" w:sz="4"/>
+              <w:right w:val="single" w:color="C8C9CA" w:sz="4"/>
+            </w:tcBorders>
+            <w:tcMar>
+              <w:top w:type="dxa" w:w="50"/>
+              <w:left w:type="dxa" w:w="90"/>
+              <w:bottom w:type="dxa" w:w="50"/>
+              <w:right w:type="dxa" w:w="90"/>
+            </w:tcMar>
+          </w:tcPr>
+          <w:p>
+            <w:r>
+              <w:rPr>
+                <w:sz w:val="18"/>
+                <w:szCs w:val="18"/>
+              </w:rPr>
+              <w:t xml:space="preserve">Tailwind CSS</w:t>
+            </w:r>
+          </w:p>
+        </w:tc>
+        <w:tc>
+          <w:tcPr>
+            <w:tcW w:type="dxa" w:w="1954"/>
+            <w:tcBorders>
+              <w:top w:val="single" w:color="C8C9CA" w:sz="4"/>
+              <w:left w:val="single" w:color="C8C9CA" w:sz="4"/>
+              <w:bottom w:val="single" w:color="C8C9CA" w:sz="4"/>
+              <w:right w:val="single" w:color="C8C9CA" w:sz="4"/>
+            </w:tcBorders>
+            <w:tcMar>
+              <w:top w:type="dxa" w:w="50"/>
+              <w:left w:type="dxa" w:w="90"/>
+              <w:bottom w:type="dxa" w:w="50"/>
+              <w:right w:type="dxa" w:w="90"/>
+            </w:tcMar>
+          </w:tcPr>
+          <w:p>
+            <w:r>
+              <w:rPr>
+                <w:sz w:val="18"/>
+                <w:szCs w:val="18"/>
+              </w:rPr>
+              <w:t xml:space="preserve">4.3.3</w:t>
+            </w:r>
+          </w:p>
+        </w:tc>
+        <w:tc>
+          <w:tcPr>
+            <w:tcW w:type="dxa" w:w="2965"/>
+            <w:tcBorders>
+              <w:top w:val="single" w:color="C8C9CA" w:sz="4"/>
+              <w:left w:val="single" w:color="C8C9CA" w:sz="4"/>
+              <w:bottom w:val="single" w:color="C8C9CA" w:sz="4"/>
+              <w:right w:val="single" w:color="C8C9CA" w:sz="4"/>
+            </w:tcBorders>
+            <w:tcMar>
+              <w:top w:type="dxa" w:w="50"/>
+              <w:left w:type="dxa" w:w="90"/>
+              <w:bottom w:type="dxa" w:w="50"/>
+              <w:right w:type="dxa" w:w="90"/>
+            </w:tcMar>
+          </w:tcPr>
+          <w:p>
+            <w:r>
+              <w:rPr>
+                <w:sz w:val="18"/>
+                <w:szCs w:val="18"/>
+              </w:rPr>
+              <w:t xml:space="preserve">стили</w:t>
+            </w:r>
+          </w:p>
+        </w:tc>
+        <w:tc>
+          <w:tcPr>
+            <w:tcW w:type="dxa" w:w="676"/>
+            <w:tcBorders>
+              <w:top w:val="single" w:color="C8C9CA" w:sz="4"/>
+              <w:left w:val="single" w:color="C8C9CA" w:sz="4"/>
+              <w:bottom w:val="single" w:color="C8C9CA" w:sz="4"/>
+              <w:right w:val="single" w:color="C8C9CA" w:sz="4"/>
+            </w:tcBorders>
+            <w:tcMar>
+              <w:top w:type="dxa" w:w="50"/>
+              <w:left w:type="dxa" w:w="90"/>
+              <w:bottom w:type="dxa" w:w="50"/>
+              <w:right w:type="dxa" w:w="90"/>
+            </w:tcMar>
+          </w:tcPr>
+          <w:p>
+            <w:r>
+              <w:rPr>
+                <w:sz w:val="18"/>
+                <w:szCs w:val="18"/>
+              </w:rPr>
+              <w:t xml:space="preserve">MIT</w:t>
+            </w:r>
+          </w:p>
+        </w:tc>
+      </w:tr>
+      <w:tr>
+        <w:tc>
+          <w:tcPr>
+            <w:tcW w:type="dxa" w:w="4043"/>
+            <w:tcBorders>
+              <w:top w:val="single" w:color="C8C9CA" w:sz="4"/>
+              <w:left w:val="single" w:color="C8C9CA" w:sz="4"/>
+              <w:bottom w:val="single" w:color="C8C9CA" w:sz="4"/>
+              <w:right w:val="single" w:color="C8C9CA" w:sz="4"/>
+            </w:tcBorders>
+            <w:tcMar>
+              <w:top w:type="dxa" w:w="50"/>
+              <w:left w:type="dxa" w:w="90"/>
+              <w:bottom w:type="dxa" w:w="50"/>
+              <w:right w:type="dxa" w:w="90"/>
+            </w:tcMar>
+          </w:tcPr>
+          <w:p>
+            <w:r>
+              <w:rPr>
+                <w:sz w:val="18"/>
+                <w:szCs w:val="18"/>
+              </w:rPr>
+              <w:t xml:space="preserve">Radix UI</w:t>
+            </w:r>
+          </w:p>
+        </w:tc>
+        <w:tc>
+          <w:tcPr>
+            <w:tcW w:type="dxa" w:w="1954"/>
+            <w:tcBorders>
+              <w:top w:val="single" w:color="C8C9CA" w:sz="4"/>
+              <w:left w:val="single" w:color="C8C9CA" w:sz="4"/>
+              <w:bottom w:val="single" w:color="C8C9CA" w:sz="4"/>
+              <w:right w:val="single" w:color="C8C9CA" w:sz="4"/>
+            </w:tcBorders>
+            <w:tcMar>
+              <w:top w:type="dxa" w:w="50"/>
+              <w:left w:type="dxa" w:w="90"/>
+              <w:bottom w:type="dxa" w:w="50"/>
+              <w:right w:type="dxa" w:w="90"/>
+            </w:tcMar>
+          </w:tcPr>
+          <w:p>
+            <w:r>
+              <w:rPr>
+                <w:sz w:val="18"/>
+                <w:szCs w:val="18"/>
+              </w:rPr>
+              <w:t xml:space="preserve">1.6.7</w:t>
+            </w:r>
+          </w:p>
+        </w:tc>
+        <w:tc>
+          <w:tcPr>
+            <w:tcW w:type="dxa" w:w="2965"/>
+            <w:tcBorders>
+              <w:top w:val="single" w:color="C8C9CA" w:sz="4"/>
+              <w:left w:val="single" w:color="C8C9CA" w:sz="4"/>
+              <w:bottom w:val="single" w:color="C8C9CA" w:sz="4"/>
+              <w:right w:val="single" w:color="C8C9CA" w:sz="4"/>
+            </w:tcBorders>
+            <w:tcMar>
+              <w:top w:type="dxa" w:w="50"/>
+              <w:left w:type="dxa" w:w="90"/>
+              <w:bottom w:type="dxa" w:w="50"/>
+              <w:right w:type="dxa" w:w="90"/>
+            </w:tcMar>
+          </w:tcPr>
+          <w:p>
+            <w:r>
+              <w:rPr>
+                <w:sz w:val="18"/>
+                <w:szCs w:val="18"/>
+              </w:rPr>
+              <w:t xml:space="preserve">доступные компоненты (диалоги, меню, списки)</w:t>
+            </w:r>
+          </w:p>
+        </w:tc>
+        <w:tc>
+          <w:tcPr>
+            <w:tcW w:type="dxa" w:w="676"/>
+            <w:tcBorders>
+              <w:top w:val="single" w:color="C8C9CA" w:sz="4"/>
+              <w:left w:val="single" w:color="C8C9CA" w:sz="4"/>
+              <w:bottom w:val="single" w:color="C8C9CA" w:sz="4"/>
+              <w:right w:val="single" w:color="C8C9CA" w:sz="4"/>
+            </w:tcBorders>
+            <w:tcMar>
+              <w:top w:type="dxa" w:w="50"/>
+              <w:left w:type="dxa" w:w="90"/>
+              <w:bottom w:type="dxa" w:w="50"/>
+              <w:right w:type="dxa" w:w="90"/>
+            </w:tcMar>
+          </w:tcPr>
+          <w:p>
+            <w:r>
+              <w:rPr>
+                <w:sz w:val="18"/>
+                <w:szCs w:val="18"/>
+              </w:rPr>
+              <w:t xml:space="preserve">MIT</w:t>
+            </w:r>
+          </w:p>
+        </w:tc>
+      </w:tr>
+      <w:tr>
+        <w:tc>
+          <w:tcPr>
+            <w:tcW w:type="dxa" w:w="4043"/>
+            <w:tcBorders>
+              <w:top w:val="single" w:color="C8C9CA" w:sz="4"/>
+              <w:left w:val="single" w:color="C8C9CA" w:sz="4"/>
+              <w:bottom w:val="single" w:color="C8C9CA" w:sz="4"/>
+              <w:right w:val="single" w:color="C8C9CA" w:sz="4"/>
+            </w:tcBorders>
+            <w:tcMar>
+              <w:top w:type="dxa" w:w="50"/>
+              <w:left w:type="dxa" w:w="90"/>
+              <w:bottom w:type="dxa" w:w="50"/>
+              <w:right w:type="dxa" w:w="90"/>
+            </w:tcMar>
+          </w:tcPr>
+          <w:p>
+            <w:r>
+              <w:rPr>
+                <w:sz w:val="18"/>
+                <w:szCs w:val="18"/>
+              </w:rPr>
+              <w:t xml:space="preserve">cmdk</w:t>
+            </w:r>
+          </w:p>
+        </w:tc>
+        <w:tc>
+          <w:tcPr>
+            <w:tcW w:type="dxa" w:w="1954"/>
+            <w:tcBorders>
+              <w:top w:val="single" w:color="C8C9CA" w:sz="4"/>
+              <w:left w:val="single" w:color="C8C9CA" w:sz="4"/>
+              <w:bottom w:val="single" w:color="C8C9CA" w:sz="4"/>
+              <w:right w:val="single" w:color="C8C9CA" w:sz="4"/>
+            </w:tcBorders>
+            <w:tcMar>
+              <w:top w:type="dxa" w:w="50"/>
+              <w:left w:type="dxa" w:w="90"/>
+              <w:bottom w:type="dxa" w:w="50"/>
+              <w:right w:type="dxa" w:w="90"/>
+            </w:tcMar>
+          </w:tcPr>
+          <w:p>
+            <w:r>
+              <w:rPr>
+                <w:sz w:val="18"/>
+                <w:szCs w:val="18"/>
+              </w:rPr>
+              <w:t xml:space="preserve">1.1.1</w:t>
+            </w:r>
+          </w:p>
+        </w:tc>
+        <w:tc>
+          <w:tcPr>
+            <w:tcW w:type="dxa" w:w="2965"/>
+            <w:tcBorders>
+              <w:top w:val="single" w:color="C8C9CA" w:sz="4"/>
+              <w:left w:val="single" w:color="C8C9CA" w:sz="4"/>
+              <w:bottom w:val="single" w:color="C8C9CA" w:sz="4"/>
+              <w:right w:val="single" w:color="C8C9CA" w:sz="4"/>
+            </w:tcBorders>
+            <w:tcMar>
+              <w:top w:type="dxa" w:w="50"/>
+              <w:left w:type="dxa" w:w="90"/>
+              <w:bottom w:type="dxa" w:w="50"/>
+              <w:right w:type="dxa" w:w="90"/>
+            </w:tcMar>
+          </w:tcPr>
+          <w:p>
+            <w:r>
+              <w:rPr>
+                <w:sz w:val="18"/>
+                <w:szCs w:val="18"/>
+              </w:rPr>
+              <w:t xml:space="preserve">выбор навыков с поиском по синонимам</w:t>
+            </w:r>
+          </w:p>
+        </w:tc>
+        <w:tc>
+          <w:tcPr>
+            <w:tcW w:type="dxa" w:w="676"/>
+            <w:tcBorders>
+              <w:top w:val="single" w:color="C8C9CA" w:sz="4"/>
+              <w:left w:val="single" w:color="C8C9CA" w:sz="4"/>
+              <w:bottom w:val="single" w:color="C8C9CA" w:sz="4"/>
+              <w:right w:val="single" w:color="C8C9CA" w:sz="4"/>
+            </w:tcBorders>
+            <w:tcMar>
+              <w:top w:type="dxa" w:w="50"/>
+              <w:left w:type="dxa" w:w="90"/>
+              <w:bottom w:type="dxa" w:w="50"/>
+              <w:right w:type="dxa" w:w="90"/>
+            </w:tcMar>
+          </w:tcPr>
+          <w:p>
+            <w:r>
+              <w:rPr>
+                <w:sz w:val="18"/>
+                <w:szCs w:val="18"/>
+              </w:rPr>
+              <w:t xml:space="preserve">MIT</w:t>
+            </w:r>
+          </w:p>
+        </w:tc>
+      </w:tr>
+      <w:tr>
+        <w:tc>
+          <w:tcPr>
+            <w:tcW w:type="dxa" w:w="4043"/>
+            <w:tcBorders>
+              <w:top w:val="single" w:color="C8C9CA" w:sz="4"/>
+              <w:left w:val="single" w:color="C8C9CA" w:sz="4"/>
+              <w:bottom w:val="single" w:color="C8C9CA" w:sz="4"/>
+              <w:right w:val="single" w:color="C8C9CA" w:sz="4"/>
+            </w:tcBorders>
+            <w:tcMar>
+              <w:top w:type="dxa" w:w="50"/>
+              <w:left w:type="dxa" w:w="90"/>
+              <w:bottom w:type="dxa" w:w="50"/>
+              <w:right w:type="dxa" w:w="90"/>
+            </w:tcMar>
+          </w:tcPr>
+          <w:p>
+            <w:r>
+              <w:rPr>
+                <w:sz w:val="18"/>
+                <w:szCs w:val="18"/>
+              </w:rPr>
+              <w:t xml:space="preserve">CodeMirror (</w:t>
+            </w:r>
+            <w:r>
+              <w:rPr>
+                <w:sz w:val="18"/>
+                <w:szCs w:val="18"/>
+                <w:shd w:fill="F1F1F4" w:color="auto" w:val="clear"/>
+              </w:rPr>
+              <w:t xml:space="preserve">codemirror</w:t>
+            </w:r>
+            <w:r>
+              <w:rPr>
+                <w:sz w:val="18"/>
+                <w:szCs w:val="18"/>
+              </w:rPr>
+              <w:t xml:space="preserve">, языки Python, JavaScript, Go)</w:t>
+            </w:r>
+          </w:p>
+        </w:tc>
+        <w:tc>
+          <w:tcPr>
+            <w:tcW w:type="dxa" w:w="1954"/>
+            <w:tcBorders>
+              <w:top w:val="single" w:color="C8C9CA" w:sz="4"/>
+              <w:left w:val="single" w:color="C8C9CA" w:sz="4"/>
+              <w:bottom w:val="single" w:color="C8C9CA" w:sz="4"/>
+              <w:right w:val="single" w:color="C8C9CA" w:sz="4"/>
+            </w:tcBorders>
+            <w:tcMar>
+              <w:top w:type="dxa" w:w="50"/>
+              <w:left w:type="dxa" w:w="90"/>
+              <w:bottom w:type="dxa" w:w="50"/>
+              <w:right w:type="dxa" w:w="90"/>
+            </w:tcMar>
+          </w:tcPr>
+          <w:p>
+            <w:r>
+              <w:rPr>
+                <w:sz w:val="18"/>
+                <w:szCs w:val="18"/>
+              </w:rPr>
+              <w:t xml:space="preserve">6.0.2 / 6.2.1 / 6.2.5 / 6.0.1</w:t>
+            </w:r>
+          </w:p>
+        </w:tc>
+        <w:tc>
+          <w:tcPr>
+            <w:tcW w:type="dxa" w:w="2965"/>
+            <w:tcBorders>
+              <w:top w:val="single" w:color="C8C9CA" w:sz="4"/>
+              <w:left w:val="single" w:color="C8C9CA" w:sz="4"/>
+              <w:bottom w:val="single" w:color="C8C9CA" w:sz="4"/>
+              <w:right w:val="single" w:color="C8C9CA" w:sz="4"/>
+            </w:tcBorders>
+            <w:tcMar>
+              <w:top w:type="dxa" w:w="50"/>
+              <w:left w:type="dxa" w:w="90"/>
+              <w:bottom w:type="dxa" w:w="50"/>
+              <w:right w:type="dxa" w:w="90"/>
+            </w:tcMar>
+          </w:tcPr>
+          <w:p>
+            <w:r>
+              <w:rPr>
+                <w:sz w:val="18"/>
+                <w:szCs w:val="18"/>
+              </w:rPr>
+              <w:t xml:space="preserve">редактор кода в практическом задании</w:t>
+            </w:r>
+          </w:p>
+        </w:tc>
+        <w:tc>
+          <w:tcPr>
+            <w:tcW w:type="dxa" w:w="676"/>
+            <w:tcBorders>
+              <w:top w:val="single" w:color="C8C9CA" w:sz="4"/>
+              <w:left w:val="single" w:color="C8C9CA" w:sz="4"/>
+              <w:bottom w:val="single" w:color="C8C9CA" w:sz="4"/>
+              <w:right w:val="single" w:color="C8C9CA" w:sz="4"/>
+            </w:tcBorders>
+            <w:tcMar>
+              <w:top w:type="dxa" w:w="50"/>
+              <w:left w:type="dxa" w:w="90"/>
+              <w:bottom w:type="dxa" w:w="50"/>
+              <w:right w:type="dxa" w:w="90"/>
+            </w:tcMar>
+          </w:tcPr>
+          <w:p>
+            <w:r>
+              <w:rPr>
+                <w:sz w:val="18"/>
+                <w:szCs w:val="18"/>
+              </w:rPr>
+              <w:t xml:space="preserve">MIT</w:t>
+            </w:r>
+          </w:p>
+        </w:tc>
+      </w:tr>
+      <w:tr>
+        <w:tc>
+          <w:tcPr>
+            <w:tcW w:type="dxa" w:w="4043"/>
+            <w:tcBorders>
+              <w:top w:val="single" w:color="C8C9CA" w:sz="4"/>
+              <w:left w:val="single" w:color="C8C9CA" w:sz="4"/>
+              <w:bottom w:val="single" w:color="C8C9CA" w:sz="4"/>
+              <w:right w:val="single" w:color="C8C9CA" w:sz="4"/>
+            </w:tcBorders>
+            <w:tcMar>
+              <w:top w:type="dxa" w:w="50"/>
+              <w:left w:type="dxa" w:w="90"/>
+              <w:bottom w:type="dxa" w:w="50"/>
+              <w:right w:type="dxa" w:w="90"/>
+            </w:tcMar>
+          </w:tcPr>
+          <w:p>
+            <w:r>
+              <w:rPr>
+                <w:sz w:val="18"/>
+                <w:szCs w:val="18"/>
+              </w:rPr>
+              <w:t xml:space="preserve">Recharts</w:t>
+            </w:r>
+          </w:p>
+        </w:tc>
+        <w:tc>
+          <w:tcPr>
+            <w:tcW w:type="dxa" w:w="1954"/>
+            <w:tcBorders>
+              <w:top w:val="single" w:color="C8C9CA" w:sz="4"/>
+              <w:left w:val="single" w:color="C8C9CA" w:sz="4"/>
+              <w:bottom w:val="single" w:color="C8C9CA" w:sz="4"/>
+              <w:right w:val="single" w:color="C8C9CA" w:sz="4"/>
+            </w:tcBorders>
+            <w:tcMar>
+              <w:top w:type="dxa" w:w="50"/>
+              <w:left w:type="dxa" w:w="90"/>
+              <w:bottom w:type="dxa" w:w="50"/>
+              <w:right w:type="dxa" w:w="90"/>
+            </w:tcMar>
+          </w:tcPr>
+          <w:p>
+            <w:r>
+              <w:rPr>
+                <w:sz w:val="18"/>
+                <w:szCs w:val="18"/>
+              </w:rPr>
+              <w:t xml:space="preserve">3.10.1</w:t>
+            </w:r>
+          </w:p>
+        </w:tc>
+        <w:tc>
+          <w:tcPr>
+            <w:tcW w:type="dxa" w:w="2965"/>
+            <w:tcBorders>
+              <w:top w:val="single" w:color="C8C9CA" w:sz="4"/>
+              <w:left w:val="single" w:color="C8C9CA" w:sz="4"/>
+              <w:bottom w:val="single" w:color="C8C9CA" w:sz="4"/>
+              <w:right w:val="single" w:color="C8C9CA" w:sz="4"/>
+            </w:tcBorders>
+            <w:tcMar>
+              <w:top w:type="dxa" w:w="50"/>
+              <w:left w:type="dxa" w:w="90"/>
+              <w:bottom w:type="dxa" w:w="50"/>
+              <w:right w:type="dxa" w:w="90"/>
+            </w:tcMar>
+          </w:tcPr>
+          <w:p>
+            <w:r>
+              <w:rPr>
+                <w:sz w:val="18"/>
+                <w:szCs w:val="18"/>
+              </w:rPr>
+              <w:t xml:space="preserve">графики результата теста и механики</w:t>
+            </w:r>
+          </w:p>
+        </w:tc>
+        <w:tc>
+          <w:tcPr>
+            <w:tcW w:type="dxa" w:w="676"/>
+            <w:tcBorders>
+              <w:top w:val="single" w:color="C8C9CA" w:sz="4"/>
+              <w:left w:val="single" w:color="C8C9CA" w:sz="4"/>
+              <w:bottom w:val="single" w:color="C8C9CA" w:sz="4"/>
+              <w:right w:val="single" w:color="C8C9CA" w:sz="4"/>
+            </w:tcBorders>
+            <w:tcMar>
+              <w:top w:type="dxa" w:w="50"/>
+              <w:left w:type="dxa" w:w="90"/>
+              <w:bottom w:type="dxa" w:w="50"/>
+              <w:right w:type="dxa" w:w="90"/>
+            </w:tcMar>
+          </w:tcPr>
+          <w:p>
+            <w:r>
+              <w:rPr>
+                <w:sz w:val="18"/>
+                <w:szCs w:val="18"/>
+              </w:rPr>
+              <w:t xml:space="preserve">MIT</w:t>
+            </w:r>
+          </w:p>
+        </w:tc>
+      </w:tr>
+      <w:tr>
+        <w:tc>
+          <w:tcPr>
+            <w:tcW w:type="dxa" w:w="4043"/>
+            <w:tcBorders>
+              <w:top w:val="single" w:color="C8C9CA" w:sz="4"/>
+              <w:left w:val="single" w:color="C8C9CA" w:sz="4"/>
+              <w:bottom w:val="single" w:color="C8C9CA" w:sz="4"/>
+              <w:right w:val="single" w:color="C8C9CA" w:sz="4"/>
+            </w:tcBorders>
+            <w:tcMar>
+              <w:top w:type="dxa" w:w="50"/>
+              <w:left w:type="dxa" w:w="90"/>
+              <w:bottom w:type="dxa" w:w="50"/>
+              <w:right w:type="dxa" w:w="90"/>
+            </w:tcMar>
+          </w:tcPr>
+          <w:p>
+            <w:r>
+              <w:rPr>
+                <w:sz w:val="18"/>
+                <w:szCs w:val="18"/>
+              </w:rPr>
+              <w:t xml:space="preserve">Motion</w:t>
+            </w:r>
+          </w:p>
+        </w:tc>
+        <w:tc>
+          <w:tcPr>
+            <w:tcW w:type="dxa" w:w="1954"/>
+            <w:tcBorders>
+              <w:top w:val="single" w:color="C8C9CA" w:sz="4"/>
+              <w:left w:val="single" w:color="C8C9CA" w:sz="4"/>
+              <w:bottom w:val="single" w:color="C8C9CA" w:sz="4"/>
+              <w:right w:val="single" w:color="C8C9CA" w:sz="4"/>
+            </w:tcBorders>
+            <w:tcMar>
+              <w:top w:type="dxa" w:w="50"/>
+              <w:left w:type="dxa" w:w="90"/>
+              <w:bottom w:type="dxa" w:w="50"/>
+              <w:right w:type="dxa" w:w="90"/>
+            </w:tcMar>
+          </w:tcPr>
+          <w:p>
+            <w:r>
+              <w:rPr>
+                <w:sz w:val="18"/>
+                <w:szCs w:val="18"/>
+              </w:rPr>
+              <w:t xml:space="preserve">14.0.0</w:t>
+            </w:r>
+          </w:p>
+        </w:tc>
+        <w:tc>
+          <w:tcPr>
+            <w:tcW w:type="dxa" w:w="2965"/>
+            <w:tcBorders>
+              <w:top w:val="single" w:color="C8C9CA" w:sz="4"/>
+              <w:left w:val="single" w:color="C8C9CA" w:sz="4"/>
+              <w:bottom w:val="single" w:color="C8C9CA" w:sz="4"/>
+              <w:right w:val="single" w:color="C8C9CA" w:sz="4"/>
+            </w:tcBorders>
+            <w:tcMar>
+              <w:top w:type="dxa" w:w="50"/>
+              <w:left w:type="dxa" w:w="90"/>
+              <w:bottom w:type="dxa" w:w="50"/>
+              <w:right w:type="dxa" w:w="90"/>
+            </w:tcMar>
+          </w:tcPr>
+          <w:p>
+            <w:r>
+              <w:rPr>
+                <w:sz w:val="18"/>
+                <w:szCs w:val="18"/>
+              </w:rPr>
+              <w:t xml:space="preserve">анимации</w:t>
+            </w:r>
+          </w:p>
+        </w:tc>
+        <w:tc>
+          <w:tcPr>
+            <w:tcW w:type="dxa" w:w="676"/>
+            <w:tcBorders>
+              <w:top w:val="single" w:color="C8C9CA" w:sz="4"/>
+              <w:left w:val="single" w:color="C8C9CA" w:sz="4"/>
+              <w:bottom w:val="single" w:color="C8C9CA" w:sz="4"/>
+              <w:right w:val="single" w:color="C8C9CA" w:sz="4"/>
+            </w:tcBorders>
+            <w:tcMar>
+              <w:top w:type="dxa" w:w="50"/>
+              <w:left w:type="dxa" w:w="90"/>
+              <w:bottom w:type="dxa" w:w="50"/>
+              <w:right w:type="dxa" w:w="90"/>
+            </w:tcMar>
+          </w:tcPr>
+          <w:p>
+            <w:r>
+              <w:rPr>
+                <w:sz w:val="18"/>
+                <w:szCs w:val="18"/>
+              </w:rPr>
+              <w:t xml:space="preserve">MIT</w:t>
+            </w:r>
+          </w:p>
+        </w:tc>
+      </w:tr>
+      <w:tr>
+        <w:tc>
+          <w:tcPr>
+            <w:tcW w:type="dxa" w:w="4043"/>
+            <w:tcBorders>
+              <w:top w:val="single" w:color="C8C9CA" w:sz="4"/>
+              <w:left w:val="single" w:color="C8C9CA" w:sz="4"/>
+              <w:bottom w:val="single" w:color="C8C9CA" w:sz="4"/>
+              <w:right w:val="single" w:color="C8C9CA" w:sz="4"/>
+            </w:tcBorders>
+            <w:tcMar>
+              <w:top w:type="dxa" w:w="50"/>
+              <w:left w:type="dxa" w:w="90"/>
+              <w:bottom w:type="dxa" w:w="50"/>
+              <w:right w:type="dxa" w:w="90"/>
+            </w:tcMar>
+          </w:tcPr>
+          <w:p>
+            <w:r>
+              <w:rPr>
+                <w:sz w:val="18"/>
+                <w:szCs w:val="18"/>
+              </w:rPr>
+              <w:t xml:space="preserve">Sonner</w:t>
+            </w:r>
+          </w:p>
+        </w:tc>
+        <w:tc>
+          <w:tcPr>
+            <w:tcW w:type="dxa" w:w="1954"/>
+            <w:tcBorders>
+              <w:top w:val="single" w:color="C8C9CA" w:sz="4"/>
+              <w:left w:val="single" w:color="C8C9CA" w:sz="4"/>
+              <w:bottom w:val="single" w:color="C8C9CA" w:sz="4"/>
+              <w:right w:val="single" w:color="C8C9CA" w:sz="4"/>
+            </w:tcBorders>
+            <w:tcMar>
+              <w:top w:type="dxa" w:w="50"/>
+              <w:left w:type="dxa" w:w="90"/>
+              <w:bottom w:type="dxa" w:w="50"/>
+              <w:right w:type="dxa" w:w="90"/>
+            </w:tcMar>
+          </w:tcPr>
+          <w:p>
+            <w:r>
+              <w:rPr>
+                <w:sz w:val="18"/>
+                <w:szCs w:val="18"/>
+              </w:rPr>
+              <w:t xml:space="preserve">2.0.8</w:t>
+            </w:r>
+          </w:p>
+        </w:tc>
+        <w:tc>
+          <w:tcPr>
+            <w:tcW w:type="dxa" w:w="2965"/>
+            <w:tcBorders>
+              <w:top w:val="single" w:color="C8C9CA" w:sz="4"/>
+              <w:left w:val="single" w:color="C8C9CA" w:sz="4"/>
+              <w:bottom w:val="single" w:color="C8C9CA" w:sz="4"/>
+              <w:right w:val="single" w:color="C8C9CA" w:sz="4"/>
+            </w:tcBorders>
+            <w:tcMar>
+              <w:top w:type="dxa" w:w="50"/>
+              <w:left w:type="dxa" w:w="90"/>
+              <w:bottom w:type="dxa" w:w="50"/>
+              <w:right w:type="dxa" w:w="90"/>
+            </w:tcMar>
+          </w:tcPr>
+          <w:p>
+            <w:r>
+              <w:rPr>
+                <w:sz w:val="18"/>
+                <w:szCs w:val="18"/>
+              </w:rPr>
+              <w:t xml:space="preserve">уведомления</w:t>
+            </w:r>
+          </w:p>
+        </w:tc>
+        <w:tc>
+          <w:tcPr>
+            <w:tcW w:type="dxa" w:w="676"/>
+            <w:tcBorders>
+              <w:top w:val="single" w:color="C8C9CA" w:sz="4"/>
+              <w:left w:val="single" w:color="C8C9CA" w:sz="4"/>
+              <w:bottom w:val="single" w:color="C8C9CA" w:sz="4"/>
+              <w:right w:val="single" w:color="C8C9CA" w:sz="4"/>
+            </w:tcBorders>
+            <w:tcMar>
+              <w:top w:type="dxa" w:w="50"/>
+              <w:left w:type="dxa" w:w="90"/>
+              <w:bottom w:type="dxa" w:w="50"/>
+              <w:right w:type="dxa" w:w="90"/>
+            </w:tcMar>
+          </w:tcPr>
+          <w:p>
+            <w:r>
+              <w:rPr>
+                <w:sz w:val="18"/>
+                <w:szCs w:val="18"/>
+              </w:rPr>
+              <w:t xml:space="preserve">MIT</w:t>
+            </w:r>
+          </w:p>
+        </w:tc>
+      </w:tr>
+      <w:tr>
+        <w:tc>
+          <w:tcPr>
+            <w:tcW w:type="dxa" w:w="4043"/>
+            <w:tcBorders>
+              <w:top w:val="single" w:color="C8C9CA" w:sz="4"/>
+              <w:left w:val="single" w:color="C8C9CA" w:sz="4"/>
+              <w:bottom w:val="single" w:color="C8C9CA" w:sz="4"/>
+              <w:right w:val="single" w:color="C8C9CA" w:sz="4"/>
+            </w:tcBorders>
+            <w:tcMar>
+              <w:top w:type="dxa" w:w="50"/>
+              <w:left w:type="dxa" w:w="90"/>
+              <w:bottom w:type="dxa" w:w="50"/>
+              <w:right w:type="dxa" w:w="90"/>
+            </w:tcMar>
+          </w:tcPr>
+          <w:p>
+            <w:r>
+              <w:rPr>
+                <w:sz w:val="18"/>
+                <w:szCs w:val="18"/>
+              </w:rPr>
+              <w:t xml:space="preserve">Tabler Icons</w:t>
+            </w:r>
+          </w:p>
+        </w:tc>
+        <w:tc>
+          <w:tcPr>
+            <w:tcW w:type="dxa" w:w="1954"/>
+            <w:tcBorders>
+              <w:top w:val="single" w:color="C8C9CA" w:sz="4"/>
+              <w:left w:val="single" w:color="C8C9CA" w:sz="4"/>
+              <w:bottom w:val="single" w:color="C8C9CA" w:sz="4"/>
+              <w:right w:val="single" w:color="C8C9CA" w:sz="4"/>
+            </w:tcBorders>
+            <w:tcMar>
+              <w:top w:type="dxa" w:w="50"/>
+              <w:left w:type="dxa" w:w="90"/>
+              <w:bottom w:type="dxa" w:w="50"/>
+              <w:right w:type="dxa" w:w="90"/>
+            </w:tcMar>
+          </w:tcPr>
+          <w:p>
+            <w:r>
+              <w:rPr>
+                <w:sz w:val="18"/>
+                <w:szCs w:val="18"/>
+              </w:rPr>
+              <w:t xml:space="preserve">3.48.0</w:t>
+            </w:r>
+          </w:p>
+        </w:tc>
+        <w:tc>
+          <w:tcPr>
+            <w:tcW w:type="dxa" w:w="2965"/>
+            <w:tcBorders>
+              <w:top w:val="single" w:color="C8C9CA" w:sz="4"/>
+              <w:left w:val="single" w:color="C8C9CA" w:sz="4"/>
+              <w:bottom w:val="single" w:color="C8C9CA" w:sz="4"/>
+              <w:right w:val="single" w:color="C8C9CA" w:sz="4"/>
+            </w:tcBorders>
+            <w:tcMar>
+              <w:top w:type="dxa" w:w="50"/>
+              <w:left w:type="dxa" w:w="90"/>
+              <w:bottom w:type="dxa" w:w="50"/>
+              <w:right w:type="dxa" w:w="90"/>
+            </w:tcMar>
+          </w:tcPr>
+          <w:p>
+            <w:r>
+              <w:rPr>
+                <w:sz w:val="18"/>
+                <w:szCs w:val="18"/>
+              </w:rPr>
+              <w:t xml:space="preserve">иконки</w:t>
+            </w:r>
+          </w:p>
+        </w:tc>
+        <w:tc>
+          <w:tcPr>
+            <w:tcW w:type="dxa" w:w="676"/>
+            <w:tcBorders>
+              <w:top w:val="single" w:color="C8C9CA" w:sz="4"/>
+              <w:left w:val="single" w:color="C8C9CA" w:sz="4"/>
+              <w:bottom w:val="single" w:color="C8C9CA" w:sz="4"/>
+              <w:right w:val="single" w:color="C8C9CA" w:sz="4"/>
+            </w:tcBorders>
+            <w:tcMar>
+              <w:top w:type="dxa" w:w="50"/>
+              <w:left w:type="dxa" w:w="90"/>
+              <w:bottom w:type="dxa" w:w="50"/>
+              <w:right w:type="dxa" w:w="90"/>
+            </w:tcMar>
+          </w:tcPr>
+          <w:p>
+            <w:r>
+              <w:rPr>
+                <w:sz w:val="18"/>
+                <w:szCs w:val="18"/>
+              </w:rPr>
+              <w:t xml:space="preserve">MIT</w:t>
+            </w:r>
+          </w:p>
+        </w:tc>
+      </w:tr>
+      <w:tr>
+        <w:tc>
+          <w:tcPr>
+            <w:tcW w:type="dxa" w:w="4043"/>
+            <w:tcBorders>
+              <w:top w:val="single" w:color="C8C9CA" w:sz="4"/>
+              <w:left w:val="single" w:color="C8C9CA" w:sz="4"/>
+              <w:bottom w:val="single" w:color="C8C9CA" w:sz="4"/>
+              <w:right w:val="single" w:color="C8C9CA" w:sz="4"/>
+            </w:tcBorders>
+            <w:tcMar>
+              <w:top w:type="dxa" w:w="50"/>
+              <w:left w:type="dxa" w:w="90"/>
+              <w:bottom w:type="dxa" w:w="50"/>
+              <w:right w:type="dxa" w:w="90"/>
+            </w:tcMar>
+          </w:tcPr>
+          <w:p>
+            <w:r>
+              <w:rPr>
+                <w:sz w:val="18"/>
+                <w:szCs w:val="18"/>
+              </w:rPr>
+              <w:t xml:space="preserve">Fontsource (Wix Madefor, Source Serif 4, JetBrains Mono и др.)</w:t>
+            </w:r>
+          </w:p>
+        </w:tc>
+        <w:tc>
+          <w:tcPr>
+            <w:tcW w:type="dxa" w:w="1954"/>
+            <w:tcBorders>
+              <w:top w:val="single" w:color="C8C9CA" w:sz="4"/>
+              <w:left w:val="single" w:color="C8C9CA" w:sz="4"/>
+              <w:bottom w:val="single" w:color="C8C9CA" w:sz="4"/>
+              <w:right w:val="single" w:color="C8C9CA" w:sz="4"/>
+            </w:tcBorders>
+            <w:tcMar>
+              <w:top w:type="dxa" w:w="50"/>
+              <w:left w:type="dxa" w:w="90"/>
+              <w:bottom w:type="dxa" w:w="50"/>
+              <w:right w:type="dxa" w:w="90"/>
+            </w:tcMar>
+          </w:tcPr>
+          <w:p>
+            <w:r>
+              <w:rPr>
+                <w:sz w:val="18"/>
+                <w:szCs w:val="18"/>
+              </w:rPr>
+              <w:t xml:space="preserve">5.3.0</w:t>
+            </w:r>
+          </w:p>
+        </w:tc>
+        <w:tc>
+          <w:tcPr>
+            <w:tcW w:type="dxa" w:w="2965"/>
+            <w:tcBorders>
+              <w:top w:val="single" w:color="C8C9CA" w:sz="4"/>
+              <w:left w:val="single" w:color="C8C9CA" w:sz="4"/>
+              <w:bottom w:val="single" w:color="C8C9CA" w:sz="4"/>
+              <w:right w:val="single" w:color="C8C9CA" w:sz="4"/>
+            </w:tcBorders>
+            <w:tcMar>
+              <w:top w:type="dxa" w:w="50"/>
+              <w:left w:type="dxa" w:w="90"/>
+              <w:bottom w:type="dxa" w:w="50"/>
+              <w:right w:type="dxa" w:w="90"/>
+            </w:tcMar>
+          </w:tcPr>
+          <w:p>
+            <w:r>
+              <w:rPr>
+                <w:sz w:val="18"/>
+                <w:szCs w:val="18"/>
+              </w:rPr>
+              <w:t xml:space="preserve">локальные шрифты без внешних CDN</w:t>
+            </w:r>
+          </w:p>
+        </w:tc>
+        <w:tc>
+          <w:tcPr>
+            <w:tcW w:type="dxa" w:w="676"/>
+            <w:tcBorders>
+              <w:top w:val="single" w:color="C8C9CA" w:sz="4"/>
+              <w:left w:val="single" w:color="C8C9CA" w:sz="4"/>
+              <w:bottom w:val="single" w:color="C8C9CA" w:sz="4"/>
+              <w:right w:val="single" w:color="C8C9CA" w:sz="4"/>
+            </w:tcBorders>
+            <w:tcMar>
+              <w:top w:type="dxa" w:w="50"/>
+              <w:left w:type="dxa" w:w="90"/>
+              <w:bottom w:type="dxa" w:w="50"/>
+              <w:right w:type="dxa" w:w="90"/>
+            </w:tcMar>
+          </w:tcPr>
+          <w:p>
+            <w:r>
+              <w:rPr>
+                <w:sz w:val="18"/>
+                <w:szCs w:val="18"/>
+              </w:rPr>
+              <w:t xml:space="preserve">OFL-1.1</w:t>
+            </w:r>
+          </w:p>
+        </w:tc>
+      </w:tr>
+      <w:tr>
+        <w:tc>
+          <w:tcPr>
+            <w:tcW w:type="dxa" w:w="4043"/>
+            <w:tcBorders>
+              <w:top w:val="single" w:color="C8C9CA" w:sz="4"/>
+              <w:left w:val="single" w:color="C8C9CA" w:sz="4"/>
+              <w:bottom w:val="single" w:color="C8C9CA" w:sz="4"/>
+              <w:right w:val="single" w:color="C8C9CA" w:sz="4"/>
+            </w:tcBorders>
+            <w:tcMar>
+              <w:top w:type="dxa" w:w="50"/>
+              <w:left w:type="dxa" w:w="90"/>
+              <w:bottom w:type="dxa" w:w="50"/>
+              <w:right w:type="dxa" w:w="90"/>
+            </w:tcMar>
+          </w:tcPr>
+          <w:p>
+            <w:r>
+              <w:rPr>
+                <w:sz w:val="18"/>
+                <w:szCs w:val="18"/>
+              </w:rPr>
+              <w:t xml:space="preserve">Vite</w:t>
+            </w:r>
+          </w:p>
+        </w:tc>
+        <w:tc>
+          <w:tcPr>
+            <w:tcW w:type="dxa" w:w="1954"/>
+            <w:tcBorders>
+              <w:top w:val="single" w:color="C8C9CA" w:sz="4"/>
+              <w:left w:val="single" w:color="C8C9CA" w:sz="4"/>
+              <w:bottom w:val="single" w:color="C8C9CA" w:sz="4"/>
+              <w:right w:val="single" w:color="C8C9CA" w:sz="4"/>
+            </w:tcBorders>
+            <w:tcMar>
+              <w:top w:type="dxa" w:w="50"/>
+              <w:left w:type="dxa" w:w="90"/>
+              <w:bottom w:type="dxa" w:w="50"/>
+              <w:right w:type="dxa" w:w="90"/>
+            </w:tcMar>
+          </w:tcPr>
+          <w:p>
+            <w:r>
+              <w:rPr>
+                <w:sz w:val="18"/>
+                <w:szCs w:val="18"/>
+              </w:rPr>
+              <w:t xml:space="preserve">8.3.2</w:t>
+            </w:r>
+          </w:p>
+        </w:tc>
+        <w:tc>
+          <w:tcPr>
+            <w:tcW w:type="dxa" w:w="2965"/>
+            <w:tcBorders>
+              <w:top w:val="single" w:color="C8C9CA" w:sz="4"/>
+              <w:left w:val="single" w:color="C8C9CA" w:sz="4"/>
+              <w:bottom w:val="single" w:color="C8C9CA" w:sz="4"/>
+              <w:right w:val="single" w:color="C8C9CA" w:sz="4"/>
+            </w:tcBorders>
+            <w:tcMar>
+              <w:top w:type="dxa" w:w="50"/>
+              <w:left w:type="dxa" w:w="90"/>
+              <w:bottom w:type="dxa" w:w="50"/>
+              <w:right w:type="dxa" w:w="90"/>
+            </w:tcMar>
+          </w:tcPr>
+          <w:p>
+            <w:r>
+              <w:rPr>
+                <w:sz w:val="18"/>
+                <w:szCs w:val="18"/>
+              </w:rPr>
+              <w:t xml:space="preserve">сборка</w:t>
+            </w:r>
+          </w:p>
+        </w:tc>
+        <w:tc>
+          <w:tcPr>
+            <w:tcW w:type="dxa" w:w="676"/>
+            <w:tcBorders>
+              <w:top w:val="single" w:color="C8C9CA" w:sz="4"/>
+              <w:left w:val="single" w:color="C8C9CA" w:sz="4"/>
+              <w:bottom w:val="single" w:color="C8C9CA" w:sz="4"/>
+              <w:right w:val="single" w:color="C8C9CA" w:sz="4"/>
+            </w:tcBorders>
+            <w:tcMar>
+              <w:top w:type="dxa" w:w="50"/>
+              <w:left w:type="dxa" w:w="90"/>
+              <w:bottom w:type="dxa" w:w="50"/>
+              <w:right w:type="dxa" w:w="90"/>
+            </w:tcMar>
+          </w:tcPr>
+          <w:p>
+            <w:r>
+              <w:rPr>
+                <w:sz w:val="18"/>
+                <w:szCs w:val="18"/>
+              </w:rPr>
+              <w:t xml:space="preserve">MIT</w:t>
+            </w:r>
+          </w:p>
+        </w:tc>
+      </w:tr>
+      <w:tr>
+        <w:tc>
+          <w:tcPr>
+            <w:tcW w:type="dxa" w:w="4043"/>
+            <w:tcBorders>
+              <w:top w:val="single" w:color="C8C9CA" w:sz="4"/>
+              <w:left w:val="single" w:color="C8C9CA" w:sz="4"/>
+              <w:bottom w:val="single" w:color="C8C9CA" w:sz="4"/>
+              <w:right w:val="single" w:color="C8C9CA" w:sz="4"/>
+            </w:tcBorders>
+            <w:tcMar>
+              <w:top w:type="dxa" w:w="50"/>
+              <w:left w:type="dxa" w:w="90"/>
+              <w:bottom w:type="dxa" w:w="50"/>
+              <w:right w:type="dxa" w:w="90"/>
+            </w:tcMar>
+          </w:tcPr>
+          <w:p>
+            <w:r>
+              <w:rPr>
+                <w:sz w:val="18"/>
+                <w:szCs w:val="18"/>
+              </w:rPr>
+              <w:t xml:space="preserve">TypeScript</w:t>
+            </w:r>
+          </w:p>
+        </w:tc>
+        <w:tc>
+          <w:tcPr>
+            <w:tcW w:type="dxa" w:w="1954"/>
+            <w:tcBorders>
+              <w:top w:val="single" w:color="C8C9CA" w:sz="4"/>
+              <w:left w:val="single" w:color="C8C9CA" w:sz="4"/>
+              <w:bottom w:val="single" w:color="C8C9CA" w:sz="4"/>
+              <w:right w:val="single" w:color="C8C9CA" w:sz="4"/>
+            </w:tcBorders>
+            <w:tcMar>
+              <w:top w:type="dxa" w:w="50"/>
+              <w:left w:type="dxa" w:w="90"/>
+              <w:bottom w:type="dxa" w:w="50"/>
+              <w:right w:type="dxa" w:w="90"/>
+            </w:tcMar>
+          </w:tcPr>
+          <w:p>
+            <w:r>
+              <w:rPr>
+                <w:sz w:val="18"/>
+                <w:szCs w:val="18"/>
+              </w:rPr>
+              <w:t xml:space="preserve">6.0.3</w:t>
+            </w:r>
+          </w:p>
+        </w:tc>
+        <w:tc>
+          <w:tcPr>
+            <w:tcW w:type="dxa" w:w="2965"/>
+            <w:tcBorders>
+              <w:top w:val="single" w:color="C8C9CA" w:sz="4"/>
+              <w:left w:val="single" w:color="C8C9CA" w:sz="4"/>
+              <w:bottom w:val="single" w:color="C8C9CA" w:sz="4"/>
+              <w:right w:val="single" w:color="C8C9CA" w:sz="4"/>
+            </w:tcBorders>
+            <w:tcMar>
+              <w:top w:type="dxa" w:w="50"/>
+              <w:left w:type="dxa" w:w="90"/>
+              <w:bottom w:type="dxa" w:w="50"/>
+              <w:right w:type="dxa" w:w="90"/>
+            </w:tcMar>
+          </w:tcPr>
+          <w:p>
+            <w:r>
+              <w:rPr>
+                <w:sz w:val="18"/>
+                <w:szCs w:val="18"/>
+              </w:rPr>
+              <w:t xml:space="preserve">язык фронтенда</w:t>
+            </w:r>
+          </w:p>
+        </w:tc>
+        <w:tc>
+          <w:tcPr>
+            <w:tcW w:type="dxa" w:w="676"/>
+            <w:tcBorders>
+              <w:top w:val="single" w:color="C8C9CA" w:sz="4"/>
+              <w:left w:val="single" w:color="C8C9CA" w:sz="4"/>
+              <w:bottom w:val="single" w:color="C8C9CA" w:sz="4"/>
+              <w:right w:val="single" w:color="C8C9CA" w:sz="4"/>
+            </w:tcBorders>
+            <w:tcMar>
+              <w:top w:type="dxa" w:w="50"/>
+              <w:left w:type="dxa" w:w="90"/>
+              <w:bottom w:type="dxa" w:w="50"/>
+              <w:right w:type="dxa" w:w="90"/>
+            </w:tcMar>
+          </w:tcPr>
+          <w:p>
+            <w:r>
+              <w:rPr>
+                <w:sz w:val="18"/>
+                <w:szCs w:val="18"/>
+              </w:rPr>
+              <w:t xml:space="preserve">Apache-2.0</w:t>
+            </w:r>
+          </w:p>
+        </w:tc>
+      </w:tr>
+    </w:tbl>
+    <w:p>
+      <w:pPr>
+        <w:spacing w:after="60"/>
+      </w:pPr>
+    </w:p>
+    <w:p>
+      <w:pPr>
+        <w:pStyle w:val="Heading2"/>
+        <w:keepNext/>
+      </w:pPr>
+      <w:r>
+        <w:t xml:space="preserve">Разработка и проверки</w:t>
+      </w:r>
+    </w:p>
+    <w:tbl>
+      <w:tblPr>
+        <w:tblW w:type="dxa" w:w="9638"/>
+        <w:tblBorders>
+          <w:top w:val="single" w:color="auto" w:sz="4"/>
+          <w:left w:val="single" w:color="auto" w:sz="4"/>
+          <w:bottom w:val="single" w:color="auto" w:sz="4"/>
+          <w:right w:val="single" w:color="auto" w:sz="4"/>
+          <w:insideH w:val="single" w:color="auto" w:sz="4"/>
+          <w:insideV w:val="single" w:color="auto" w:sz="4"/>
+        </w:tblBorders>
+      </w:tblPr>
+      <w:tblGrid>
+        <w:gridCol w:w="1589"/>
+        <w:gridCol w:w="1987"/>
+        <w:gridCol w:w="5067"/>
+        <w:gridCol w:w="995"/>
+      </w:tblGrid>
+      <w:tr>
+        <w:trPr>
+          <w:tblHeader/>
+        </w:trPr>
+        <w:tc>
+          <w:tcPr>
+            <w:tcW w:type="dxa" w:w="1589"/>
+            <w:tcBorders>
+              <w:top w:val="single" w:color="C8C9CA" w:sz="4"/>
+              <w:left w:val="single" w:color="C8C9CA" w:sz="4"/>
+              <w:bottom w:val="single" w:color="C8C9CA" w:sz="4"/>
+              <w:right w:val="single" w:color="C8C9CA" w:sz="4"/>
+            </w:tcBorders>
+            <w:shd w:fill="F0EEFF" w:color="auto" w:val="clear"/>
+            <w:tcMar>
+              <w:top w:type="dxa" w:w="50"/>
+              <w:left w:type="dxa" w:w="90"/>
+              <w:bottom w:type="dxa" w:w="50"/>
+              <w:right w:type="dxa" w:w="90"/>
+            </w:tcMar>
+          </w:tcPr>
+          <w:p>
+            <w:r>
+              <w:rPr>
+                <w:b/>
+                <w:bCs/>
+                <w:sz w:val="18"/>
+                <w:szCs w:val="18"/>
+              </w:rPr>
+              <w:t xml:space="preserve">Инструмент</w:t>
+            </w:r>
+          </w:p>
+        </w:tc>
+        <w:tc>
+          <w:tcPr>
+            <w:tcW w:type="dxa" w:w="1987"/>
+            <w:tcBorders>
+              <w:top w:val="single" w:color="C8C9CA" w:sz="4"/>
+              <w:left w:val="single" w:color="C8C9CA" w:sz="4"/>
+              <w:bottom w:val="single" w:color="C8C9CA" w:sz="4"/>
+              <w:right w:val="single" w:color="C8C9CA" w:sz="4"/>
+            </w:tcBorders>
+            <w:shd w:fill="F0EEFF" w:color="auto" w:val="clear"/>
+            <w:tcMar>
+              <w:top w:type="dxa" w:w="50"/>
+              <w:left w:type="dxa" w:w="90"/>
+              <w:bottom w:type="dxa" w:w="50"/>
+              <w:right w:type="dxa" w:w="90"/>
+            </w:tcMar>
+          </w:tcPr>
+          <w:p>
+            <w:r>
+              <w:rPr>
+                <w:b/>
+                <w:bCs/>
+                <w:sz w:val="18"/>
+                <w:szCs w:val="18"/>
+              </w:rPr>
+              <w:t xml:space="preserve">Версия</w:t>
+            </w:r>
+          </w:p>
+        </w:tc>
+        <w:tc>
+          <w:tcPr>
+            <w:tcW w:type="dxa" w:w="5067"/>
+            <w:tcBorders>
+              <w:top w:val="single" w:color="C8C9CA" w:sz="4"/>
+              <w:left w:val="single" w:color="C8C9CA" w:sz="4"/>
+              <w:bottom w:val="single" w:color="C8C9CA" w:sz="4"/>
+              <w:right w:val="single" w:color="C8C9CA" w:sz="4"/>
+            </w:tcBorders>
+            <w:shd w:fill="F0EEFF" w:color="auto" w:val="clear"/>
+            <w:tcMar>
+              <w:top w:type="dxa" w:w="50"/>
+              <w:left w:type="dxa" w:w="90"/>
+              <w:bottom w:type="dxa" w:w="50"/>
+              <w:right w:type="dxa" w:w="90"/>
+            </w:tcMar>
+          </w:tcPr>
+          <w:p>
+            <w:r>
+              <w:rPr>
+                <w:b/>
+                <w:bCs/>
+                <w:sz w:val="18"/>
+                <w:szCs w:val="18"/>
+              </w:rPr>
+              <w:t xml:space="preserve">Назначение</w:t>
+            </w:r>
+          </w:p>
+        </w:tc>
+        <w:tc>
+          <w:tcPr>
+            <w:tcW w:type="dxa" w:w="995"/>
+            <w:tcBorders>
+              <w:top w:val="single" w:color="C8C9CA" w:sz="4"/>
+              <w:left w:val="single" w:color="C8C9CA" w:sz="4"/>
+              <w:bottom w:val="single" w:color="C8C9CA" w:sz="4"/>
+              <w:right w:val="single" w:color="C8C9CA" w:sz="4"/>
+            </w:tcBorders>
+            <w:shd w:fill="F0EEFF" w:color="auto" w:val="clear"/>
+            <w:tcMar>
+              <w:top w:type="dxa" w:w="50"/>
+              <w:left w:type="dxa" w:w="90"/>
+              <w:bottom w:type="dxa" w:w="50"/>
+              <w:right w:type="dxa" w:w="90"/>
+            </w:tcMar>
+          </w:tcPr>
+          <w:p>
+            <w:r>
+              <w:rPr>
+                <w:b/>
+                <w:bCs/>
+                <w:sz w:val="18"/>
+                <w:szCs w:val="18"/>
+              </w:rPr>
+              <w:t xml:space="preserve">Лицензия</w:t>
+            </w:r>
+          </w:p>
+        </w:tc>
+      </w:tr>
+      <w:tr>
+        <w:tc>
+          <w:tcPr>
+            <w:tcW w:type="dxa" w:w="1589"/>
+            <w:tcBorders>
+              <w:top w:val="single" w:color="C8C9CA" w:sz="4"/>
+              <w:left w:val="single" w:color="C8C9CA" w:sz="4"/>
+              <w:bottom w:val="single" w:color="C8C9CA" w:sz="4"/>
+              <w:right w:val="single" w:color="C8C9CA" w:sz="4"/>
+            </w:tcBorders>
+            <w:tcMar>
+              <w:top w:type="dxa" w:w="50"/>
+              <w:left w:type="dxa" w:w="90"/>
+              <w:bottom w:type="dxa" w:w="50"/>
+              <w:right w:type="dxa" w:w="90"/>
+            </w:tcMar>
+          </w:tcPr>
+          <w:p>
+            <w:r>
+              <w:rPr>
+                <w:sz w:val="18"/>
+                <w:szCs w:val="18"/>
+              </w:rPr>
+              <w:t xml:space="preserve">Orval</w:t>
+            </w:r>
+          </w:p>
+        </w:tc>
+        <w:tc>
+          <w:tcPr>
+            <w:tcW w:type="dxa" w:w="1987"/>
+            <w:tcBorders>
+              <w:top w:val="single" w:color="C8C9CA" w:sz="4"/>
+              <w:left w:val="single" w:color="C8C9CA" w:sz="4"/>
+              <w:bottom w:val="single" w:color="C8C9CA" w:sz="4"/>
+              <w:right w:val="single" w:color="C8C9CA" w:sz="4"/>
+            </w:tcBorders>
+            <w:tcMar>
+              <w:top w:type="dxa" w:w="50"/>
+              <w:left w:type="dxa" w:w="90"/>
+              <w:bottom w:type="dxa" w:w="50"/>
+              <w:right w:type="dxa" w:w="90"/>
+            </w:tcMar>
+          </w:tcPr>
+          <w:p>
+            <w:r>
+              <w:rPr>
+                <w:sz w:val="18"/>
+                <w:szCs w:val="18"/>
+              </w:rPr>
+              <w:t xml:space="preserve">8.40.0</w:t>
+            </w:r>
+          </w:p>
+        </w:tc>
+        <w:tc>
+          <w:tcPr>
+            <w:tcW w:type="dxa" w:w="5067"/>
+            <w:tcBorders>
+              <w:top w:val="single" w:color="C8C9CA" w:sz="4"/>
+              <w:left w:val="single" w:color="C8C9CA" w:sz="4"/>
+              <w:bottom w:val="single" w:color="C8C9CA" w:sz="4"/>
+              <w:right w:val="single" w:color="C8C9CA" w:sz="4"/>
+            </w:tcBorders>
+            <w:tcMar>
+              <w:top w:type="dxa" w:w="50"/>
+              <w:left w:type="dxa" w:w="90"/>
+              <w:bottom w:type="dxa" w:w="50"/>
+              <w:right w:type="dxa" w:w="90"/>
+            </w:tcMar>
+          </w:tcPr>
+          <w:p>
+            <w:r>
+              <w:rPr>
+                <w:sz w:val="18"/>
+                <w:szCs w:val="18"/>
+              </w:rPr>
+              <w:t xml:space="preserve">генерация клиента, типов и моков из OpenAPI</w:t>
+            </w:r>
+          </w:p>
+        </w:tc>
+        <w:tc>
+          <w:tcPr>
+            <w:tcW w:type="dxa" w:w="995"/>
+            <w:tcBorders>
+              <w:top w:val="single" w:color="C8C9CA" w:sz="4"/>
+              <w:left w:val="single" w:color="C8C9CA" w:sz="4"/>
+              <w:bottom w:val="single" w:color="C8C9CA" w:sz="4"/>
+              <w:right w:val="single" w:color="C8C9CA" w:sz="4"/>
+            </w:tcBorders>
+            <w:tcMar>
+              <w:top w:type="dxa" w:w="50"/>
+              <w:left w:type="dxa" w:w="90"/>
+              <w:bottom w:type="dxa" w:w="50"/>
+              <w:right w:type="dxa" w:w="90"/>
+            </w:tcMar>
+          </w:tcPr>
+          <w:p>
+            <w:r>
+              <w:rPr>
+                <w:sz w:val="18"/>
+                <w:szCs w:val="18"/>
+              </w:rPr>
+              <w:t xml:space="preserve">MIT</w:t>
+            </w:r>
+          </w:p>
+        </w:tc>
+      </w:tr>
+      <w:tr>
+        <w:tc>
+          <w:tcPr>
+            <w:tcW w:type="dxa" w:w="1589"/>
+            <w:tcBorders>
+              <w:top w:val="single" w:color="C8C9CA" w:sz="4"/>
+              <w:left w:val="single" w:color="C8C9CA" w:sz="4"/>
+              <w:bottom w:val="single" w:color="C8C9CA" w:sz="4"/>
+              <w:right w:val="single" w:color="C8C9CA" w:sz="4"/>
+            </w:tcBorders>
+            <w:tcMar>
+              <w:top w:type="dxa" w:w="50"/>
+              <w:left w:type="dxa" w:w="90"/>
+              <w:bottom w:type="dxa" w:w="50"/>
+              <w:right w:type="dxa" w:w="90"/>
+            </w:tcMar>
+          </w:tcPr>
+          <w:p>
+            <w:r>
+              <w:rPr>
+                <w:sz w:val="18"/>
+                <w:szCs w:val="18"/>
+              </w:rPr>
+              <w:t xml:space="preserve">MSW</w:t>
+            </w:r>
+          </w:p>
+        </w:tc>
+        <w:tc>
+          <w:tcPr>
+            <w:tcW w:type="dxa" w:w="1987"/>
+            <w:tcBorders>
+              <w:top w:val="single" w:color="C8C9CA" w:sz="4"/>
+              <w:left w:val="single" w:color="C8C9CA" w:sz="4"/>
+              <w:bottom w:val="single" w:color="C8C9CA" w:sz="4"/>
+              <w:right w:val="single" w:color="C8C9CA" w:sz="4"/>
+            </w:tcBorders>
+            <w:tcMar>
+              <w:top w:type="dxa" w:w="50"/>
+              <w:left w:type="dxa" w:w="90"/>
+              <w:bottom w:type="dxa" w:w="50"/>
+              <w:right w:type="dxa" w:w="90"/>
+            </w:tcMar>
+          </w:tcPr>
+          <w:p>
+            <w:r>
+              <w:rPr>
+                <w:sz w:val="18"/>
+                <w:szCs w:val="18"/>
+              </w:rPr>
+              <w:t xml:space="preserve">3.0.2</w:t>
+            </w:r>
+          </w:p>
+        </w:tc>
+        <w:tc>
+          <w:tcPr>
+            <w:tcW w:type="dxa" w:w="5067"/>
+            <w:tcBorders>
+              <w:top w:val="single" w:color="C8C9CA" w:sz="4"/>
+              <w:left w:val="single" w:color="C8C9CA" w:sz="4"/>
+              <w:bottom w:val="single" w:color="C8C9CA" w:sz="4"/>
+              <w:right w:val="single" w:color="C8C9CA" w:sz="4"/>
+            </w:tcBorders>
+            <w:tcMar>
+              <w:top w:type="dxa" w:w="50"/>
+              <w:left w:type="dxa" w:w="90"/>
+              <w:bottom w:type="dxa" w:w="50"/>
+              <w:right w:type="dxa" w:w="90"/>
+            </w:tcMar>
+          </w:tcPr>
+          <w:p>
+            <w:r>
+              <w:rPr>
+                <w:sz w:val="18"/>
+                <w:szCs w:val="18"/>
+              </w:rPr>
+              <w:t xml:space="preserve">моки API для разработки и e2e</w:t>
+            </w:r>
+          </w:p>
+        </w:tc>
+        <w:tc>
+          <w:tcPr>
+            <w:tcW w:type="dxa" w:w="995"/>
+            <w:tcBorders>
+              <w:top w:val="single" w:color="C8C9CA" w:sz="4"/>
+              <w:left w:val="single" w:color="C8C9CA" w:sz="4"/>
+              <w:bottom w:val="single" w:color="C8C9CA" w:sz="4"/>
+              <w:right w:val="single" w:color="C8C9CA" w:sz="4"/>
+            </w:tcBorders>
+            <w:tcMar>
+              <w:top w:type="dxa" w:w="50"/>
+              <w:left w:type="dxa" w:w="90"/>
+              <w:bottom w:type="dxa" w:w="50"/>
+              <w:right w:type="dxa" w:w="90"/>
+            </w:tcMar>
+          </w:tcPr>
+          <w:p>
+            <w:r>
+              <w:rPr>
+                <w:sz w:val="18"/>
+                <w:szCs w:val="18"/>
+              </w:rPr>
+              <w:t xml:space="preserve">MIT</w:t>
+            </w:r>
+          </w:p>
+        </w:tc>
+      </w:tr>
+      <w:tr>
+        <w:tc>
+          <w:tcPr>
+            <w:tcW w:type="dxa" w:w="1589"/>
+            <w:tcBorders>
+              <w:top w:val="single" w:color="C8C9CA" w:sz="4"/>
+              <w:left w:val="single" w:color="C8C9CA" w:sz="4"/>
+              <w:bottom w:val="single" w:color="C8C9CA" w:sz="4"/>
+              <w:right w:val="single" w:color="C8C9CA" w:sz="4"/>
+            </w:tcBorders>
+            <w:tcMar>
+              <w:top w:type="dxa" w:w="50"/>
+              <w:left w:type="dxa" w:w="90"/>
+              <w:bottom w:type="dxa" w:w="50"/>
+              <w:right w:type="dxa" w:w="90"/>
+            </w:tcMar>
+          </w:tcPr>
+          <w:p>
+            <w:r>
+              <w:rPr>
+                <w:sz w:val="18"/>
+                <w:szCs w:val="18"/>
+              </w:rPr>
+              <w:t xml:space="preserve">Vitest</w:t>
+            </w:r>
+          </w:p>
+        </w:tc>
+        <w:tc>
+          <w:tcPr>
+            <w:tcW w:type="dxa" w:w="1987"/>
+            <w:tcBorders>
+              <w:top w:val="single" w:color="C8C9CA" w:sz="4"/>
+              <w:left w:val="single" w:color="C8C9CA" w:sz="4"/>
+              <w:bottom w:val="single" w:color="C8C9CA" w:sz="4"/>
+              <w:right w:val="single" w:color="C8C9CA" w:sz="4"/>
+            </w:tcBorders>
+            <w:tcMar>
+              <w:top w:type="dxa" w:w="50"/>
+              <w:left w:type="dxa" w:w="90"/>
+              <w:bottom w:type="dxa" w:w="50"/>
+              <w:right w:type="dxa" w:w="90"/>
+            </w:tcMar>
+          </w:tcPr>
+          <w:p>
+            <w:r>
+              <w:rPr>
+                <w:sz w:val="18"/>
+                <w:szCs w:val="18"/>
+              </w:rPr>
+              <w:t xml:space="preserve">4.1.11</w:t>
+            </w:r>
+          </w:p>
+        </w:tc>
+        <w:tc>
+          <w:tcPr>
+            <w:tcW w:type="dxa" w:w="5067"/>
+            <w:tcBorders>
+              <w:top w:val="single" w:color="C8C9CA" w:sz="4"/>
+              <w:left w:val="single" w:color="C8C9CA" w:sz="4"/>
+              <w:bottom w:val="single" w:color="C8C9CA" w:sz="4"/>
+              <w:right w:val="single" w:color="C8C9CA" w:sz="4"/>
+            </w:tcBorders>
+            <w:tcMar>
+              <w:top w:type="dxa" w:w="50"/>
+              <w:left w:type="dxa" w:w="90"/>
+              <w:bottom w:type="dxa" w:w="50"/>
+              <w:right w:type="dxa" w:w="90"/>
+            </w:tcMar>
+          </w:tcPr>
+          <w:p>
+            <w:r>
+              <w:rPr>
+                <w:sz w:val="18"/>
+                <w:szCs w:val="18"/>
+              </w:rPr>
+              <w:t xml:space="preserve">модульные тесты фронтенда</w:t>
+            </w:r>
+          </w:p>
+        </w:tc>
+        <w:tc>
+          <w:tcPr>
+            <w:tcW w:type="dxa" w:w="995"/>
+            <w:tcBorders>
+              <w:top w:val="single" w:color="C8C9CA" w:sz="4"/>
+              <w:left w:val="single" w:color="C8C9CA" w:sz="4"/>
+              <w:bottom w:val="single" w:color="C8C9CA" w:sz="4"/>
+              <w:right w:val="single" w:color="C8C9CA" w:sz="4"/>
+            </w:tcBorders>
+            <w:tcMar>
+              <w:top w:type="dxa" w:w="50"/>
+              <w:left w:type="dxa" w:w="90"/>
+              <w:bottom w:type="dxa" w:w="50"/>
+              <w:right w:type="dxa" w:w="90"/>
+            </w:tcMar>
+          </w:tcPr>
+          <w:p>
+            <w:r>
+              <w:rPr>
+                <w:sz w:val="18"/>
+                <w:szCs w:val="18"/>
+              </w:rPr>
+              <w:t xml:space="preserve">MIT</w:t>
+            </w:r>
+          </w:p>
+        </w:tc>
+      </w:tr>
+      <w:tr>
+        <w:tc>
+          <w:tcPr>
+            <w:tcW w:type="dxa" w:w="1589"/>
+            <w:tcBorders>
+              <w:top w:val="single" w:color="C8C9CA" w:sz="4"/>
+              <w:left w:val="single" w:color="C8C9CA" w:sz="4"/>
+              <w:bottom w:val="single" w:color="C8C9CA" w:sz="4"/>
+              <w:right w:val="single" w:color="C8C9CA" w:sz="4"/>
+            </w:tcBorders>
+            <w:tcMar>
+              <w:top w:type="dxa" w:w="50"/>
+              <w:left w:type="dxa" w:w="90"/>
+              <w:bottom w:type="dxa" w:w="50"/>
+              <w:right w:type="dxa" w:w="90"/>
+            </w:tcMar>
+          </w:tcPr>
+          <w:p>
+            <w:r>
+              <w:rPr>
+                <w:sz w:val="18"/>
+                <w:szCs w:val="18"/>
+              </w:rPr>
+              <w:t xml:space="preserve">Playwright</w:t>
+            </w:r>
+          </w:p>
+        </w:tc>
+        <w:tc>
+          <w:tcPr>
+            <w:tcW w:type="dxa" w:w="1987"/>
+            <w:tcBorders>
+              <w:top w:val="single" w:color="C8C9CA" w:sz="4"/>
+              <w:left w:val="single" w:color="C8C9CA" w:sz="4"/>
+              <w:bottom w:val="single" w:color="C8C9CA" w:sz="4"/>
+              <w:right w:val="single" w:color="C8C9CA" w:sz="4"/>
+            </w:tcBorders>
+            <w:tcMar>
+              <w:top w:type="dxa" w:w="50"/>
+              <w:left w:type="dxa" w:w="90"/>
+              <w:bottom w:type="dxa" w:w="50"/>
+              <w:right w:type="dxa" w:w="90"/>
+            </w:tcMar>
+          </w:tcPr>
+          <w:p>
+            <w:r>
+              <w:rPr>
+                <w:sz w:val="18"/>
+                <w:szCs w:val="18"/>
+              </w:rPr>
+              <w:t xml:space="preserve">1.63.0</w:t>
+            </w:r>
+          </w:p>
+        </w:tc>
+        <w:tc>
+          <w:tcPr>
+            <w:tcW w:type="dxa" w:w="5067"/>
+            <w:tcBorders>
+              <w:top w:val="single" w:color="C8C9CA" w:sz="4"/>
+              <w:left w:val="single" w:color="C8C9CA" w:sz="4"/>
+              <w:bottom w:val="single" w:color="C8C9CA" w:sz="4"/>
+              <w:right w:val="single" w:color="C8C9CA" w:sz="4"/>
+            </w:tcBorders>
+            <w:tcMar>
+              <w:top w:type="dxa" w:w="50"/>
+              <w:left w:type="dxa" w:w="90"/>
+              <w:bottom w:type="dxa" w:w="50"/>
+              <w:right w:type="dxa" w:w="90"/>
+            </w:tcMar>
+          </w:tcPr>
+          <w:p>
+            <w:r>
+              <w:rPr>
+                <w:sz w:val="18"/>
+                <w:szCs w:val="18"/>
+              </w:rPr>
+              <w:t xml:space="preserve">сквозные тесты в браузере (десктоп и 375 px)</w:t>
+            </w:r>
+          </w:p>
+        </w:tc>
+        <w:tc>
+          <w:tcPr>
+            <w:tcW w:type="dxa" w:w="995"/>
+            <w:tcBorders>
+              <w:top w:val="single" w:color="C8C9CA" w:sz="4"/>
+              <w:left w:val="single" w:color="C8C9CA" w:sz="4"/>
+              <w:bottom w:val="single" w:color="C8C9CA" w:sz="4"/>
+              <w:right w:val="single" w:color="C8C9CA" w:sz="4"/>
+            </w:tcBorders>
+            <w:tcMar>
+              <w:top w:type="dxa" w:w="50"/>
+              <w:left w:type="dxa" w:w="90"/>
+              <w:bottom w:type="dxa" w:w="50"/>
+              <w:right w:type="dxa" w:w="90"/>
+            </w:tcMar>
+          </w:tcPr>
+          <w:p>
+            <w:r>
+              <w:rPr>
+                <w:sz w:val="18"/>
+                <w:szCs w:val="18"/>
+              </w:rPr>
+              <w:t xml:space="preserve">Apache-2.0</w:t>
+            </w:r>
+          </w:p>
+        </w:tc>
+      </w:tr>
+      <w:tr>
+        <w:tc>
+          <w:tcPr>
+            <w:tcW w:type="dxa" w:w="1589"/>
+            <w:tcBorders>
+              <w:top w:val="single" w:color="C8C9CA" w:sz="4"/>
+              <w:left w:val="single" w:color="C8C9CA" w:sz="4"/>
+              <w:bottom w:val="single" w:color="C8C9CA" w:sz="4"/>
+              <w:right w:val="single" w:color="C8C9CA" w:sz="4"/>
+            </w:tcBorders>
+            <w:tcMar>
+              <w:top w:type="dxa" w:w="50"/>
+              <w:left w:type="dxa" w:w="90"/>
+              <w:bottom w:type="dxa" w:w="50"/>
+              <w:right w:type="dxa" w:w="90"/>
+            </w:tcMar>
+          </w:tcPr>
+          <w:p>
+            <w:r>
+              <w:rPr>
+                <w:sz w:val="18"/>
+                <w:szCs w:val="18"/>
+              </w:rPr>
+              <w:t xml:space="preserve">ESLint</w:t>
+            </w:r>
+          </w:p>
+        </w:tc>
+        <w:tc>
+          <w:tcPr>
+            <w:tcW w:type="dxa" w:w="1987"/>
+            <w:tcBorders>
+              <w:top w:val="single" w:color="C8C9CA" w:sz="4"/>
+              <w:left w:val="single" w:color="C8C9CA" w:sz="4"/>
+              <w:bottom w:val="single" w:color="C8C9CA" w:sz="4"/>
+              <w:right w:val="single" w:color="C8C9CA" w:sz="4"/>
+            </w:tcBorders>
+            <w:tcMar>
+              <w:top w:type="dxa" w:w="50"/>
+              <w:left w:type="dxa" w:w="90"/>
+              <w:bottom w:type="dxa" w:w="50"/>
+              <w:right w:type="dxa" w:w="90"/>
+            </w:tcMar>
+          </w:tcPr>
+          <w:p>
+            <w:r>
+              <w:rPr>
+                <w:sz w:val="18"/>
+                <w:szCs w:val="18"/>
+              </w:rPr>
+              <w:t xml:space="preserve">10.12.0</w:t>
+            </w:r>
+          </w:p>
+        </w:tc>
+        <w:tc>
+          <w:tcPr>
+            <w:tcW w:type="dxa" w:w="5067"/>
+            <w:tcBorders>
+              <w:top w:val="single" w:color="C8C9CA" w:sz="4"/>
+              <w:left w:val="single" w:color="C8C9CA" w:sz="4"/>
+              <w:bottom w:val="single" w:color="C8C9CA" w:sz="4"/>
+              <w:right w:val="single" w:color="C8C9CA" w:sz="4"/>
+            </w:tcBorders>
+            <w:tcMar>
+              <w:top w:type="dxa" w:w="50"/>
+              <w:left w:type="dxa" w:w="90"/>
+              <w:bottom w:type="dxa" w:w="50"/>
+              <w:right w:type="dxa" w:w="90"/>
+            </w:tcMar>
+          </w:tcPr>
+          <w:p>
+            <w:r>
+              <w:rPr>
+                <w:sz w:val="18"/>
+                <w:szCs w:val="18"/>
+              </w:rPr>
+              <w:t xml:space="preserve">статический анализ фронтенда</w:t>
+            </w:r>
+          </w:p>
+        </w:tc>
+        <w:tc>
+          <w:tcPr>
+            <w:tcW w:type="dxa" w:w="995"/>
+            <w:tcBorders>
+              <w:top w:val="single" w:color="C8C9CA" w:sz="4"/>
+              <w:left w:val="single" w:color="C8C9CA" w:sz="4"/>
+              <w:bottom w:val="single" w:color="C8C9CA" w:sz="4"/>
+              <w:right w:val="single" w:color="C8C9CA" w:sz="4"/>
+            </w:tcBorders>
+            <w:tcMar>
+              <w:top w:type="dxa" w:w="50"/>
+              <w:left w:type="dxa" w:w="90"/>
+              <w:bottom w:type="dxa" w:w="50"/>
+              <w:right w:type="dxa" w:w="90"/>
+            </w:tcMar>
+          </w:tcPr>
+          <w:p>
+            <w:r>
+              <w:rPr>
+                <w:sz w:val="18"/>
+                <w:szCs w:val="18"/>
+              </w:rPr>
+              <w:t xml:space="preserve">MIT</w:t>
+            </w:r>
+          </w:p>
+        </w:tc>
+      </w:tr>
+      <w:tr>
+        <w:tc>
+          <w:tcPr>
+            <w:tcW w:type="dxa" w:w="1589"/>
+            <w:tcBorders>
+              <w:top w:val="single" w:color="C8C9CA" w:sz="4"/>
+              <w:left w:val="single" w:color="C8C9CA" w:sz="4"/>
+              <w:bottom w:val="single" w:color="C8C9CA" w:sz="4"/>
+              <w:right w:val="single" w:color="C8C9CA" w:sz="4"/>
+            </w:tcBorders>
+            <w:tcMar>
+              <w:top w:type="dxa" w:w="50"/>
+              <w:left w:type="dxa" w:w="90"/>
+              <w:bottom w:type="dxa" w:w="50"/>
+              <w:right w:type="dxa" w:w="90"/>
+            </w:tcMar>
+          </w:tcPr>
+          <w:p>
+            <w:r>
+              <w:rPr>
+                <w:sz w:val="18"/>
+                <w:szCs w:val="18"/>
+              </w:rPr>
+              <w:t xml:space="preserve">Node test runner</w:t>
+            </w:r>
+          </w:p>
+        </w:tc>
+        <w:tc>
+          <w:tcPr>
+            <w:tcW w:type="dxa" w:w="1987"/>
+            <w:tcBorders>
+              <w:top w:val="single" w:color="C8C9CA" w:sz="4"/>
+              <w:left w:val="single" w:color="C8C9CA" w:sz="4"/>
+              <w:bottom w:val="single" w:color="C8C9CA" w:sz="4"/>
+              <w:right w:val="single" w:color="C8C9CA" w:sz="4"/>
+            </w:tcBorders>
+            <w:tcMar>
+              <w:top w:type="dxa" w:w="50"/>
+              <w:left w:type="dxa" w:w="90"/>
+              <w:bottom w:type="dxa" w:w="50"/>
+              <w:right w:type="dxa" w:w="90"/>
+            </w:tcMar>
+          </w:tcPr>
+          <w:p>
+            <w:r>
+              <w:rPr>
+                <w:sz w:val="18"/>
+                <w:szCs w:val="18"/>
+              </w:rPr>
+              <w:t xml:space="preserve">встроен в Node.js 24</w:t>
+            </w:r>
+          </w:p>
+        </w:tc>
+        <w:tc>
+          <w:tcPr>
+            <w:tcW w:type="dxa" w:w="5067"/>
+            <w:tcBorders>
+              <w:top w:val="single" w:color="C8C9CA" w:sz="4"/>
+              <w:left w:val="single" w:color="C8C9CA" w:sz="4"/>
+              <w:bottom w:val="single" w:color="C8C9CA" w:sz="4"/>
+              <w:right w:val="single" w:color="C8C9CA" w:sz="4"/>
+            </w:tcBorders>
+            <w:tcMar>
+              <w:top w:type="dxa" w:w="50"/>
+              <w:left w:type="dxa" w:w="90"/>
+              <w:bottom w:type="dxa" w:w="50"/>
+              <w:right w:type="dxa" w:w="90"/>
+            </w:tcMar>
+          </w:tcPr>
+          <w:p>
+            <w:r>
+              <w:rPr>
+                <w:sz w:val="18"/>
+                <w:szCs w:val="18"/>
+              </w:rPr>
+              <w:t xml:space="preserve">модульные тесты бэкенда, валидация </w:t>
+            </w:r>
+            <w:r>
+              <w:rPr>
+                <w:sz w:val="18"/>
+                <w:szCs w:val="18"/>
+                <w:shd w:fill="F1F1F4" w:color="auto" w:val="clear"/>
+              </w:rPr>
+              <w:t xml:space="preserve">npm run eval</w:t>
+            </w:r>
+          </w:p>
+        </w:tc>
+        <w:tc>
+          <w:tcPr>
+            <w:tcW w:type="dxa" w:w="995"/>
+            <w:tcBorders>
+              <w:top w:val="single" w:color="C8C9CA" w:sz="4"/>
+              <w:left w:val="single" w:color="C8C9CA" w:sz="4"/>
+              <w:bottom w:val="single" w:color="C8C9CA" w:sz="4"/>
+              <w:right w:val="single" w:color="C8C9CA" w:sz="4"/>
+            </w:tcBorders>
+            <w:tcMar>
+              <w:top w:type="dxa" w:w="50"/>
+              <w:left w:type="dxa" w:w="90"/>
+              <w:bottom w:type="dxa" w:w="50"/>
+              <w:right w:type="dxa" w:w="90"/>
+            </w:tcMar>
+          </w:tcPr>
+          <w:p>
+            <w:r>
+              <w:rPr>
+                <w:sz w:val="18"/>
+                <w:szCs w:val="18"/>
+              </w:rPr>
+              <w:t xml:space="preserve">MIT</w:t>
+            </w:r>
+          </w:p>
+        </w:tc>
+      </w:tr>
+      <w:tr>
+        <w:tc>
+          <w:tcPr>
+            <w:tcW w:type="dxa" w:w="1589"/>
+            <w:tcBorders>
+              <w:top w:val="single" w:color="C8C9CA" w:sz="4"/>
+              <w:left w:val="single" w:color="C8C9CA" w:sz="4"/>
+              <w:bottom w:val="single" w:color="C8C9CA" w:sz="4"/>
+              <w:right w:val="single" w:color="C8C9CA" w:sz="4"/>
+            </w:tcBorders>
+            <w:tcMar>
+              <w:top w:type="dxa" w:w="50"/>
+              <w:left w:type="dxa" w:w="90"/>
+              <w:bottom w:type="dxa" w:w="50"/>
+              <w:right w:type="dxa" w:w="90"/>
+            </w:tcMar>
+          </w:tcPr>
+          <w:p>
+            <w:r>
+              <w:rPr>
+                <w:sz w:val="18"/>
+                <w:szCs w:val="18"/>
+              </w:rPr>
+              <w:t xml:space="preserve">GitHub Actions</w:t>
+            </w:r>
+          </w:p>
+        </w:tc>
+        <w:tc>
+          <w:tcPr>
+            <w:tcW w:type="dxa" w:w="1987"/>
+            <w:tcBorders>
+              <w:top w:val="single" w:color="C8C9CA" w:sz="4"/>
+              <w:left w:val="single" w:color="C8C9CA" w:sz="4"/>
+              <w:bottom w:val="single" w:color="C8C9CA" w:sz="4"/>
+              <w:right w:val="single" w:color="C8C9CA" w:sz="4"/>
+            </w:tcBorders>
+            <w:tcMar>
+              <w:top w:type="dxa" w:w="50"/>
+              <w:left w:type="dxa" w:w="90"/>
+              <w:bottom w:type="dxa" w:w="50"/>
+              <w:right w:type="dxa" w:w="90"/>
+            </w:tcMar>
+          </w:tcPr>
+          <w:p>
+            <w:r>
+              <w:rPr>
+                <w:sz w:val="18"/>
+                <w:szCs w:val="18"/>
+              </w:rPr>
+              <w:t xml:space="preserve">—</w:t>
+            </w:r>
+          </w:p>
+        </w:tc>
+        <w:tc>
+          <w:tcPr>
+            <w:tcW w:type="dxa" w:w="5067"/>
+            <w:tcBorders>
+              <w:top w:val="single" w:color="C8C9CA" w:sz="4"/>
+              <w:left w:val="single" w:color="C8C9CA" w:sz="4"/>
+              <w:bottom w:val="single" w:color="C8C9CA" w:sz="4"/>
+              <w:right w:val="single" w:color="C8C9CA" w:sz="4"/>
+            </w:tcBorders>
+            <w:tcMar>
+              <w:top w:type="dxa" w:w="50"/>
+              <w:left w:type="dxa" w:w="90"/>
+              <w:bottom w:type="dxa" w:w="50"/>
+              <w:right w:type="dxa" w:w="90"/>
+            </w:tcMar>
+          </w:tcPr>
+          <w:p>
+            <w:r>
+              <w:rPr>
+                <w:sz w:val="18"/>
+                <w:szCs w:val="18"/>
+              </w:rPr>
+              <w:t xml:space="preserve">CI: сборка, тесты, снимок контракта, валидация, e2e</w:t>
+            </w:r>
+          </w:p>
+        </w:tc>
+        <w:tc>
+          <w:tcPr>
+            <w:tcW w:type="dxa" w:w="995"/>
+            <w:tcBorders>
+              <w:top w:val="single" w:color="C8C9CA" w:sz="4"/>
+              <w:left w:val="single" w:color="C8C9CA" w:sz="4"/>
+              <w:bottom w:val="single" w:color="C8C9CA" w:sz="4"/>
+              <w:right w:val="single" w:color="C8C9CA" w:sz="4"/>
+            </w:tcBorders>
+            <w:tcMar>
+              <w:top w:type="dxa" w:w="50"/>
+              <w:left w:type="dxa" w:w="90"/>
+              <w:bottom w:type="dxa" w:w="50"/>
+              <w:right w:type="dxa" w:w="90"/>
+            </w:tcMar>
+          </w:tcPr>
+          <w:p>
+            <w:r>
+              <w:rPr>
+                <w:sz w:val="18"/>
+                <w:szCs w:val="18"/>
+              </w:rPr>
+              <w:t xml:space="preserve">—</w:t>
+            </w:r>
+          </w:p>
+        </w:tc>
+      </w:tr>
+    </w:tbl>
+    <w:p>
+      <w:pPr>
+        <w:spacing w:after="60"/>
+      </w:pPr>
+    </w:p>
+    <w:p>
+      <w:pPr>
+        <w:pStyle w:val="Heading2"/>
+        <w:keepNext/>
+      </w:pPr>
+      <w:r>
+        <w:t xml:space="preserve">Внешние сервисы</w:t>
+      </w:r>
+    </w:p>
+    <w:tbl>
+      <w:tblPr>
+        <w:tblW w:type="dxa" w:w="9638"/>
+        <w:tblBorders>
+          <w:top w:val="single" w:color="auto" w:sz="4"/>
+          <w:left w:val="single" w:color="auto" w:sz="4"/>
+          <w:bottom w:val="single" w:color="auto" w:sz="4"/>
+          <w:right w:val="single" w:color="auto" w:sz="4"/>
+          <w:insideH w:val="single" w:color="auto" w:sz="4"/>
+          <w:insideV w:val="single" w:color="auto" w:sz="4"/>
+        </w:tblBorders>
+      </w:tblPr>
+      <w:tblGrid>
+        <w:gridCol w:w="1775"/>
+        <w:gridCol w:w="5072"/>
+        <w:gridCol w:w="2791"/>
+      </w:tblGrid>
+      <w:tr>
+        <w:trPr>
+          <w:tblHeader/>
+        </w:trPr>
+        <w:tc>
+          <w:tcPr>
+            <w:tcW w:type="dxa" w:w="1775"/>
+            <w:tcBorders>
+              <w:top w:val="single" w:color="C8C9CA" w:sz="4"/>
+              <w:left w:val="single" w:color="C8C9CA" w:sz="4"/>
+              <w:bottom w:val="single" w:color="C8C9CA" w:sz="4"/>
+              <w:right w:val="single" w:color="C8C9CA" w:sz="4"/>
+            </w:tcBorders>
+            <w:shd w:fill="F0EEFF" w:color="auto" w:val="clear"/>
+            <w:tcMar>
+              <w:top w:type="dxa" w:w="50"/>
+              <w:left w:type="dxa" w:w="90"/>
+              <w:bottom w:type="dxa" w:w="50"/>
+              <w:right w:type="dxa" w:w="90"/>
+            </w:tcMar>
+          </w:tcPr>
+          <w:p>
+            <w:r>
+              <w:rPr>
+                <w:b/>
+                <w:bCs/>
+                <w:sz w:val="18"/>
+                <w:szCs w:val="18"/>
+              </w:rPr>
+              <w:t xml:space="preserve">Сервис</w:t>
+            </w:r>
+          </w:p>
+        </w:tc>
+        <w:tc>
+          <w:tcPr>
+            <w:tcW w:type="dxa" w:w="5072"/>
+            <w:tcBorders>
+              <w:top w:val="single" w:color="C8C9CA" w:sz="4"/>
+              <w:left w:val="single" w:color="C8C9CA" w:sz="4"/>
+              <w:bottom w:val="single" w:color="C8C9CA" w:sz="4"/>
+              <w:right w:val="single" w:color="C8C9CA" w:sz="4"/>
+            </w:tcBorders>
+            <w:shd w:fill="F0EEFF" w:color="auto" w:val="clear"/>
+            <w:tcMar>
+              <w:top w:type="dxa" w:w="50"/>
+              <w:left w:type="dxa" w:w="90"/>
+              <w:bottom w:type="dxa" w:w="50"/>
+              <w:right w:type="dxa" w:w="90"/>
+            </w:tcMar>
+          </w:tcPr>
+          <w:p>
+            <w:r>
+              <w:rPr>
+                <w:b/>
+                <w:bCs/>
+                <w:sz w:val="18"/>
+                <w:szCs w:val="18"/>
+              </w:rPr>
+              <w:t xml:space="preserve">Где используется</w:t>
+            </w:r>
+          </w:p>
+        </w:tc>
+        <w:tc>
+          <w:tcPr>
+            <w:tcW w:type="dxa" w:w="2791"/>
+            <w:tcBorders>
+              <w:top w:val="single" w:color="C8C9CA" w:sz="4"/>
+              <w:left w:val="single" w:color="C8C9CA" w:sz="4"/>
+              <w:bottom w:val="single" w:color="C8C9CA" w:sz="4"/>
+              <w:right w:val="single" w:color="C8C9CA" w:sz="4"/>
+            </w:tcBorders>
+            <w:shd w:fill="F0EEFF" w:color="auto" w:val="clear"/>
+            <w:tcMar>
+              <w:top w:type="dxa" w:w="50"/>
+              <w:left w:type="dxa" w:w="90"/>
+              <w:bottom w:type="dxa" w:w="50"/>
+              <w:right w:type="dxa" w:w="90"/>
+            </w:tcMar>
+          </w:tcPr>
+          <w:p>
+            <w:r>
+              <w:rPr>
+                <w:b/>
+                <w:bCs/>
+                <w:sz w:val="18"/>
+                <w:szCs w:val="18"/>
+              </w:rPr>
+              <w:t xml:space="preserve">Обязателен</w:t>
+            </w:r>
+          </w:p>
+        </w:tc>
+      </w:tr>
+      <w:tr>
+        <w:tc>
+          <w:tcPr>
+            <w:tcW w:type="dxa" w:w="1775"/>
+            <w:tcBorders>
+              <w:top w:val="single" w:color="C8C9CA" w:sz="4"/>
+              <w:left w:val="single" w:color="C8C9CA" w:sz="4"/>
+              <w:bottom w:val="single" w:color="C8C9CA" w:sz="4"/>
+              <w:right w:val="single" w:color="C8C9CA" w:sz="4"/>
+            </w:tcBorders>
+            <w:tcMar>
+              <w:top w:type="dxa" w:w="50"/>
+              <w:left w:type="dxa" w:w="90"/>
+              <w:bottom w:type="dxa" w:w="50"/>
+              <w:right w:type="dxa" w:w="90"/>
+            </w:tcMar>
+          </w:tcPr>
+          <w:p>
+            <w:r>
+              <w:rPr>
+                <w:sz w:val="18"/>
+                <w:szCs w:val="18"/>
+              </w:rPr>
+              <w:t xml:space="preserve">GigaChat-2-Max (Сбер)</w:t>
+            </w:r>
+          </w:p>
+        </w:tc>
+        <w:tc>
+          <w:tcPr>
+            <w:tcW w:type="dxa" w:w="5072"/>
+            <w:tcBorders>
+              <w:top w:val="single" w:color="C8C9CA" w:sz="4"/>
+              <w:left w:val="single" w:color="C8C9CA" w:sz="4"/>
+              <w:bottom w:val="single" w:color="C8C9CA" w:sz="4"/>
+              <w:right w:val="single" w:color="C8C9CA" w:sz="4"/>
+            </w:tcBorders>
+            <w:tcMar>
+              <w:top w:type="dxa" w:w="50"/>
+              <w:left w:type="dxa" w:w="90"/>
+              <w:bottom w:type="dxa" w:w="50"/>
+              <w:right w:type="dxa" w:w="90"/>
+            </w:tcMar>
+          </w:tcPr>
+          <w:p>
+            <w:r>
+              <w:rPr>
+                <w:sz w:val="18"/>
+                <w:szCs w:val="18"/>
+              </w:rPr>
+              <w:t xml:space="preserve">только черновики новых заданий (</w:t>
+            </w:r>
+            <w:r>
+              <w:rPr>
+                <w:sz w:val="18"/>
+                <w:szCs w:val="18"/>
+                <w:shd w:fill="F1F1F4" w:color="auto" w:val="clear"/>
+              </w:rPr>
+              <w:t xml:space="preserve">npm run llm:drafts</w:t>
+            </w:r>
+            <w:r>
+              <w:rPr>
+                <w:sz w:val="18"/>
+                <w:szCs w:val="18"/>
+              </w:rPr>
+              <w:t xml:space="preserve">); ответы кандидатов модель не видит</w:t>
+            </w:r>
+          </w:p>
+        </w:tc>
+        <w:tc>
+          <w:tcPr>
+            <w:tcW w:type="dxa" w:w="2791"/>
+            <w:tcBorders>
+              <w:top w:val="single" w:color="C8C9CA" w:sz="4"/>
+              <w:left w:val="single" w:color="C8C9CA" w:sz="4"/>
+              <w:bottom w:val="single" w:color="C8C9CA" w:sz="4"/>
+              <w:right w:val="single" w:color="C8C9CA" w:sz="4"/>
+            </w:tcBorders>
+            <w:tcMar>
+              <w:top w:type="dxa" w:w="50"/>
+              <w:left w:type="dxa" w:w="90"/>
+              <w:bottom w:type="dxa" w:w="50"/>
+              <w:right w:type="dxa" w:w="90"/>
+            </w:tcMar>
+          </w:tcPr>
+          <w:p>
+            <w:r>
+              <w:rPr>
+                <w:sz w:val="18"/>
+                <w:szCs w:val="18"/>
+              </w:rPr>
+              <w:t xml:space="preserve">нет, платформа работает без ключа</w:t>
+            </w:r>
+          </w:p>
+        </w:tc>
+      </w:tr>
+    </w:tbl>
+    <w:p>
+      <w:pPr>
+        <w:spacing w:after="60"/>
+      </w:pPr>
     </w:p>
     <w:sectPr>
       <w:footerReference w:type="default" r:id="rId6"/>
@@ -10590,6 +16835,12 @@
     </w:lvlOverride>
   </w:num>
   <w:num w:numId="4">
+    <w:abstractNumId w:val="3"/>
+    <w:lvlOverride w:ilvl="0">
+      <w:startOverride w:val="1"/>
+    </w:lvlOverride>
+  </w:num>
+  <w:num w:numId="5">
     <w:abstractNumId w:val="3"/>
     <w:lvlOverride w:ilvl="0">
       <w:startOverride w:val="1"/>

--- a/docs/scout-documentation.docx
+++ b/docs/scout-documentation.docx
@@ -78,7 +78,7 @@
         </w:rPr>
         <w:t xml:space="preserve">Стенд: </w:t>
       </w:r>
-      <w:hyperlink w:history="1" r:id="rIdxhh_pyumbjecjv1zmbohu">
+      <w:hyperlink w:history="1" r:id="rIdak0guviat067nx8zebyym">
         <w:r>
           <w:rPr>
             <w:color w:val="402FFF"/>
@@ -102,7 +102,7 @@
         </w:rPr>
         <w:t xml:space="preserve">Репозиторий: </w:t>
       </w:r>
-      <w:hyperlink w:history="1" r:id="rIdwnbt299ofufrcrlta8nfc">
+      <w:hyperlink w:history="1" r:id="rIdp92ace9of0lplnawty35u">
         <w:r>
           <w:rPr>
             <w:color w:val="402FFF"/>
@@ -203,6 +203,25 @@
         <w:t xml:space="preserve">contracts/openapi.yaml</w:t>
       </w:r>
       <w:r>
+        <w:t xml:space="preserve">; на стенде он открыт в Swagger UI
+(</w:t>
+      </w:r>
+      <w:r>
+        <w:rPr>
+          <w:shd w:fill="F1F1F4" w:color="auto" w:val="clear"/>
+        </w:rPr>
+        <w:t xml:space="preserve">/api-docs/</w:t>
+      </w:r>
+      <w:r>
+        <w:t xml:space="preserve">), спецификация — </w:t>
+      </w:r>
+      <w:r>
+        <w:rPr>
+          <w:shd w:fill="F1F1F4" w:color="auto" w:val="clear"/>
+        </w:rPr>
+        <w:t xml:space="preserve">/api/v1/openapi.json</w:t>
+      </w:r>
+      <w:r>
         <w:t xml:space="preserve">; матрица операций:
 </w:t>
       </w:r>
@@ -224,7 +243,7 @@
         <w:t xml:space="preserve">npm run check:contract</w:t>
       </w:r>
       <w:r>
-        <w:t xml:space="preserve"> (232 файла моделей).</w:t>
+        <w:t xml:space="preserve"> (236 файлов моделей).</w:t>
       </w:r>
     </w:p>
     <w:p>
@@ -902,7 +921,7 @@
         <w:t xml:space="preserve">,
 затем </w:t>
       </w:r>
-      <w:hyperlink w:history="1" r:id="rIds57jswgnoyc6qjgcj9eck">
+      <w:hyperlink w:history="1" r:id="rId_gdvt29u0kxzrgdasmulk">
         <w:r>
           <w:rPr>
             <w:color w:val="402FFF"/>
@@ -1082,7 +1101,7 @@
       <w:r>
         <w:t xml:space="preserve">API: </w:t>
       </w:r>
-      <w:hyperlink w:history="1" r:id="rIddzzfn-3be02tnbw6fjtez">
+      <w:hyperlink w:history="1" r:id="rId2bbrfzbolg4wc1gvqquny">
         <w:r>
           <w:rPr>
             <w:color w:val="402FFF"/>
@@ -1094,7 +1113,7 @@
       <w:r>
         <w:t xml:space="preserve">, Keycloak: </w:t>
       </w:r>
-      <w:hyperlink w:history="1" r:id="rId4gzqqbzqdytwvoguru38d">
+      <w:hyperlink w:history="1" r:id="rId3tgoiimz6i2gemzkoo3c_">
         <w:r>
           <w:rPr>
             <w:color w:val="402FFF"/>
@@ -1107,7 +1126,7 @@
         <w:t xml:space="preserve">,
 Mailpit: </w:t>
       </w:r>
-      <w:hyperlink w:history="1" r:id="rId_xrzw176frknz3fcbwtmv">
+      <w:hyperlink w:history="1" r:id="rIdbkxbxjknxrwyrqv_zw-va">
         <w:r>
           <w:rPr>
             <w:color w:val="402FFF"/>
@@ -1119,7 +1138,7 @@
       <w:r>
         <w:t xml:space="preserve">. Frontend включён в Compose на </w:t>
       </w:r>
-      <w:hyperlink w:history="1" r:id="rIdswhlqk629porl4reonlr0">
+      <w:hyperlink w:history="1" r:id="rIdafvq84rfyhhunufhnzyym">
         <w:r>
           <w:rPr>
             <w:color w:val="402FFF"/>
@@ -1280,7 +1299,7 @@
       <w:r>
         <w:t xml:space="preserve">Откройте </w:t>
       </w:r>
-      <w:hyperlink w:history="1" r:id="rId5w4dnp_xmwgiqvgauynry">
+      <w:hyperlink w:history="1" r:id="rIdxatcgv53lmk31fibqd1u2">
         <w:r>
           <w:rPr>
             <w:color w:val="402FFF"/>
@@ -1293,7 +1312,7 @@
         <w:t xml:space="preserve">. Команда dev:real работает на Windows и включает реальный API и OIDC.
 Регистрация создаёт кандидата; письмо подтверждения доступно в Mailpit на </w:t>
       </w:r>
-      <w:hyperlink w:history="1" r:id="rId2kyia4wjbc9hvhd_e-tli">
+      <w:hyperlink w:history="1" r:id="rIdnpq-iykiu4fkqfwd5jho5">
         <w:r>
           <w:rPr>
             <w:color w:val="402FFF"/>
